--- a/3rdSem/Assignments/Assignment1/Ans/docx/DBMS_Assignment1_Answers.docx
+++ b/3rdSem/Assignments/Assignment1/Ans/docx/DBMS_Assignment1_Answers.docx
@@ -178,7 +178,7 @@
           <w:sz w:val="17"/>
           <w:szCs w:val="17"/>
         </w:rPr>
-        <w:t>CREATE TABLE Person (</w:t>
+        <w:t>Person (</w:t>
       </w:r>
     </w:p>
     <w:p>
@@ -221,7 +221,7 @@
           <w:sz w:val="17"/>
           <w:szCs w:val="17"/>
         </w:rPr>
-        <w:t xml:space="preserve"> PRIMARY </w:t>
+        <w:t xml:space="preserve"> </w:t>
       </w:r>
       <w:proofErr w:type="spellStart"/>
       <w:proofErr w:type="gramStart"/>
@@ -231,7 +231,15 @@
           <w:sz w:val="17"/>
           <w:szCs w:val="17"/>
         </w:rPr>
-        <w:t>KEY,FirstName</w:t>
+        <w:t>PK</w:t>
+      </w:r>
+      <w:r>
+        <w:rPr>
+          <w:rFonts w:ascii="Consolas" w:eastAsia="Consolas" w:hAnsi="Consolas" w:cs="Consolas"/>
+          <w:sz w:val="17"/>
+          <w:szCs w:val="17"/>
+        </w:rPr>
+        <w:t>,FirstName</w:t>
       </w:r>
       <w:proofErr w:type="gramEnd"/>
       <w:r>
@@ -295,14 +303,6 @@
           <w:szCs w:val="17"/>
         </w:rPr>
       </w:pPr>
-      <w:r>
-        <w:rPr>
-          <w:rFonts w:ascii="Consolas" w:eastAsia="Consolas" w:hAnsi="Consolas" w:cs="Consolas"/>
-          <w:sz w:val="17"/>
-          <w:szCs w:val="17"/>
-        </w:rPr>
-        <w:t xml:space="preserve">CREATE TABLE </w:t>
-      </w:r>
       <w:proofErr w:type="spellStart"/>
       <w:r>
         <w:rPr>
@@ -363,18 +363,28 @@
           <w:sz w:val="17"/>
           <w:szCs w:val="17"/>
         </w:rPr>
-        <w:t>,PRIMARY</w:t>
-      </w:r>
-      <w:proofErr w:type="spellEnd"/>
-      <w:r>
-        <w:rPr>
-          <w:rFonts w:ascii="Consolas" w:eastAsia="Consolas" w:hAnsi="Consolas" w:cs="Consolas"/>
-          <w:sz w:val="17"/>
-          <w:szCs w:val="17"/>
-        </w:rPr>
-        <w:t xml:space="preserve"> KEY (</w:t>
-      </w:r>
-      <w:proofErr w:type="spellStart"/>
+        <w:t>,</w:t>
+      </w:r>
+      <w:proofErr w:type="gramStart"/>
+      <w:r>
+        <w:rPr>
+          <w:rFonts w:ascii="Consolas" w:eastAsia="Consolas" w:hAnsi="Consolas" w:cs="Consolas"/>
+          <w:sz w:val="17"/>
+          <w:szCs w:val="17"/>
+        </w:rPr>
+        <w:t>PK</w:t>
+      </w:r>
+      <w:proofErr w:type="spellEnd"/>
+      <w:r>
+        <w:rPr>
+          <w:rFonts w:ascii="Consolas" w:eastAsia="Consolas" w:hAnsi="Consolas" w:cs="Consolas"/>
+          <w:sz w:val="17"/>
+          <w:szCs w:val="17"/>
+        </w:rPr>
+        <w:t>(</w:t>
+      </w:r>
+      <w:proofErr w:type="spellStart"/>
+      <w:proofErr w:type="gramEnd"/>
       <w:r>
         <w:rPr>
           <w:rFonts w:ascii="Consolas" w:eastAsia="Consolas" w:hAnsi="Consolas" w:cs="Consolas"/>
@@ -415,7 +425,23 @@
           <w:sz w:val="17"/>
           <w:szCs w:val="17"/>
         </w:rPr>
-        <w:t xml:space="preserve">    FOREIGN KEY (</w:t>
+        <w:t xml:space="preserve">    </w:t>
+      </w:r>
+      <w:r>
+        <w:rPr>
+          <w:rFonts w:ascii="Consolas" w:eastAsia="Consolas" w:hAnsi="Consolas" w:cs="Consolas"/>
+          <w:sz w:val="17"/>
+          <w:szCs w:val="17"/>
+        </w:rPr>
+        <w:t>FK</w:t>
+      </w:r>
+      <w:r>
+        <w:rPr>
+          <w:rFonts w:ascii="Consolas" w:eastAsia="Consolas" w:hAnsi="Consolas" w:cs="Consolas"/>
+          <w:sz w:val="17"/>
+          <w:szCs w:val="17"/>
+        </w:rPr>
+        <w:t>(</w:t>
       </w:r>
       <w:proofErr w:type="spellStart"/>
       <w:r>
@@ -433,7 +459,268 @@
           <w:sz w:val="17"/>
           <w:szCs w:val="17"/>
         </w:rPr>
-        <w:t xml:space="preserve">) REFERENCES </w:t>
+        <w:t>)</w:t>
+      </w:r>
+    </w:p>
+    <w:p>
+      <w:pPr>
+        <w:pBdr>
+          <w:top w:val="single" w:sz="4" w:space="0" w:color="CCCCCC"/>
+          <w:left w:val="single" w:sz="4" w:space="0" w:color="CCCCCC"/>
+          <w:bottom w:val="single" w:sz="4" w:space="0" w:color="CCCCCC"/>
+          <w:right w:val="single" w:sz="4" w:space="0" w:color="CCCCCC"/>
+        </w:pBdr>
+        <w:shd w:val="clear" w:color="auto" w:fill="F2F2F2"/>
+        <w:spacing w:before="40" w:after="100"/>
+        <w:rPr>
+          <w:rFonts w:ascii="Consolas" w:eastAsia="Consolas" w:hAnsi="Consolas" w:cs="Consolas"/>
+          <w:sz w:val="17"/>
+          <w:szCs w:val="17"/>
+        </w:rPr>
+      </w:pPr>
+      <w:r>
+        <w:rPr>
+          <w:rFonts w:ascii="Consolas" w:eastAsia="Consolas" w:hAnsi="Consolas" w:cs="Consolas"/>
+          <w:sz w:val="17"/>
+          <w:szCs w:val="17"/>
+        </w:rPr>
+        <w:t>);</w:t>
+      </w:r>
+    </w:p>
+    <w:p>
+      <w:pPr>
+        <w:pBdr>
+          <w:top w:val="single" w:sz="4" w:space="0" w:color="CCCCCC"/>
+          <w:left w:val="single" w:sz="4" w:space="0" w:color="CCCCCC"/>
+          <w:bottom w:val="single" w:sz="4" w:space="0" w:color="CCCCCC"/>
+          <w:right w:val="single" w:sz="4" w:space="0" w:color="CCCCCC"/>
+        </w:pBdr>
+        <w:shd w:val="clear" w:color="auto" w:fill="F2F2F2"/>
+        <w:spacing w:before="40" w:after="100"/>
+        <w:rPr>
+          <w:rFonts w:ascii="Consolas" w:eastAsia="Consolas" w:hAnsi="Consolas" w:cs="Consolas"/>
+          <w:sz w:val="17"/>
+          <w:szCs w:val="17"/>
+        </w:rPr>
+      </w:pPr>
+      <w:r>
+        <w:rPr>
+          <w:rFonts w:ascii="Consolas" w:eastAsia="Consolas" w:hAnsi="Consolas" w:cs="Consolas"/>
+          <w:sz w:val="17"/>
+          <w:szCs w:val="17"/>
+        </w:rPr>
+        <w:t>Customer (</w:t>
+      </w:r>
+    </w:p>
+    <w:p>
+      <w:pPr>
+        <w:pBdr>
+          <w:top w:val="single" w:sz="4" w:space="0" w:color="CCCCCC"/>
+          <w:left w:val="single" w:sz="4" w:space="0" w:color="CCCCCC"/>
+          <w:bottom w:val="single" w:sz="4" w:space="0" w:color="CCCCCC"/>
+          <w:right w:val="single" w:sz="4" w:space="0" w:color="CCCCCC"/>
+        </w:pBdr>
+        <w:shd w:val="clear" w:color="auto" w:fill="F2F2F2"/>
+        <w:spacing w:before="40" w:after="100"/>
+        <w:rPr>
+          <w:rFonts w:ascii="Consolas" w:eastAsia="Consolas" w:hAnsi="Consolas" w:cs="Consolas"/>
+          <w:sz w:val="17"/>
+          <w:szCs w:val="17"/>
+        </w:rPr>
+      </w:pPr>
+      <w:r>
+        <w:rPr>
+          <w:rFonts w:ascii="Consolas" w:eastAsia="Consolas" w:hAnsi="Consolas" w:cs="Consolas"/>
+          <w:sz w:val="17"/>
+          <w:szCs w:val="17"/>
+        </w:rPr>
+        <w:t xml:space="preserve">    </w:t>
+      </w:r>
+      <w:proofErr w:type="spellStart"/>
+      <w:r>
+        <w:rPr>
+          <w:rFonts w:ascii="Consolas" w:eastAsia="Consolas" w:hAnsi="Consolas" w:cs="Consolas"/>
+          <w:sz w:val="17"/>
+          <w:szCs w:val="17"/>
+        </w:rPr>
+        <w:t>CustomerID</w:t>
+      </w:r>
+      <w:proofErr w:type="spellEnd"/>
+      <w:r>
+        <w:rPr>
+          <w:rFonts w:ascii="Consolas" w:eastAsia="Consolas" w:hAnsi="Consolas" w:cs="Consolas"/>
+          <w:sz w:val="17"/>
+          <w:szCs w:val="17"/>
+        </w:rPr>
+        <w:t xml:space="preserve"> </w:t>
+      </w:r>
+      <w:r>
+        <w:rPr>
+          <w:rFonts w:ascii="Consolas" w:eastAsia="Consolas" w:hAnsi="Consolas" w:cs="Consolas"/>
+          <w:sz w:val="17"/>
+          <w:szCs w:val="17"/>
+        </w:rPr>
+        <w:t>PK</w:t>
+      </w:r>
+      <w:r>
+        <w:rPr>
+          <w:rFonts w:ascii="Consolas" w:eastAsia="Consolas" w:hAnsi="Consolas" w:cs="Consolas"/>
+          <w:sz w:val="17"/>
+          <w:szCs w:val="17"/>
+        </w:rPr>
+        <w:t>,</w:t>
+      </w:r>
+    </w:p>
+    <w:p>
+      <w:pPr>
+        <w:pBdr>
+          <w:top w:val="single" w:sz="4" w:space="0" w:color="CCCCCC"/>
+          <w:left w:val="single" w:sz="4" w:space="0" w:color="CCCCCC"/>
+          <w:bottom w:val="single" w:sz="4" w:space="0" w:color="CCCCCC"/>
+          <w:right w:val="single" w:sz="4" w:space="0" w:color="CCCCCC"/>
+        </w:pBdr>
+        <w:shd w:val="clear" w:color="auto" w:fill="F2F2F2"/>
+        <w:spacing w:before="40" w:after="100"/>
+        <w:rPr>
+          <w:rFonts w:ascii="Consolas" w:eastAsia="Consolas" w:hAnsi="Consolas" w:cs="Consolas"/>
+          <w:sz w:val="17"/>
+          <w:szCs w:val="17"/>
+        </w:rPr>
+      </w:pPr>
+      <w:r>
+        <w:rPr>
+          <w:rFonts w:ascii="Consolas" w:eastAsia="Consolas" w:hAnsi="Consolas" w:cs="Consolas"/>
+          <w:sz w:val="17"/>
+          <w:szCs w:val="17"/>
+        </w:rPr>
+        <w:t xml:space="preserve">    </w:t>
+      </w:r>
+      <w:r>
+        <w:rPr>
+          <w:rFonts w:ascii="Consolas" w:eastAsia="Consolas" w:hAnsi="Consolas" w:cs="Consolas"/>
+          <w:sz w:val="17"/>
+          <w:szCs w:val="17"/>
+        </w:rPr>
+        <w:t>FK</w:t>
+      </w:r>
+      <w:r>
+        <w:rPr>
+          <w:rFonts w:ascii="Consolas" w:eastAsia="Consolas" w:hAnsi="Consolas" w:cs="Consolas"/>
+          <w:sz w:val="17"/>
+          <w:szCs w:val="17"/>
+        </w:rPr>
+        <w:t>(</w:t>
+      </w:r>
+      <w:proofErr w:type="spellStart"/>
+      <w:r>
+        <w:rPr>
+          <w:rFonts w:ascii="Consolas" w:eastAsia="Consolas" w:hAnsi="Consolas" w:cs="Consolas"/>
+          <w:sz w:val="17"/>
+          <w:szCs w:val="17"/>
+        </w:rPr>
+        <w:t>CustomerID</w:t>
+      </w:r>
+      <w:proofErr w:type="spellEnd"/>
+      <w:r>
+        <w:rPr>
+          <w:rFonts w:ascii="Consolas" w:eastAsia="Consolas" w:hAnsi="Consolas" w:cs="Consolas"/>
+          <w:sz w:val="17"/>
+          <w:szCs w:val="17"/>
+        </w:rPr>
+        <w:t>)</w:t>
+      </w:r>
+    </w:p>
+    <w:p>
+      <w:pPr>
+        <w:pBdr>
+          <w:top w:val="single" w:sz="4" w:space="0" w:color="CCCCCC"/>
+          <w:left w:val="single" w:sz="4" w:space="0" w:color="CCCCCC"/>
+          <w:bottom w:val="single" w:sz="4" w:space="0" w:color="CCCCCC"/>
+          <w:right w:val="single" w:sz="4" w:space="0" w:color="CCCCCC"/>
+        </w:pBdr>
+        <w:shd w:val="clear" w:color="auto" w:fill="F2F2F2"/>
+        <w:spacing w:before="40" w:after="100"/>
+        <w:rPr>
+          <w:rFonts w:ascii="Consolas" w:eastAsia="Consolas" w:hAnsi="Consolas" w:cs="Consolas"/>
+          <w:sz w:val="17"/>
+          <w:szCs w:val="17"/>
+        </w:rPr>
+      </w:pPr>
+      <w:r>
+        <w:rPr>
+          <w:rFonts w:ascii="Consolas" w:eastAsia="Consolas" w:hAnsi="Consolas" w:cs="Consolas"/>
+          <w:sz w:val="17"/>
+          <w:szCs w:val="17"/>
+        </w:rPr>
+        <w:t>);</w:t>
+      </w:r>
+    </w:p>
+    <w:p>
+      <w:pPr>
+        <w:pBdr>
+          <w:top w:val="single" w:sz="4" w:space="0" w:color="CCCCCC"/>
+          <w:left w:val="single" w:sz="4" w:space="0" w:color="CCCCCC"/>
+          <w:bottom w:val="single" w:sz="4" w:space="0" w:color="CCCCCC"/>
+          <w:right w:val="single" w:sz="4" w:space="0" w:color="CCCCCC"/>
+        </w:pBdr>
+        <w:shd w:val="clear" w:color="auto" w:fill="F2F2F2"/>
+        <w:spacing w:before="40" w:after="100"/>
+        <w:rPr>
+          <w:rFonts w:ascii="Consolas" w:eastAsia="Consolas" w:hAnsi="Consolas" w:cs="Consolas"/>
+          <w:sz w:val="17"/>
+          <w:szCs w:val="17"/>
+        </w:rPr>
+      </w:pPr>
+      <w:r>
+        <w:rPr>
+          <w:rFonts w:ascii="Consolas" w:eastAsia="Consolas" w:hAnsi="Consolas" w:cs="Consolas"/>
+          <w:sz w:val="17"/>
+          <w:szCs w:val="17"/>
+        </w:rPr>
+        <w:t>Patient (</w:t>
+      </w:r>
+    </w:p>
+    <w:p>
+      <w:pPr>
+        <w:pBdr>
+          <w:top w:val="single" w:sz="4" w:space="0" w:color="CCCCCC"/>
+          <w:left w:val="single" w:sz="4" w:space="0" w:color="CCCCCC"/>
+          <w:bottom w:val="single" w:sz="4" w:space="0" w:color="CCCCCC"/>
+          <w:right w:val="single" w:sz="4" w:space="0" w:color="CCCCCC"/>
+        </w:pBdr>
+        <w:shd w:val="clear" w:color="auto" w:fill="F2F2F2"/>
+        <w:spacing w:before="40" w:after="100"/>
+        <w:rPr>
+          <w:rFonts w:ascii="Consolas" w:eastAsia="Consolas" w:hAnsi="Consolas" w:cs="Consolas"/>
+          <w:sz w:val="17"/>
+          <w:szCs w:val="17"/>
+        </w:rPr>
+      </w:pPr>
+      <w:r>
+        <w:rPr>
+          <w:rFonts w:ascii="Consolas" w:eastAsia="Consolas" w:hAnsi="Consolas" w:cs="Consolas"/>
+          <w:sz w:val="17"/>
+          <w:szCs w:val="17"/>
+        </w:rPr>
+        <w:t xml:space="preserve">    </w:t>
+      </w:r>
+      <w:proofErr w:type="spellStart"/>
+      <w:r>
+        <w:rPr>
+          <w:rFonts w:ascii="Consolas" w:eastAsia="Consolas" w:hAnsi="Consolas" w:cs="Consolas"/>
+          <w:sz w:val="17"/>
+          <w:szCs w:val="17"/>
+        </w:rPr>
+        <w:t>PatientID</w:t>
+      </w:r>
+      <w:proofErr w:type="spellEnd"/>
+      <w:r>
+        <w:rPr>
+          <w:rFonts w:ascii="Consolas" w:eastAsia="Consolas" w:hAnsi="Consolas" w:cs="Consolas"/>
+          <w:sz w:val="17"/>
+          <w:szCs w:val="17"/>
+        </w:rPr>
+        <w:t xml:space="preserve"> </w:t>
       </w:r>
       <w:proofErr w:type="gramStart"/>
       <w:r>
@@ -442,9 +729,16 @@
           <w:sz w:val="17"/>
           <w:szCs w:val="17"/>
         </w:rPr>
-        <w:t>Person(</w:t>
-      </w:r>
-      <w:proofErr w:type="spellStart"/>
+        <w:t>PK</w:t>
+      </w:r>
+      <w:r>
+        <w:rPr>
+          <w:rFonts w:ascii="Consolas" w:eastAsia="Consolas" w:hAnsi="Consolas" w:cs="Consolas"/>
+          <w:sz w:val="17"/>
+          <w:szCs w:val="17"/>
+        </w:rPr>
+        <w:t>,DOB</w:t>
+      </w:r>
       <w:proofErr w:type="gramEnd"/>
       <w:r>
         <w:rPr>
@@ -452,7 +746,57 @@
           <w:sz w:val="17"/>
           <w:szCs w:val="17"/>
         </w:rPr>
-        <w:t>PersonID</w:t>
+        <w:t>,</w:t>
+      </w:r>
+    </w:p>
+    <w:p>
+      <w:pPr>
+        <w:pBdr>
+          <w:top w:val="single" w:sz="4" w:space="0" w:color="CCCCCC"/>
+          <w:left w:val="single" w:sz="4" w:space="0" w:color="CCCCCC"/>
+          <w:bottom w:val="single" w:sz="4" w:space="0" w:color="CCCCCC"/>
+          <w:right w:val="single" w:sz="4" w:space="0" w:color="CCCCCC"/>
+        </w:pBdr>
+        <w:shd w:val="clear" w:color="auto" w:fill="F2F2F2"/>
+        <w:spacing w:before="40" w:after="100"/>
+        <w:rPr>
+          <w:rFonts w:ascii="Consolas" w:eastAsia="Consolas" w:hAnsi="Consolas" w:cs="Consolas"/>
+          <w:sz w:val="17"/>
+          <w:szCs w:val="17"/>
+        </w:rPr>
+      </w:pPr>
+      <w:r>
+        <w:rPr>
+          <w:rFonts w:ascii="Consolas" w:eastAsia="Consolas" w:hAnsi="Consolas" w:cs="Consolas"/>
+          <w:sz w:val="17"/>
+          <w:szCs w:val="17"/>
+        </w:rPr>
+        <w:t xml:space="preserve">    </w:t>
+      </w:r>
+      <w:r>
+        <w:rPr>
+          <w:rFonts w:ascii="Consolas" w:eastAsia="Consolas" w:hAnsi="Consolas" w:cs="Consolas"/>
+          <w:sz w:val="17"/>
+          <w:szCs w:val="17"/>
+        </w:rPr>
+        <w:t>FK</w:t>
+      </w:r>
+      <w:r>
+        <w:rPr>
+          <w:rFonts w:ascii="Consolas" w:eastAsia="Consolas" w:hAnsi="Consolas" w:cs="Consolas"/>
+          <w:sz w:val="17"/>
+          <w:szCs w:val="17"/>
+        </w:rPr>
+        <w:t>(</w:t>
+      </w:r>
+      <w:proofErr w:type="spellStart"/>
+      <w:r>
+        <w:rPr>
+          <w:rFonts w:ascii="Consolas" w:eastAsia="Consolas" w:hAnsi="Consolas" w:cs="Consolas"/>
+          <w:sz w:val="17"/>
+          <w:szCs w:val="17"/>
+        </w:rPr>
+        <w:t>PatientID</w:t>
       </w:r>
       <w:proofErr w:type="spellEnd"/>
       <w:r>
@@ -511,7 +855,7 @@
           <w:sz w:val="17"/>
           <w:szCs w:val="17"/>
         </w:rPr>
-        <w:t>CREATE TABLE Customer (</w:t>
+        <w:t>Doctor (</w:t>
       </w:r>
     </w:p>
     <w:p>
@@ -545,60 +889,18 @@
           <w:sz w:val="17"/>
           <w:szCs w:val="17"/>
         </w:rPr>
-        <w:t>CustomerID</w:t>
-      </w:r>
-      <w:proofErr w:type="spellEnd"/>
-      <w:r>
-        <w:rPr>
-          <w:rFonts w:ascii="Consolas" w:eastAsia="Consolas" w:hAnsi="Consolas" w:cs="Consolas"/>
-          <w:sz w:val="17"/>
-          <w:szCs w:val="17"/>
-        </w:rPr>
-        <w:t xml:space="preserve"> PRIMARY KEY,</w:t>
-      </w:r>
-    </w:p>
-    <w:p>
-      <w:pPr>
-        <w:pBdr>
-          <w:top w:val="single" w:sz="4" w:space="0" w:color="CCCCCC"/>
-          <w:left w:val="single" w:sz="4" w:space="0" w:color="CCCCCC"/>
-          <w:bottom w:val="single" w:sz="4" w:space="0" w:color="CCCCCC"/>
-          <w:right w:val="single" w:sz="4" w:space="0" w:color="CCCCCC"/>
-        </w:pBdr>
-        <w:shd w:val="clear" w:color="auto" w:fill="F2F2F2"/>
-        <w:spacing w:before="40" w:after="100"/>
-        <w:rPr>
-          <w:rFonts w:ascii="Consolas" w:eastAsia="Consolas" w:hAnsi="Consolas" w:cs="Consolas"/>
-          <w:sz w:val="17"/>
-          <w:szCs w:val="17"/>
-        </w:rPr>
-      </w:pPr>
-      <w:r>
-        <w:rPr>
-          <w:rFonts w:ascii="Consolas" w:eastAsia="Consolas" w:hAnsi="Consolas" w:cs="Consolas"/>
-          <w:sz w:val="17"/>
-          <w:szCs w:val="17"/>
-        </w:rPr>
-        <w:t xml:space="preserve">    FOREIGN KEY (</w:t>
-      </w:r>
-      <w:proofErr w:type="spellStart"/>
-      <w:r>
-        <w:rPr>
-          <w:rFonts w:ascii="Consolas" w:eastAsia="Consolas" w:hAnsi="Consolas" w:cs="Consolas"/>
-          <w:sz w:val="17"/>
-          <w:szCs w:val="17"/>
-        </w:rPr>
-        <w:t>CustomerID</w:t>
-      </w:r>
-      <w:proofErr w:type="spellEnd"/>
-      <w:r>
-        <w:rPr>
-          <w:rFonts w:ascii="Consolas" w:eastAsia="Consolas" w:hAnsi="Consolas" w:cs="Consolas"/>
-          <w:sz w:val="17"/>
-          <w:szCs w:val="17"/>
-        </w:rPr>
-        <w:t xml:space="preserve">) REFERENCES </w:t>
-      </w:r>
+        <w:t>DoctorID</w:t>
+      </w:r>
+      <w:proofErr w:type="spellEnd"/>
+      <w:r>
+        <w:rPr>
+          <w:rFonts w:ascii="Consolas" w:eastAsia="Consolas" w:hAnsi="Consolas" w:cs="Consolas"/>
+          <w:sz w:val="17"/>
+          <w:szCs w:val="17"/>
+        </w:rPr>
+        <w:t xml:space="preserve"> </w:t>
+      </w:r>
+      <w:proofErr w:type="spellStart"/>
       <w:proofErr w:type="gramStart"/>
       <w:r>
         <w:rPr>
@@ -606,9 +908,16 @@
           <w:sz w:val="17"/>
           <w:szCs w:val="17"/>
         </w:rPr>
-        <w:t>Person(</w:t>
-      </w:r>
-      <w:proofErr w:type="spellStart"/>
+        <w:t>PK</w:t>
+      </w:r>
+      <w:r>
+        <w:rPr>
+          <w:rFonts w:ascii="Consolas" w:eastAsia="Consolas" w:hAnsi="Consolas" w:cs="Consolas"/>
+          <w:sz w:val="17"/>
+          <w:szCs w:val="17"/>
+        </w:rPr>
+        <w:t>,Name</w:t>
+      </w:r>
       <w:proofErr w:type="gramEnd"/>
       <w:r>
         <w:rPr>
@@ -616,7 +925,205 @@
           <w:sz w:val="17"/>
           <w:szCs w:val="17"/>
         </w:rPr>
-        <w:t>PersonID</w:t>
+        <w:t>,Specialization</w:t>
+      </w:r>
+      <w:proofErr w:type="spellEnd"/>
+    </w:p>
+    <w:p>
+      <w:pPr>
+        <w:pBdr>
+          <w:top w:val="single" w:sz="4" w:space="0" w:color="CCCCCC"/>
+          <w:left w:val="single" w:sz="4" w:space="0" w:color="CCCCCC"/>
+          <w:bottom w:val="single" w:sz="4" w:space="0" w:color="CCCCCC"/>
+          <w:right w:val="single" w:sz="4" w:space="0" w:color="CCCCCC"/>
+        </w:pBdr>
+        <w:shd w:val="clear" w:color="auto" w:fill="F2F2F2"/>
+        <w:spacing w:before="40" w:after="100"/>
+        <w:rPr>
+          <w:rFonts w:ascii="Consolas" w:eastAsia="Consolas" w:hAnsi="Consolas" w:cs="Consolas"/>
+          <w:sz w:val="17"/>
+          <w:szCs w:val="17"/>
+        </w:rPr>
+      </w:pPr>
+      <w:r>
+        <w:rPr>
+          <w:rFonts w:ascii="Consolas" w:eastAsia="Consolas" w:hAnsi="Consolas" w:cs="Consolas"/>
+          <w:sz w:val="17"/>
+          <w:szCs w:val="17"/>
+        </w:rPr>
+        <w:t>);</w:t>
+      </w:r>
+    </w:p>
+    <w:p>
+      <w:pPr>
+        <w:pBdr>
+          <w:top w:val="single" w:sz="4" w:space="0" w:color="CCCCCC"/>
+          <w:left w:val="single" w:sz="4" w:space="0" w:color="CCCCCC"/>
+          <w:bottom w:val="single" w:sz="4" w:space="0" w:color="CCCCCC"/>
+          <w:right w:val="single" w:sz="4" w:space="0" w:color="CCCCCC"/>
+        </w:pBdr>
+        <w:shd w:val="clear" w:color="auto" w:fill="F2F2F2"/>
+        <w:spacing w:before="40" w:after="100"/>
+        <w:rPr>
+          <w:rFonts w:ascii="Consolas" w:eastAsia="Consolas" w:hAnsi="Consolas" w:cs="Consolas"/>
+          <w:sz w:val="17"/>
+          <w:szCs w:val="17"/>
+        </w:rPr>
+      </w:pPr>
+      <w:r>
+        <w:rPr>
+          <w:rFonts w:ascii="Consolas" w:eastAsia="Consolas" w:hAnsi="Consolas" w:cs="Consolas"/>
+          <w:sz w:val="17"/>
+          <w:szCs w:val="17"/>
+        </w:rPr>
+        <w:t>Appointment (</w:t>
+      </w:r>
+    </w:p>
+    <w:p>
+      <w:pPr>
+        <w:pBdr>
+          <w:top w:val="single" w:sz="4" w:space="0" w:color="CCCCCC"/>
+          <w:left w:val="single" w:sz="4" w:space="0" w:color="CCCCCC"/>
+          <w:bottom w:val="single" w:sz="4" w:space="0" w:color="CCCCCC"/>
+          <w:right w:val="single" w:sz="4" w:space="0" w:color="CCCCCC"/>
+        </w:pBdr>
+        <w:shd w:val="clear" w:color="auto" w:fill="F2F2F2"/>
+        <w:spacing w:before="40" w:after="100"/>
+        <w:rPr>
+          <w:rFonts w:ascii="Consolas" w:eastAsia="Consolas" w:hAnsi="Consolas" w:cs="Consolas"/>
+          <w:sz w:val="17"/>
+          <w:szCs w:val="17"/>
+        </w:rPr>
+      </w:pPr>
+      <w:r>
+        <w:rPr>
+          <w:rFonts w:ascii="Consolas" w:eastAsia="Consolas" w:hAnsi="Consolas" w:cs="Consolas"/>
+          <w:sz w:val="17"/>
+          <w:szCs w:val="17"/>
+        </w:rPr>
+        <w:t xml:space="preserve">    </w:t>
+      </w:r>
+      <w:proofErr w:type="spellStart"/>
+      <w:r>
+        <w:rPr>
+          <w:rFonts w:ascii="Consolas" w:eastAsia="Consolas" w:hAnsi="Consolas" w:cs="Consolas"/>
+          <w:sz w:val="17"/>
+          <w:szCs w:val="17"/>
+        </w:rPr>
+        <w:t>AppointmentID</w:t>
+      </w:r>
+      <w:proofErr w:type="spellEnd"/>
+      <w:r>
+        <w:rPr>
+          <w:rFonts w:ascii="Consolas" w:eastAsia="Consolas" w:hAnsi="Consolas" w:cs="Consolas"/>
+          <w:sz w:val="17"/>
+          <w:szCs w:val="17"/>
+        </w:rPr>
+        <w:t xml:space="preserve"> </w:t>
+      </w:r>
+      <w:proofErr w:type="spellStart"/>
+      <w:proofErr w:type="gramStart"/>
+      <w:r>
+        <w:rPr>
+          <w:rFonts w:ascii="Consolas" w:eastAsia="Consolas" w:hAnsi="Consolas" w:cs="Consolas"/>
+          <w:sz w:val="17"/>
+          <w:szCs w:val="17"/>
+        </w:rPr>
+        <w:t>PK</w:t>
+      </w:r>
+      <w:r>
+        <w:rPr>
+          <w:rFonts w:ascii="Consolas" w:eastAsia="Consolas" w:hAnsi="Consolas" w:cs="Consolas"/>
+          <w:sz w:val="17"/>
+          <w:szCs w:val="17"/>
+        </w:rPr>
+        <w:t>,PatientID</w:t>
+      </w:r>
+      <w:proofErr w:type="gramEnd"/>
+      <w:r>
+        <w:rPr>
+          <w:rFonts w:ascii="Consolas" w:eastAsia="Consolas" w:hAnsi="Consolas" w:cs="Consolas"/>
+          <w:sz w:val="17"/>
+          <w:szCs w:val="17"/>
+        </w:rPr>
+        <w:t>,</w:t>
+      </w:r>
+      <w:proofErr w:type="gramStart"/>
+      <w:r>
+        <w:rPr>
+          <w:rFonts w:ascii="Consolas" w:eastAsia="Consolas" w:hAnsi="Consolas" w:cs="Consolas"/>
+          <w:sz w:val="17"/>
+          <w:szCs w:val="17"/>
+        </w:rPr>
+        <w:t>DoctorID,Date</w:t>
+      </w:r>
+      <w:proofErr w:type="gramEnd"/>
+      <w:r>
+        <w:rPr>
+          <w:rFonts w:ascii="Consolas" w:eastAsia="Consolas" w:hAnsi="Consolas" w:cs="Consolas"/>
+          <w:sz w:val="17"/>
+          <w:szCs w:val="17"/>
+        </w:rPr>
+        <w:t>,Status</w:t>
+      </w:r>
+      <w:proofErr w:type="spellEnd"/>
+      <w:r>
+        <w:rPr>
+          <w:rFonts w:ascii="Consolas" w:eastAsia="Consolas" w:hAnsi="Consolas" w:cs="Consolas"/>
+          <w:sz w:val="17"/>
+          <w:szCs w:val="17"/>
+        </w:rPr>
+        <w:t>,</w:t>
+      </w:r>
+    </w:p>
+    <w:p>
+      <w:pPr>
+        <w:pBdr>
+          <w:top w:val="single" w:sz="4" w:space="0" w:color="CCCCCC"/>
+          <w:left w:val="single" w:sz="4" w:space="0" w:color="CCCCCC"/>
+          <w:bottom w:val="single" w:sz="4" w:space="0" w:color="CCCCCC"/>
+          <w:right w:val="single" w:sz="4" w:space="0" w:color="CCCCCC"/>
+        </w:pBdr>
+        <w:shd w:val="clear" w:color="auto" w:fill="F2F2F2"/>
+        <w:spacing w:before="40" w:after="100"/>
+        <w:rPr>
+          <w:rFonts w:ascii="Consolas" w:eastAsia="Consolas" w:hAnsi="Consolas" w:cs="Consolas"/>
+          <w:sz w:val="17"/>
+          <w:szCs w:val="17"/>
+        </w:rPr>
+      </w:pPr>
+      <w:r>
+        <w:rPr>
+          <w:rFonts w:ascii="Consolas" w:eastAsia="Consolas" w:hAnsi="Consolas" w:cs="Consolas"/>
+          <w:sz w:val="17"/>
+          <w:szCs w:val="17"/>
+        </w:rPr>
+        <w:t xml:space="preserve">    </w:t>
+      </w:r>
+      <w:r>
+        <w:rPr>
+          <w:rFonts w:ascii="Consolas" w:eastAsia="Consolas" w:hAnsi="Consolas" w:cs="Consolas"/>
+          <w:sz w:val="17"/>
+          <w:szCs w:val="17"/>
+        </w:rPr>
+        <w:t>FK</w:t>
+      </w:r>
+      <w:r>
+        <w:rPr>
+          <w:rFonts w:ascii="Consolas" w:eastAsia="Consolas" w:hAnsi="Consolas" w:cs="Consolas"/>
+          <w:sz w:val="17"/>
+          <w:szCs w:val="17"/>
+        </w:rPr>
+        <w:t>(</w:t>
+      </w:r>
+      <w:proofErr w:type="spellStart"/>
+      <w:r>
+        <w:rPr>
+          <w:rFonts w:ascii="Consolas" w:eastAsia="Consolas" w:hAnsi="Consolas" w:cs="Consolas"/>
+          <w:sz w:val="17"/>
+          <w:szCs w:val="17"/>
+        </w:rPr>
+        <w:t>PatientID</w:t>
       </w:r>
       <w:proofErr w:type="spellEnd"/>
       <w:r>
@@ -627,55 +1134,13 @@
         </w:rPr>
         <w:t>)</w:t>
       </w:r>
-    </w:p>
-    <w:p>
-      <w:pPr>
-        <w:pBdr>
-          <w:top w:val="single" w:sz="4" w:space="0" w:color="CCCCCC"/>
-          <w:left w:val="single" w:sz="4" w:space="0" w:color="CCCCCC"/>
-          <w:bottom w:val="single" w:sz="4" w:space="0" w:color="CCCCCC"/>
-          <w:right w:val="single" w:sz="4" w:space="0" w:color="CCCCCC"/>
-        </w:pBdr>
-        <w:shd w:val="clear" w:color="auto" w:fill="F2F2F2"/>
-        <w:spacing w:before="40" w:after="100"/>
-        <w:rPr>
-          <w:rFonts w:ascii="Consolas" w:eastAsia="Consolas" w:hAnsi="Consolas" w:cs="Consolas"/>
-          <w:sz w:val="17"/>
-          <w:szCs w:val="17"/>
-        </w:rPr>
-      </w:pPr>
-      <w:r>
-        <w:rPr>
-          <w:rFonts w:ascii="Consolas" w:eastAsia="Consolas" w:hAnsi="Consolas" w:cs="Consolas"/>
-          <w:sz w:val="17"/>
-          <w:szCs w:val="17"/>
-        </w:rPr>
-        <w:t>);</w:t>
-      </w:r>
-    </w:p>
-    <w:p>
-      <w:pPr>
-        <w:pBdr>
-          <w:top w:val="single" w:sz="4" w:space="0" w:color="CCCCCC"/>
-          <w:left w:val="single" w:sz="4" w:space="0" w:color="CCCCCC"/>
-          <w:bottom w:val="single" w:sz="4" w:space="0" w:color="CCCCCC"/>
-          <w:right w:val="single" w:sz="4" w:space="0" w:color="CCCCCC"/>
-        </w:pBdr>
-        <w:shd w:val="clear" w:color="auto" w:fill="F2F2F2"/>
-        <w:spacing w:before="40" w:after="100"/>
-        <w:rPr>
-          <w:rFonts w:ascii="Consolas" w:eastAsia="Consolas" w:hAnsi="Consolas" w:cs="Consolas"/>
-          <w:sz w:val="17"/>
-          <w:szCs w:val="17"/>
-        </w:rPr>
-      </w:pPr>
-      <w:r>
-        <w:rPr>
-          <w:rFonts w:ascii="Consolas" w:eastAsia="Consolas" w:hAnsi="Consolas" w:cs="Consolas"/>
-          <w:sz w:val="17"/>
-          <w:szCs w:val="17"/>
-        </w:rPr>
-        <w:t>CREATE TABLE Patient (</w:t>
+      <w:r>
+        <w:rPr>
+          <w:rFonts w:ascii="Consolas" w:eastAsia="Consolas" w:hAnsi="Consolas" w:cs="Consolas"/>
+          <w:sz w:val="17"/>
+          <w:szCs w:val="17"/>
+        </w:rPr>
+        <w:t>,</w:t>
       </w:r>
     </w:p>
     <w:p>
@@ -702,34 +1167,40 @@
         </w:rPr>
         <w:t xml:space="preserve">    </w:t>
       </w:r>
-      <w:proofErr w:type="spellStart"/>
-      <w:r>
-        <w:rPr>
-          <w:rFonts w:ascii="Consolas" w:eastAsia="Consolas" w:hAnsi="Consolas" w:cs="Consolas"/>
-          <w:sz w:val="17"/>
-          <w:szCs w:val="17"/>
-        </w:rPr>
-        <w:t>PatientID</w:t>
-      </w:r>
-      <w:proofErr w:type="spellEnd"/>
-      <w:r>
-        <w:rPr>
-          <w:rFonts w:ascii="Consolas" w:eastAsia="Consolas" w:hAnsi="Consolas" w:cs="Consolas"/>
-          <w:sz w:val="17"/>
-          <w:szCs w:val="17"/>
-        </w:rPr>
-        <w:t xml:space="preserve"> PRIMARY </w:t>
-      </w:r>
-      <w:proofErr w:type="gramStart"/>
-      <w:r>
-        <w:rPr>
-          <w:rFonts w:ascii="Consolas" w:eastAsia="Consolas" w:hAnsi="Consolas" w:cs="Consolas"/>
-          <w:sz w:val="17"/>
-          <w:szCs w:val="17"/>
-        </w:rPr>
-        <w:t>KEY,DOB</w:t>
-      </w:r>
-      <w:proofErr w:type="gramEnd"/>
+      <w:r>
+        <w:rPr>
+          <w:rFonts w:ascii="Consolas" w:eastAsia="Consolas" w:hAnsi="Consolas" w:cs="Consolas"/>
+          <w:sz w:val="17"/>
+          <w:szCs w:val="17"/>
+        </w:rPr>
+        <w:t>FK</w:t>
+      </w:r>
+      <w:r>
+        <w:rPr>
+          <w:rFonts w:ascii="Consolas" w:eastAsia="Consolas" w:hAnsi="Consolas" w:cs="Consolas"/>
+          <w:sz w:val="17"/>
+          <w:szCs w:val="17"/>
+        </w:rPr>
+        <w:t>(</w:t>
+      </w:r>
+      <w:proofErr w:type="spellStart"/>
+      <w:r>
+        <w:rPr>
+          <w:rFonts w:ascii="Consolas" w:eastAsia="Consolas" w:hAnsi="Consolas" w:cs="Consolas"/>
+          <w:sz w:val="17"/>
+          <w:szCs w:val="17"/>
+        </w:rPr>
+        <w:t>DoctorID</w:t>
+      </w:r>
+      <w:proofErr w:type="spellEnd"/>
+      <w:r>
+        <w:rPr>
+          <w:rFonts w:ascii="Consolas" w:eastAsia="Consolas" w:hAnsi="Consolas" w:cs="Consolas"/>
+          <w:sz w:val="17"/>
+          <w:szCs w:val="17"/>
+        </w:rPr>
+        <w:t>)</w:t>
+      </w:r>
       <w:r>
         <w:rPr>
           <w:rFonts w:ascii="Consolas" w:eastAsia="Consolas" w:hAnsi="Consolas" w:cs="Consolas"/>
@@ -737,471 +1208,6 @@
           <w:szCs w:val="17"/>
         </w:rPr>
         <w:t>,</w:t>
-      </w:r>
-    </w:p>
-    <w:p>
-      <w:pPr>
-        <w:pBdr>
-          <w:top w:val="single" w:sz="4" w:space="0" w:color="CCCCCC"/>
-          <w:left w:val="single" w:sz="4" w:space="0" w:color="CCCCCC"/>
-          <w:bottom w:val="single" w:sz="4" w:space="0" w:color="CCCCCC"/>
-          <w:right w:val="single" w:sz="4" w:space="0" w:color="CCCCCC"/>
-        </w:pBdr>
-        <w:shd w:val="clear" w:color="auto" w:fill="F2F2F2"/>
-        <w:spacing w:before="40" w:after="100"/>
-        <w:rPr>
-          <w:rFonts w:ascii="Consolas" w:eastAsia="Consolas" w:hAnsi="Consolas" w:cs="Consolas"/>
-          <w:sz w:val="17"/>
-          <w:szCs w:val="17"/>
-        </w:rPr>
-      </w:pPr>
-      <w:r>
-        <w:rPr>
-          <w:rFonts w:ascii="Consolas" w:eastAsia="Consolas" w:hAnsi="Consolas" w:cs="Consolas"/>
-          <w:sz w:val="17"/>
-          <w:szCs w:val="17"/>
-        </w:rPr>
-        <w:t xml:space="preserve">    FOREIGN KEY (</w:t>
-      </w:r>
-      <w:proofErr w:type="spellStart"/>
-      <w:r>
-        <w:rPr>
-          <w:rFonts w:ascii="Consolas" w:eastAsia="Consolas" w:hAnsi="Consolas" w:cs="Consolas"/>
-          <w:sz w:val="17"/>
-          <w:szCs w:val="17"/>
-        </w:rPr>
-        <w:t>PatientID</w:t>
-      </w:r>
-      <w:proofErr w:type="spellEnd"/>
-      <w:r>
-        <w:rPr>
-          <w:rFonts w:ascii="Consolas" w:eastAsia="Consolas" w:hAnsi="Consolas" w:cs="Consolas"/>
-          <w:sz w:val="17"/>
-          <w:szCs w:val="17"/>
-        </w:rPr>
-        <w:t xml:space="preserve">) REFERENCES </w:t>
-      </w:r>
-      <w:proofErr w:type="gramStart"/>
-      <w:r>
-        <w:rPr>
-          <w:rFonts w:ascii="Consolas" w:eastAsia="Consolas" w:hAnsi="Consolas" w:cs="Consolas"/>
-          <w:sz w:val="17"/>
-          <w:szCs w:val="17"/>
-        </w:rPr>
-        <w:t>Person(</w:t>
-      </w:r>
-      <w:proofErr w:type="spellStart"/>
-      <w:proofErr w:type="gramEnd"/>
-      <w:r>
-        <w:rPr>
-          <w:rFonts w:ascii="Consolas" w:eastAsia="Consolas" w:hAnsi="Consolas" w:cs="Consolas"/>
-          <w:sz w:val="17"/>
-          <w:szCs w:val="17"/>
-        </w:rPr>
-        <w:t>PersonID</w:t>
-      </w:r>
-      <w:proofErr w:type="spellEnd"/>
-      <w:r>
-        <w:rPr>
-          <w:rFonts w:ascii="Consolas" w:eastAsia="Consolas" w:hAnsi="Consolas" w:cs="Consolas"/>
-          <w:sz w:val="17"/>
-          <w:szCs w:val="17"/>
-        </w:rPr>
-        <w:t>)</w:t>
-      </w:r>
-    </w:p>
-    <w:p>
-      <w:pPr>
-        <w:pBdr>
-          <w:top w:val="single" w:sz="4" w:space="0" w:color="CCCCCC"/>
-          <w:left w:val="single" w:sz="4" w:space="0" w:color="CCCCCC"/>
-          <w:bottom w:val="single" w:sz="4" w:space="0" w:color="CCCCCC"/>
-          <w:right w:val="single" w:sz="4" w:space="0" w:color="CCCCCC"/>
-        </w:pBdr>
-        <w:shd w:val="clear" w:color="auto" w:fill="F2F2F2"/>
-        <w:spacing w:before="40" w:after="100"/>
-        <w:rPr>
-          <w:rFonts w:ascii="Consolas" w:eastAsia="Consolas" w:hAnsi="Consolas" w:cs="Consolas"/>
-          <w:sz w:val="17"/>
-          <w:szCs w:val="17"/>
-        </w:rPr>
-      </w:pPr>
-      <w:r>
-        <w:rPr>
-          <w:rFonts w:ascii="Consolas" w:eastAsia="Consolas" w:hAnsi="Consolas" w:cs="Consolas"/>
-          <w:sz w:val="17"/>
-          <w:szCs w:val="17"/>
-        </w:rPr>
-        <w:t>);</w:t>
-      </w:r>
-    </w:p>
-    <w:p>
-      <w:pPr>
-        <w:pBdr>
-          <w:top w:val="single" w:sz="4" w:space="0" w:color="CCCCCC"/>
-          <w:left w:val="single" w:sz="4" w:space="0" w:color="CCCCCC"/>
-          <w:bottom w:val="single" w:sz="4" w:space="0" w:color="CCCCCC"/>
-          <w:right w:val="single" w:sz="4" w:space="0" w:color="CCCCCC"/>
-        </w:pBdr>
-        <w:shd w:val="clear" w:color="auto" w:fill="F2F2F2"/>
-        <w:spacing w:before="40" w:after="100"/>
-        <w:rPr>
-          <w:rFonts w:ascii="Consolas" w:eastAsia="Consolas" w:hAnsi="Consolas" w:cs="Consolas"/>
-          <w:sz w:val="17"/>
-          <w:szCs w:val="17"/>
-        </w:rPr>
-      </w:pPr>
-      <w:r>
-        <w:rPr>
-          <w:rFonts w:ascii="Consolas" w:eastAsia="Consolas" w:hAnsi="Consolas" w:cs="Consolas"/>
-          <w:sz w:val="17"/>
-          <w:szCs w:val="17"/>
-        </w:rPr>
-        <w:t>CREATE TABLE Doctor (</w:t>
-      </w:r>
-    </w:p>
-    <w:p>
-      <w:pPr>
-        <w:pBdr>
-          <w:top w:val="single" w:sz="4" w:space="0" w:color="CCCCCC"/>
-          <w:left w:val="single" w:sz="4" w:space="0" w:color="CCCCCC"/>
-          <w:bottom w:val="single" w:sz="4" w:space="0" w:color="CCCCCC"/>
-          <w:right w:val="single" w:sz="4" w:space="0" w:color="CCCCCC"/>
-        </w:pBdr>
-        <w:shd w:val="clear" w:color="auto" w:fill="F2F2F2"/>
-        <w:spacing w:before="40" w:after="100"/>
-        <w:rPr>
-          <w:rFonts w:ascii="Consolas" w:eastAsia="Consolas" w:hAnsi="Consolas" w:cs="Consolas"/>
-          <w:sz w:val="17"/>
-          <w:szCs w:val="17"/>
-        </w:rPr>
-      </w:pPr>
-      <w:r>
-        <w:rPr>
-          <w:rFonts w:ascii="Consolas" w:eastAsia="Consolas" w:hAnsi="Consolas" w:cs="Consolas"/>
-          <w:sz w:val="17"/>
-          <w:szCs w:val="17"/>
-        </w:rPr>
-        <w:t xml:space="preserve">    </w:t>
-      </w:r>
-      <w:proofErr w:type="spellStart"/>
-      <w:r>
-        <w:rPr>
-          <w:rFonts w:ascii="Consolas" w:eastAsia="Consolas" w:hAnsi="Consolas" w:cs="Consolas"/>
-          <w:sz w:val="17"/>
-          <w:szCs w:val="17"/>
-        </w:rPr>
-        <w:t>DoctorID</w:t>
-      </w:r>
-      <w:proofErr w:type="spellEnd"/>
-      <w:r>
-        <w:rPr>
-          <w:rFonts w:ascii="Consolas" w:eastAsia="Consolas" w:hAnsi="Consolas" w:cs="Consolas"/>
-          <w:sz w:val="17"/>
-          <w:szCs w:val="17"/>
-        </w:rPr>
-        <w:t xml:space="preserve"> PRIMARY </w:t>
-      </w:r>
-      <w:proofErr w:type="spellStart"/>
-      <w:proofErr w:type="gramStart"/>
-      <w:r>
-        <w:rPr>
-          <w:rFonts w:ascii="Consolas" w:eastAsia="Consolas" w:hAnsi="Consolas" w:cs="Consolas"/>
-          <w:sz w:val="17"/>
-          <w:szCs w:val="17"/>
-        </w:rPr>
-        <w:t>KEY,Name</w:t>
-      </w:r>
-      <w:proofErr w:type="gramEnd"/>
-      <w:r>
-        <w:rPr>
-          <w:rFonts w:ascii="Consolas" w:eastAsia="Consolas" w:hAnsi="Consolas" w:cs="Consolas"/>
-          <w:sz w:val="17"/>
-          <w:szCs w:val="17"/>
-        </w:rPr>
-        <w:t>,Specialization</w:t>
-      </w:r>
-      <w:proofErr w:type="spellEnd"/>
-    </w:p>
-    <w:p>
-      <w:pPr>
-        <w:pBdr>
-          <w:top w:val="single" w:sz="4" w:space="0" w:color="CCCCCC"/>
-          <w:left w:val="single" w:sz="4" w:space="0" w:color="CCCCCC"/>
-          <w:bottom w:val="single" w:sz="4" w:space="0" w:color="CCCCCC"/>
-          <w:right w:val="single" w:sz="4" w:space="0" w:color="CCCCCC"/>
-        </w:pBdr>
-        <w:shd w:val="clear" w:color="auto" w:fill="F2F2F2"/>
-        <w:spacing w:before="40" w:after="100"/>
-        <w:rPr>
-          <w:rFonts w:ascii="Consolas" w:eastAsia="Consolas" w:hAnsi="Consolas" w:cs="Consolas"/>
-          <w:sz w:val="17"/>
-          <w:szCs w:val="17"/>
-        </w:rPr>
-      </w:pPr>
-      <w:r>
-        <w:rPr>
-          <w:rFonts w:ascii="Consolas" w:eastAsia="Consolas" w:hAnsi="Consolas" w:cs="Consolas"/>
-          <w:sz w:val="17"/>
-          <w:szCs w:val="17"/>
-        </w:rPr>
-        <w:t>);</w:t>
-      </w:r>
-    </w:p>
-    <w:p>
-      <w:pPr>
-        <w:pBdr>
-          <w:top w:val="single" w:sz="4" w:space="0" w:color="CCCCCC"/>
-          <w:left w:val="single" w:sz="4" w:space="0" w:color="CCCCCC"/>
-          <w:bottom w:val="single" w:sz="4" w:space="0" w:color="CCCCCC"/>
-          <w:right w:val="single" w:sz="4" w:space="0" w:color="CCCCCC"/>
-        </w:pBdr>
-        <w:shd w:val="clear" w:color="auto" w:fill="F2F2F2"/>
-        <w:spacing w:before="40" w:after="100"/>
-        <w:rPr>
-          <w:rFonts w:ascii="Consolas" w:eastAsia="Consolas" w:hAnsi="Consolas" w:cs="Consolas"/>
-          <w:sz w:val="17"/>
-          <w:szCs w:val="17"/>
-        </w:rPr>
-      </w:pPr>
-      <w:r>
-        <w:rPr>
-          <w:rFonts w:ascii="Consolas" w:eastAsia="Consolas" w:hAnsi="Consolas" w:cs="Consolas"/>
-          <w:sz w:val="17"/>
-          <w:szCs w:val="17"/>
-        </w:rPr>
-        <w:t>CREATE TABLE Appointment (</w:t>
-      </w:r>
-    </w:p>
-    <w:p>
-      <w:pPr>
-        <w:pBdr>
-          <w:top w:val="single" w:sz="4" w:space="0" w:color="CCCCCC"/>
-          <w:left w:val="single" w:sz="4" w:space="0" w:color="CCCCCC"/>
-          <w:bottom w:val="single" w:sz="4" w:space="0" w:color="CCCCCC"/>
-          <w:right w:val="single" w:sz="4" w:space="0" w:color="CCCCCC"/>
-        </w:pBdr>
-        <w:shd w:val="clear" w:color="auto" w:fill="F2F2F2"/>
-        <w:spacing w:before="40" w:after="100"/>
-        <w:rPr>
-          <w:rFonts w:ascii="Consolas" w:eastAsia="Consolas" w:hAnsi="Consolas" w:cs="Consolas"/>
-          <w:sz w:val="17"/>
-          <w:szCs w:val="17"/>
-        </w:rPr>
-      </w:pPr>
-      <w:r>
-        <w:rPr>
-          <w:rFonts w:ascii="Consolas" w:eastAsia="Consolas" w:hAnsi="Consolas" w:cs="Consolas"/>
-          <w:sz w:val="17"/>
-          <w:szCs w:val="17"/>
-        </w:rPr>
-        <w:t xml:space="preserve">    </w:t>
-      </w:r>
-      <w:proofErr w:type="spellStart"/>
-      <w:r>
-        <w:rPr>
-          <w:rFonts w:ascii="Consolas" w:eastAsia="Consolas" w:hAnsi="Consolas" w:cs="Consolas"/>
-          <w:sz w:val="17"/>
-          <w:szCs w:val="17"/>
-        </w:rPr>
-        <w:t>AppointmentID</w:t>
-      </w:r>
-      <w:proofErr w:type="spellEnd"/>
-      <w:r>
-        <w:rPr>
-          <w:rFonts w:ascii="Consolas" w:eastAsia="Consolas" w:hAnsi="Consolas" w:cs="Consolas"/>
-          <w:sz w:val="17"/>
-          <w:szCs w:val="17"/>
-        </w:rPr>
-        <w:t xml:space="preserve"> PRIMARY </w:t>
-      </w:r>
-      <w:proofErr w:type="spellStart"/>
-      <w:proofErr w:type="gramStart"/>
-      <w:r>
-        <w:rPr>
-          <w:rFonts w:ascii="Consolas" w:eastAsia="Consolas" w:hAnsi="Consolas" w:cs="Consolas"/>
-          <w:sz w:val="17"/>
-          <w:szCs w:val="17"/>
-        </w:rPr>
-        <w:t>KEY,PatientID</w:t>
-      </w:r>
-      <w:proofErr w:type="gramEnd"/>
-      <w:r>
-        <w:rPr>
-          <w:rFonts w:ascii="Consolas" w:eastAsia="Consolas" w:hAnsi="Consolas" w:cs="Consolas"/>
-          <w:sz w:val="17"/>
-          <w:szCs w:val="17"/>
-        </w:rPr>
-        <w:t>,</w:t>
-      </w:r>
-      <w:proofErr w:type="gramStart"/>
-      <w:r>
-        <w:rPr>
-          <w:rFonts w:ascii="Consolas" w:eastAsia="Consolas" w:hAnsi="Consolas" w:cs="Consolas"/>
-          <w:sz w:val="17"/>
-          <w:szCs w:val="17"/>
-        </w:rPr>
-        <w:t>DoctorID,Date</w:t>
-      </w:r>
-      <w:proofErr w:type="gramEnd"/>
-      <w:r>
-        <w:rPr>
-          <w:rFonts w:ascii="Consolas" w:eastAsia="Consolas" w:hAnsi="Consolas" w:cs="Consolas"/>
-          <w:sz w:val="17"/>
-          <w:szCs w:val="17"/>
-        </w:rPr>
-        <w:t>,Status</w:t>
-      </w:r>
-      <w:proofErr w:type="spellEnd"/>
-      <w:r>
-        <w:rPr>
-          <w:rFonts w:ascii="Consolas" w:eastAsia="Consolas" w:hAnsi="Consolas" w:cs="Consolas"/>
-          <w:sz w:val="17"/>
-          <w:szCs w:val="17"/>
-        </w:rPr>
-        <w:t>,</w:t>
-      </w:r>
-    </w:p>
-    <w:p>
-      <w:pPr>
-        <w:pBdr>
-          <w:top w:val="single" w:sz="4" w:space="0" w:color="CCCCCC"/>
-          <w:left w:val="single" w:sz="4" w:space="0" w:color="CCCCCC"/>
-          <w:bottom w:val="single" w:sz="4" w:space="0" w:color="CCCCCC"/>
-          <w:right w:val="single" w:sz="4" w:space="0" w:color="CCCCCC"/>
-        </w:pBdr>
-        <w:shd w:val="clear" w:color="auto" w:fill="F2F2F2"/>
-        <w:spacing w:before="40" w:after="100"/>
-        <w:rPr>
-          <w:rFonts w:ascii="Consolas" w:eastAsia="Consolas" w:hAnsi="Consolas" w:cs="Consolas"/>
-          <w:sz w:val="17"/>
-          <w:szCs w:val="17"/>
-        </w:rPr>
-      </w:pPr>
-      <w:r>
-        <w:rPr>
-          <w:rFonts w:ascii="Consolas" w:eastAsia="Consolas" w:hAnsi="Consolas" w:cs="Consolas"/>
-          <w:sz w:val="17"/>
-          <w:szCs w:val="17"/>
-        </w:rPr>
-        <w:t xml:space="preserve">    FOREIGN KEY (</w:t>
-      </w:r>
-      <w:proofErr w:type="spellStart"/>
-      <w:r>
-        <w:rPr>
-          <w:rFonts w:ascii="Consolas" w:eastAsia="Consolas" w:hAnsi="Consolas" w:cs="Consolas"/>
-          <w:sz w:val="17"/>
-          <w:szCs w:val="17"/>
-        </w:rPr>
-        <w:t>PatientID</w:t>
-      </w:r>
-      <w:proofErr w:type="spellEnd"/>
-      <w:r>
-        <w:rPr>
-          <w:rFonts w:ascii="Consolas" w:eastAsia="Consolas" w:hAnsi="Consolas" w:cs="Consolas"/>
-          <w:sz w:val="17"/>
-          <w:szCs w:val="17"/>
-        </w:rPr>
-        <w:t xml:space="preserve">) REFERENCES </w:t>
-      </w:r>
-      <w:proofErr w:type="gramStart"/>
-      <w:r>
-        <w:rPr>
-          <w:rFonts w:ascii="Consolas" w:eastAsia="Consolas" w:hAnsi="Consolas" w:cs="Consolas"/>
-          <w:sz w:val="17"/>
-          <w:szCs w:val="17"/>
-        </w:rPr>
-        <w:t>Patient(</w:t>
-      </w:r>
-      <w:proofErr w:type="spellStart"/>
-      <w:proofErr w:type="gramEnd"/>
-      <w:r>
-        <w:rPr>
-          <w:rFonts w:ascii="Consolas" w:eastAsia="Consolas" w:hAnsi="Consolas" w:cs="Consolas"/>
-          <w:sz w:val="17"/>
-          <w:szCs w:val="17"/>
-        </w:rPr>
-        <w:t>PatientID</w:t>
-      </w:r>
-      <w:proofErr w:type="spellEnd"/>
-      <w:r>
-        <w:rPr>
-          <w:rFonts w:ascii="Consolas" w:eastAsia="Consolas" w:hAnsi="Consolas" w:cs="Consolas"/>
-          <w:sz w:val="17"/>
-          <w:szCs w:val="17"/>
-        </w:rPr>
-        <w:t>),</w:t>
-      </w:r>
-    </w:p>
-    <w:p>
-      <w:pPr>
-        <w:pBdr>
-          <w:top w:val="single" w:sz="4" w:space="0" w:color="CCCCCC"/>
-          <w:left w:val="single" w:sz="4" w:space="0" w:color="CCCCCC"/>
-          <w:bottom w:val="single" w:sz="4" w:space="0" w:color="CCCCCC"/>
-          <w:right w:val="single" w:sz="4" w:space="0" w:color="CCCCCC"/>
-        </w:pBdr>
-        <w:shd w:val="clear" w:color="auto" w:fill="F2F2F2"/>
-        <w:spacing w:before="40" w:after="100"/>
-        <w:rPr>
-          <w:rFonts w:ascii="Consolas" w:eastAsia="Consolas" w:hAnsi="Consolas" w:cs="Consolas"/>
-          <w:sz w:val="17"/>
-          <w:szCs w:val="17"/>
-        </w:rPr>
-      </w:pPr>
-      <w:r>
-        <w:rPr>
-          <w:rFonts w:ascii="Consolas" w:eastAsia="Consolas" w:hAnsi="Consolas" w:cs="Consolas"/>
-          <w:sz w:val="17"/>
-          <w:szCs w:val="17"/>
-        </w:rPr>
-        <w:t xml:space="preserve">    FOREIGN KEY (</w:t>
-      </w:r>
-      <w:proofErr w:type="spellStart"/>
-      <w:r>
-        <w:rPr>
-          <w:rFonts w:ascii="Consolas" w:eastAsia="Consolas" w:hAnsi="Consolas" w:cs="Consolas"/>
-          <w:sz w:val="17"/>
-          <w:szCs w:val="17"/>
-        </w:rPr>
-        <w:t>DoctorID</w:t>
-      </w:r>
-      <w:proofErr w:type="spellEnd"/>
-      <w:r>
-        <w:rPr>
-          <w:rFonts w:ascii="Consolas" w:eastAsia="Consolas" w:hAnsi="Consolas" w:cs="Consolas"/>
-          <w:sz w:val="17"/>
-          <w:szCs w:val="17"/>
-        </w:rPr>
-        <w:t xml:space="preserve">) REFERENCES </w:t>
-      </w:r>
-      <w:proofErr w:type="gramStart"/>
-      <w:r>
-        <w:rPr>
-          <w:rFonts w:ascii="Consolas" w:eastAsia="Consolas" w:hAnsi="Consolas" w:cs="Consolas"/>
-          <w:sz w:val="17"/>
-          <w:szCs w:val="17"/>
-        </w:rPr>
-        <w:t>Doctor(</w:t>
-      </w:r>
-      <w:proofErr w:type="spellStart"/>
-      <w:proofErr w:type="gramEnd"/>
-      <w:r>
-        <w:rPr>
-          <w:rFonts w:ascii="Consolas" w:eastAsia="Consolas" w:hAnsi="Consolas" w:cs="Consolas"/>
-          <w:sz w:val="17"/>
-          <w:szCs w:val="17"/>
-        </w:rPr>
-        <w:t>DoctorID</w:t>
-      </w:r>
-      <w:proofErr w:type="spellEnd"/>
-      <w:r>
-        <w:rPr>
-          <w:rFonts w:ascii="Consolas" w:eastAsia="Consolas" w:hAnsi="Consolas" w:cs="Consolas"/>
-          <w:sz w:val="17"/>
-          <w:szCs w:val="17"/>
-        </w:rPr>
-        <w:t>)</w:t>
       </w:r>
     </w:p>
     <w:p>
@@ -1252,7 +1258,7 @@
           <w:sz w:val="17"/>
           <w:szCs w:val="17"/>
         </w:rPr>
-        <w:t>CREATE TABLE Prescription (</w:t>
+        <w:t>Prescription (</w:t>
       </w:r>
     </w:p>
     <w:p>
@@ -1295,7 +1301,7 @@
           <w:sz w:val="17"/>
           <w:szCs w:val="17"/>
         </w:rPr>
-        <w:t xml:space="preserve"> PRIMARY </w:t>
+        <w:t xml:space="preserve"> </w:t>
       </w:r>
       <w:proofErr w:type="spellStart"/>
       <w:proofErr w:type="gramStart"/>
@@ -1305,7 +1311,15 @@
           <w:sz w:val="17"/>
           <w:szCs w:val="17"/>
         </w:rPr>
-        <w:t>KEY,AppointmentID</w:t>
+        <w:t>PK</w:t>
+      </w:r>
+      <w:r>
+        <w:rPr>
+          <w:rFonts w:ascii="Consolas" w:eastAsia="Consolas" w:hAnsi="Consolas" w:cs="Consolas"/>
+          <w:sz w:val="17"/>
+          <w:szCs w:val="17"/>
+        </w:rPr>
+        <w:t>,AppointmentID</w:t>
       </w:r>
       <w:proofErr w:type="spellEnd"/>
       <w:proofErr w:type="gramEnd"/>
@@ -1360,7 +1374,23 @@
           <w:sz w:val="17"/>
           <w:szCs w:val="17"/>
         </w:rPr>
-        <w:t xml:space="preserve">    FOREIGN KEY (</w:t>
+        <w:t xml:space="preserve">    </w:t>
+      </w:r>
+      <w:r>
+        <w:rPr>
+          <w:rFonts w:ascii="Consolas" w:eastAsia="Consolas" w:hAnsi="Consolas" w:cs="Consolas"/>
+          <w:sz w:val="17"/>
+          <w:szCs w:val="17"/>
+        </w:rPr>
+        <w:t>FK</w:t>
+      </w:r>
+      <w:r>
+        <w:rPr>
+          <w:rFonts w:ascii="Consolas" w:eastAsia="Consolas" w:hAnsi="Consolas" w:cs="Consolas"/>
+          <w:sz w:val="17"/>
+          <w:szCs w:val="17"/>
+        </w:rPr>
+        <w:t>(</w:t>
       </w:r>
       <w:proofErr w:type="spellStart"/>
       <w:r>
@@ -1378,8 +1408,118 @@
           <w:sz w:val="17"/>
           <w:szCs w:val="17"/>
         </w:rPr>
-        <w:t xml:space="preserve">) REFERENCES </w:t>
-      </w:r>
+        <w:t>)</w:t>
+      </w:r>
+      <w:r>
+        <w:rPr>
+          <w:rFonts w:ascii="Consolas" w:eastAsia="Consolas" w:hAnsi="Consolas" w:cs="Consolas"/>
+          <w:sz w:val="17"/>
+          <w:szCs w:val="17"/>
+        </w:rPr>
+        <w:t>,</w:t>
+      </w:r>
+    </w:p>
+    <w:p>
+      <w:pPr>
+        <w:pBdr>
+          <w:top w:val="single" w:sz="4" w:space="0" w:color="CCCCCC"/>
+          <w:left w:val="single" w:sz="4" w:space="0" w:color="CCCCCC"/>
+          <w:bottom w:val="single" w:sz="4" w:space="0" w:color="CCCCCC"/>
+          <w:right w:val="single" w:sz="4" w:space="0" w:color="CCCCCC"/>
+        </w:pBdr>
+        <w:shd w:val="clear" w:color="auto" w:fill="F2F2F2"/>
+        <w:spacing w:before="40" w:after="100"/>
+        <w:rPr>
+          <w:rFonts w:ascii="Consolas" w:eastAsia="Consolas" w:hAnsi="Consolas" w:cs="Consolas"/>
+          <w:sz w:val="17"/>
+          <w:szCs w:val="17"/>
+        </w:rPr>
+      </w:pPr>
+      <w:r>
+        <w:rPr>
+          <w:rFonts w:ascii="Consolas" w:eastAsia="Consolas" w:hAnsi="Consolas" w:cs="Consolas"/>
+          <w:sz w:val="17"/>
+          <w:szCs w:val="17"/>
+        </w:rPr>
+        <w:t>)</w:t>
+      </w:r>
+      <w:r>
+        <w:rPr>
+          <w:rFonts w:ascii="Consolas" w:eastAsia="Consolas" w:hAnsi="Consolas" w:cs="Consolas"/>
+          <w:sz w:val="17"/>
+          <w:szCs w:val="17"/>
+        </w:rPr>
+        <w:t>;</w:t>
+      </w:r>
+    </w:p>
+    <w:p>
+      <w:pPr>
+        <w:pBdr>
+          <w:top w:val="single" w:sz="4" w:space="0" w:color="CCCCCC"/>
+          <w:left w:val="single" w:sz="4" w:space="0" w:color="CCCCCC"/>
+          <w:bottom w:val="single" w:sz="4" w:space="0" w:color="CCCCCC"/>
+          <w:right w:val="single" w:sz="4" w:space="0" w:color="CCCCCC"/>
+        </w:pBdr>
+        <w:shd w:val="clear" w:color="auto" w:fill="F2F2F2"/>
+        <w:spacing w:before="40" w:after="100"/>
+        <w:rPr>
+          <w:rFonts w:ascii="Consolas" w:eastAsia="Consolas" w:hAnsi="Consolas" w:cs="Consolas"/>
+          <w:sz w:val="17"/>
+          <w:szCs w:val="17"/>
+        </w:rPr>
+      </w:pPr>
+      <w:r>
+        <w:rPr>
+          <w:rFonts w:ascii="Consolas" w:eastAsia="Consolas" w:hAnsi="Consolas" w:cs="Consolas"/>
+          <w:sz w:val="17"/>
+          <w:szCs w:val="17"/>
+        </w:rPr>
+        <w:t>Medicine (</w:t>
+      </w:r>
+    </w:p>
+    <w:p>
+      <w:pPr>
+        <w:pBdr>
+          <w:top w:val="single" w:sz="4" w:space="0" w:color="CCCCCC"/>
+          <w:left w:val="single" w:sz="4" w:space="0" w:color="CCCCCC"/>
+          <w:bottom w:val="single" w:sz="4" w:space="0" w:color="CCCCCC"/>
+          <w:right w:val="single" w:sz="4" w:space="0" w:color="CCCCCC"/>
+        </w:pBdr>
+        <w:shd w:val="clear" w:color="auto" w:fill="F2F2F2"/>
+        <w:spacing w:before="40" w:after="100"/>
+        <w:rPr>
+          <w:rFonts w:ascii="Consolas" w:eastAsia="Consolas" w:hAnsi="Consolas" w:cs="Consolas"/>
+          <w:sz w:val="17"/>
+          <w:szCs w:val="17"/>
+        </w:rPr>
+      </w:pPr>
+      <w:r>
+        <w:rPr>
+          <w:rFonts w:ascii="Consolas" w:eastAsia="Consolas" w:hAnsi="Consolas" w:cs="Consolas"/>
+          <w:sz w:val="17"/>
+          <w:szCs w:val="17"/>
+        </w:rPr>
+        <w:t xml:space="preserve">    </w:t>
+      </w:r>
+      <w:proofErr w:type="spellStart"/>
+      <w:r>
+        <w:rPr>
+          <w:rFonts w:ascii="Consolas" w:eastAsia="Consolas" w:hAnsi="Consolas" w:cs="Consolas"/>
+          <w:sz w:val="17"/>
+          <w:szCs w:val="17"/>
+        </w:rPr>
+        <w:t>MedicineID</w:t>
+      </w:r>
+      <w:proofErr w:type="spellEnd"/>
+      <w:r>
+        <w:rPr>
+          <w:rFonts w:ascii="Consolas" w:eastAsia="Consolas" w:hAnsi="Consolas" w:cs="Consolas"/>
+          <w:sz w:val="17"/>
+          <w:szCs w:val="17"/>
+        </w:rPr>
+        <w:t xml:space="preserve"> </w:t>
+      </w:r>
+      <w:proofErr w:type="spellStart"/>
       <w:proofErr w:type="gramStart"/>
       <w:r>
         <w:rPr>
@@ -1387,9 +1527,16 @@
           <w:sz w:val="17"/>
           <w:szCs w:val="17"/>
         </w:rPr>
-        <w:t>Appointment(</w:t>
-      </w:r>
-      <w:proofErr w:type="spellStart"/>
+        <w:t>PK</w:t>
+      </w:r>
+      <w:r>
+        <w:rPr>
+          <w:rFonts w:ascii="Consolas" w:eastAsia="Consolas" w:hAnsi="Consolas" w:cs="Consolas"/>
+          <w:sz w:val="17"/>
+          <w:szCs w:val="17"/>
+        </w:rPr>
+        <w:t>,Name</w:t>
+      </w:r>
       <w:proofErr w:type="gramEnd"/>
       <w:r>
         <w:rPr>
@@ -1397,9 +1544,157 @@
           <w:sz w:val="17"/>
           <w:szCs w:val="17"/>
         </w:rPr>
-        <w:t>AppointmentID</w:t>
-      </w:r>
-      <w:proofErr w:type="spellEnd"/>
+        <w:t>,</w:t>
+      </w:r>
+      <w:proofErr w:type="gramStart"/>
+      <w:r>
+        <w:rPr>
+          <w:rFonts w:ascii="Consolas" w:eastAsia="Consolas" w:hAnsi="Consolas" w:cs="Consolas"/>
+          <w:sz w:val="17"/>
+          <w:szCs w:val="17"/>
+        </w:rPr>
+        <w:t>StockQty,Price</w:t>
+      </w:r>
+      <w:proofErr w:type="spellEnd"/>
+      <w:proofErr w:type="gramEnd"/>
+    </w:p>
+    <w:p>
+      <w:pPr>
+        <w:pBdr>
+          <w:top w:val="single" w:sz="4" w:space="0" w:color="CCCCCC"/>
+          <w:left w:val="single" w:sz="4" w:space="0" w:color="CCCCCC"/>
+          <w:bottom w:val="single" w:sz="4" w:space="0" w:color="CCCCCC"/>
+          <w:right w:val="single" w:sz="4" w:space="0" w:color="CCCCCC"/>
+        </w:pBdr>
+        <w:shd w:val="clear" w:color="auto" w:fill="F2F2F2"/>
+        <w:spacing w:before="40" w:after="100"/>
+        <w:rPr>
+          <w:rFonts w:ascii="Consolas" w:eastAsia="Consolas" w:hAnsi="Consolas" w:cs="Consolas"/>
+          <w:sz w:val="17"/>
+          <w:szCs w:val="17"/>
+        </w:rPr>
+      </w:pPr>
+      <w:r>
+        <w:rPr>
+          <w:rFonts w:ascii="Consolas" w:eastAsia="Consolas" w:hAnsi="Consolas" w:cs="Consolas"/>
+          <w:sz w:val="17"/>
+          <w:szCs w:val="17"/>
+        </w:rPr>
+        <w:t>);</w:t>
+      </w:r>
+    </w:p>
+    <w:p>
+      <w:pPr>
+        <w:pBdr>
+          <w:top w:val="single" w:sz="4" w:space="0" w:color="CCCCCC"/>
+          <w:left w:val="single" w:sz="4" w:space="0" w:color="CCCCCC"/>
+          <w:bottom w:val="single" w:sz="4" w:space="0" w:color="CCCCCC"/>
+          <w:right w:val="single" w:sz="4" w:space="0" w:color="CCCCCC"/>
+        </w:pBdr>
+        <w:shd w:val="clear" w:color="auto" w:fill="F2F2F2"/>
+        <w:spacing w:before="40" w:after="100"/>
+        <w:rPr>
+          <w:rFonts w:ascii="Consolas" w:eastAsia="Consolas" w:hAnsi="Consolas" w:cs="Consolas"/>
+          <w:sz w:val="17"/>
+          <w:szCs w:val="17"/>
+        </w:rPr>
+      </w:pPr>
+      <w:r>
+        <w:rPr>
+          <w:rFonts w:ascii="Consolas" w:eastAsia="Consolas" w:hAnsi="Consolas" w:cs="Consolas"/>
+          <w:sz w:val="17"/>
+          <w:szCs w:val="17"/>
+        </w:rPr>
+        <w:t>Pharmacy (</w:t>
+      </w:r>
+    </w:p>
+    <w:p>
+      <w:pPr>
+        <w:pBdr>
+          <w:top w:val="single" w:sz="4" w:space="0" w:color="CCCCCC"/>
+          <w:left w:val="single" w:sz="4" w:space="0" w:color="CCCCCC"/>
+          <w:bottom w:val="single" w:sz="4" w:space="0" w:color="CCCCCC"/>
+          <w:right w:val="single" w:sz="4" w:space="0" w:color="CCCCCC"/>
+        </w:pBdr>
+        <w:shd w:val="clear" w:color="auto" w:fill="F2F2F2"/>
+        <w:spacing w:before="40" w:after="100"/>
+        <w:rPr>
+          <w:rFonts w:ascii="Consolas" w:eastAsia="Consolas" w:hAnsi="Consolas" w:cs="Consolas"/>
+          <w:sz w:val="17"/>
+          <w:szCs w:val="17"/>
+        </w:rPr>
+      </w:pPr>
+      <w:r>
+        <w:rPr>
+          <w:rFonts w:ascii="Consolas" w:eastAsia="Consolas" w:hAnsi="Consolas" w:cs="Consolas"/>
+          <w:sz w:val="17"/>
+          <w:szCs w:val="17"/>
+        </w:rPr>
+        <w:t xml:space="preserve">    </w:t>
+      </w:r>
+      <w:proofErr w:type="spellStart"/>
+      <w:r>
+        <w:rPr>
+          <w:rFonts w:ascii="Consolas" w:eastAsia="Consolas" w:hAnsi="Consolas" w:cs="Consolas"/>
+          <w:sz w:val="17"/>
+          <w:szCs w:val="17"/>
+        </w:rPr>
+        <w:t>PharmacyID</w:t>
+      </w:r>
+      <w:proofErr w:type="spellEnd"/>
+      <w:r>
+        <w:rPr>
+          <w:rFonts w:ascii="Consolas" w:eastAsia="Consolas" w:hAnsi="Consolas" w:cs="Consolas"/>
+          <w:sz w:val="17"/>
+          <w:szCs w:val="17"/>
+        </w:rPr>
+        <w:t xml:space="preserve"> </w:t>
+      </w:r>
+      <w:proofErr w:type="spellStart"/>
+      <w:proofErr w:type="gramStart"/>
+      <w:r>
+        <w:rPr>
+          <w:rFonts w:ascii="Consolas" w:eastAsia="Consolas" w:hAnsi="Consolas" w:cs="Consolas"/>
+          <w:sz w:val="17"/>
+          <w:szCs w:val="17"/>
+        </w:rPr>
+        <w:t>PK</w:t>
+      </w:r>
+      <w:r>
+        <w:rPr>
+          <w:rFonts w:ascii="Consolas" w:eastAsia="Consolas" w:hAnsi="Consolas" w:cs="Consolas"/>
+          <w:sz w:val="17"/>
+          <w:szCs w:val="17"/>
+        </w:rPr>
+        <w:t>,Name</w:t>
+      </w:r>
+      <w:proofErr w:type="gramEnd"/>
+      <w:r>
+        <w:rPr>
+          <w:rFonts w:ascii="Consolas" w:eastAsia="Consolas" w:hAnsi="Consolas" w:cs="Consolas"/>
+          <w:sz w:val="17"/>
+          <w:szCs w:val="17"/>
+        </w:rPr>
+        <w:t>,Location</w:t>
+      </w:r>
+      <w:proofErr w:type="spellEnd"/>
+    </w:p>
+    <w:p>
+      <w:pPr>
+        <w:pBdr>
+          <w:top w:val="single" w:sz="4" w:space="0" w:color="CCCCCC"/>
+          <w:left w:val="single" w:sz="4" w:space="0" w:color="CCCCCC"/>
+          <w:bottom w:val="single" w:sz="4" w:space="0" w:color="CCCCCC"/>
+          <w:right w:val="single" w:sz="4" w:space="0" w:color="CCCCCC"/>
+        </w:pBdr>
+        <w:shd w:val="clear" w:color="auto" w:fill="F2F2F2"/>
+        <w:spacing w:before="40" w:after="100"/>
+        <w:rPr>
+          <w:rFonts w:ascii="Consolas" w:eastAsia="Consolas" w:hAnsi="Consolas" w:cs="Consolas"/>
+          <w:sz w:val="17"/>
+          <w:szCs w:val="17"/>
+        </w:rPr>
+      </w:pPr>
       <w:r>
         <w:rPr>
           <w:rFonts w:ascii="Consolas" w:eastAsia="Consolas" w:hAnsi="Consolas" w:cs="Consolas"/>
@@ -1408,23 +1703,179 @@
         </w:rPr>
         <w:t>)</w:t>
       </w:r>
-    </w:p>
-    <w:p>
-      <w:pPr>
-        <w:pBdr>
-          <w:top w:val="single" w:sz="4" w:space="0" w:color="CCCCCC"/>
-          <w:left w:val="single" w:sz="4" w:space="0" w:color="CCCCCC"/>
-          <w:bottom w:val="single" w:sz="4" w:space="0" w:color="CCCCCC"/>
-          <w:right w:val="single" w:sz="4" w:space="0" w:color="CCCCCC"/>
-        </w:pBdr>
-        <w:shd w:val="clear" w:color="auto" w:fill="F2F2F2"/>
-        <w:spacing w:before="40" w:after="100"/>
-        <w:rPr>
-          <w:rFonts w:ascii="Consolas" w:eastAsia="Consolas" w:hAnsi="Consolas" w:cs="Consolas"/>
-          <w:sz w:val="17"/>
-          <w:szCs w:val="17"/>
-        </w:rPr>
-      </w:pPr>
+      <w:r>
+        <w:rPr>
+          <w:rFonts w:ascii="Consolas" w:eastAsia="Consolas" w:hAnsi="Consolas" w:cs="Consolas"/>
+          <w:sz w:val="17"/>
+          <w:szCs w:val="17"/>
+        </w:rPr>
+        <w:t>;</w:t>
+      </w:r>
+    </w:p>
+    <w:p>
+      <w:pPr>
+        <w:pBdr>
+          <w:top w:val="single" w:sz="4" w:space="0" w:color="CCCCCC"/>
+          <w:left w:val="single" w:sz="4" w:space="0" w:color="CCCCCC"/>
+          <w:bottom w:val="single" w:sz="4" w:space="0" w:color="CCCCCC"/>
+          <w:right w:val="single" w:sz="4" w:space="0" w:color="CCCCCC"/>
+        </w:pBdr>
+        <w:shd w:val="clear" w:color="auto" w:fill="F2F2F2"/>
+        <w:spacing w:before="40" w:after="100"/>
+        <w:rPr>
+          <w:rFonts w:ascii="Consolas" w:eastAsia="Consolas" w:hAnsi="Consolas" w:cs="Consolas"/>
+          <w:sz w:val="17"/>
+          <w:szCs w:val="17"/>
+        </w:rPr>
+      </w:pPr>
+      <w:r>
+        <w:rPr>
+          <w:rFonts w:ascii="Consolas" w:eastAsia="Consolas" w:hAnsi="Consolas" w:cs="Consolas"/>
+          <w:sz w:val="17"/>
+          <w:szCs w:val="17"/>
+        </w:rPr>
+        <w:t>Orders (</w:t>
+      </w:r>
+    </w:p>
+    <w:p>
+      <w:pPr>
+        <w:pBdr>
+          <w:top w:val="single" w:sz="4" w:space="0" w:color="CCCCCC"/>
+          <w:left w:val="single" w:sz="4" w:space="0" w:color="CCCCCC"/>
+          <w:bottom w:val="single" w:sz="4" w:space="0" w:color="CCCCCC"/>
+          <w:right w:val="single" w:sz="4" w:space="0" w:color="CCCCCC"/>
+        </w:pBdr>
+        <w:shd w:val="clear" w:color="auto" w:fill="F2F2F2"/>
+        <w:spacing w:before="40" w:after="100"/>
+        <w:rPr>
+          <w:rFonts w:ascii="Consolas" w:eastAsia="Consolas" w:hAnsi="Consolas" w:cs="Consolas"/>
+          <w:sz w:val="17"/>
+          <w:szCs w:val="17"/>
+        </w:rPr>
+      </w:pPr>
+      <w:r>
+        <w:rPr>
+          <w:rFonts w:ascii="Consolas" w:eastAsia="Consolas" w:hAnsi="Consolas" w:cs="Consolas"/>
+          <w:sz w:val="17"/>
+          <w:szCs w:val="17"/>
+        </w:rPr>
+        <w:t xml:space="preserve">    </w:t>
+      </w:r>
+      <w:proofErr w:type="spellStart"/>
+      <w:r>
+        <w:rPr>
+          <w:rFonts w:ascii="Consolas" w:eastAsia="Consolas" w:hAnsi="Consolas" w:cs="Consolas"/>
+          <w:sz w:val="17"/>
+          <w:szCs w:val="17"/>
+        </w:rPr>
+        <w:t>OrderID</w:t>
+      </w:r>
+      <w:proofErr w:type="spellEnd"/>
+      <w:r>
+        <w:rPr>
+          <w:rFonts w:ascii="Consolas" w:eastAsia="Consolas" w:hAnsi="Consolas" w:cs="Consolas"/>
+          <w:sz w:val="17"/>
+          <w:szCs w:val="17"/>
+        </w:rPr>
+        <w:t xml:space="preserve"> </w:t>
+      </w:r>
+      <w:proofErr w:type="spellStart"/>
+      <w:proofErr w:type="gramStart"/>
+      <w:r>
+        <w:rPr>
+          <w:rFonts w:ascii="Consolas" w:eastAsia="Consolas" w:hAnsi="Consolas" w:cs="Consolas"/>
+          <w:sz w:val="17"/>
+          <w:szCs w:val="17"/>
+        </w:rPr>
+        <w:t>PK</w:t>
+      </w:r>
+      <w:r>
+        <w:rPr>
+          <w:rFonts w:ascii="Consolas" w:eastAsia="Consolas" w:hAnsi="Consolas" w:cs="Consolas"/>
+          <w:sz w:val="17"/>
+          <w:szCs w:val="17"/>
+        </w:rPr>
+        <w:t>,CustomerID</w:t>
+      </w:r>
+      <w:proofErr w:type="gramEnd"/>
+      <w:r>
+        <w:rPr>
+          <w:rFonts w:ascii="Consolas" w:eastAsia="Consolas" w:hAnsi="Consolas" w:cs="Consolas"/>
+          <w:sz w:val="17"/>
+          <w:szCs w:val="17"/>
+        </w:rPr>
+        <w:t>,</w:t>
+      </w:r>
+      <w:proofErr w:type="gramStart"/>
+      <w:r>
+        <w:rPr>
+          <w:rFonts w:ascii="Consolas" w:eastAsia="Consolas" w:hAnsi="Consolas" w:cs="Consolas"/>
+          <w:sz w:val="17"/>
+          <w:szCs w:val="17"/>
+        </w:rPr>
+        <w:t>OrderDate,DeliveryStatus</w:t>
+      </w:r>
+      <w:proofErr w:type="spellEnd"/>
+      <w:proofErr w:type="gramEnd"/>
+      <w:r>
+        <w:rPr>
+          <w:rFonts w:ascii="Consolas" w:eastAsia="Consolas" w:hAnsi="Consolas" w:cs="Consolas"/>
+          <w:sz w:val="17"/>
+          <w:szCs w:val="17"/>
+        </w:rPr>
+        <w:t>,</w:t>
+      </w:r>
+    </w:p>
+    <w:p>
+      <w:pPr>
+        <w:pBdr>
+          <w:top w:val="single" w:sz="4" w:space="0" w:color="CCCCCC"/>
+          <w:left w:val="single" w:sz="4" w:space="0" w:color="CCCCCC"/>
+          <w:bottom w:val="single" w:sz="4" w:space="0" w:color="CCCCCC"/>
+          <w:right w:val="single" w:sz="4" w:space="0" w:color="CCCCCC"/>
+        </w:pBdr>
+        <w:shd w:val="clear" w:color="auto" w:fill="F2F2F2"/>
+        <w:spacing w:before="40" w:after="100"/>
+        <w:rPr>
+          <w:rFonts w:ascii="Consolas" w:eastAsia="Consolas" w:hAnsi="Consolas" w:cs="Consolas"/>
+          <w:sz w:val="17"/>
+          <w:szCs w:val="17"/>
+        </w:rPr>
+      </w:pPr>
+      <w:r>
+        <w:rPr>
+          <w:rFonts w:ascii="Consolas" w:eastAsia="Consolas" w:hAnsi="Consolas" w:cs="Consolas"/>
+          <w:sz w:val="17"/>
+          <w:szCs w:val="17"/>
+        </w:rPr>
+        <w:t xml:space="preserve">    </w:t>
+      </w:r>
+      <w:r>
+        <w:rPr>
+          <w:rFonts w:ascii="Consolas" w:eastAsia="Consolas" w:hAnsi="Consolas" w:cs="Consolas"/>
+          <w:sz w:val="17"/>
+          <w:szCs w:val="17"/>
+        </w:rPr>
+        <w:t>FK</w:t>
+      </w:r>
+      <w:r>
+        <w:rPr>
+          <w:rFonts w:ascii="Consolas" w:eastAsia="Consolas" w:hAnsi="Consolas" w:cs="Consolas"/>
+          <w:sz w:val="17"/>
+          <w:szCs w:val="17"/>
+        </w:rPr>
+        <w:t>(</w:t>
+      </w:r>
+      <w:proofErr w:type="spellStart"/>
+      <w:r>
+        <w:rPr>
+          <w:rFonts w:ascii="Consolas" w:eastAsia="Consolas" w:hAnsi="Consolas" w:cs="Consolas"/>
+          <w:sz w:val="17"/>
+          <w:szCs w:val="17"/>
+        </w:rPr>
+        <w:t>CustomerID</w:t>
+      </w:r>
+      <w:proofErr w:type="spellEnd"/>
       <w:r>
         <w:rPr>
           <w:rFonts w:ascii="Consolas" w:eastAsia="Consolas" w:hAnsi="Consolas" w:cs="Consolas"/>
@@ -1439,32 +1890,84 @@
           <w:sz w:val="17"/>
           <w:szCs w:val="17"/>
         </w:rPr>
-        <w:t>;</w:t>
-      </w:r>
-    </w:p>
-    <w:p>
-      <w:pPr>
-        <w:pBdr>
-          <w:top w:val="single" w:sz="4" w:space="0" w:color="CCCCCC"/>
-          <w:left w:val="single" w:sz="4" w:space="0" w:color="CCCCCC"/>
-          <w:bottom w:val="single" w:sz="4" w:space="0" w:color="CCCCCC"/>
-          <w:right w:val="single" w:sz="4" w:space="0" w:color="CCCCCC"/>
-        </w:pBdr>
-        <w:shd w:val="clear" w:color="auto" w:fill="F2F2F2"/>
-        <w:spacing w:before="40" w:after="100"/>
-        <w:rPr>
-          <w:rFonts w:ascii="Consolas" w:eastAsia="Consolas" w:hAnsi="Consolas" w:cs="Consolas"/>
-          <w:sz w:val="17"/>
-          <w:szCs w:val="17"/>
-        </w:rPr>
-      </w:pPr>
-      <w:r>
-        <w:rPr>
-          <w:rFonts w:ascii="Consolas" w:eastAsia="Consolas" w:hAnsi="Consolas" w:cs="Consolas"/>
-          <w:sz w:val="17"/>
-          <w:szCs w:val="17"/>
-        </w:rPr>
-        <w:t>CREATE TABLE Medicine (</w:t>
+        <w:t>,</w:t>
+      </w:r>
+    </w:p>
+    <w:p>
+      <w:pPr>
+        <w:pBdr>
+          <w:top w:val="single" w:sz="4" w:space="0" w:color="CCCCCC"/>
+          <w:left w:val="single" w:sz="4" w:space="0" w:color="CCCCCC"/>
+          <w:bottom w:val="single" w:sz="4" w:space="0" w:color="CCCCCC"/>
+          <w:right w:val="single" w:sz="4" w:space="0" w:color="CCCCCC"/>
+        </w:pBdr>
+        <w:shd w:val="clear" w:color="auto" w:fill="F2F2F2"/>
+        <w:spacing w:before="40" w:after="100"/>
+        <w:rPr>
+          <w:rFonts w:ascii="Consolas" w:eastAsia="Consolas" w:hAnsi="Consolas" w:cs="Consolas"/>
+          <w:sz w:val="17"/>
+          <w:szCs w:val="17"/>
+        </w:rPr>
+      </w:pPr>
+      <w:r>
+        <w:rPr>
+          <w:rFonts w:ascii="Consolas" w:eastAsia="Consolas" w:hAnsi="Consolas" w:cs="Consolas"/>
+          <w:sz w:val="17"/>
+          <w:szCs w:val="17"/>
+        </w:rPr>
+        <w:t>);</w:t>
+      </w:r>
+    </w:p>
+    <w:p>
+      <w:pPr>
+        <w:pBdr>
+          <w:top w:val="single" w:sz="4" w:space="0" w:color="CCCCCC"/>
+          <w:left w:val="single" w:sz="4" w:space="0" w:color="CCCCCC"/>
+          <w:bottom w:val="single" w:sz="4" w:space="0" w:color="CCCCCC"/>
+          <w:right w:val="single" w:sz="4" w:space="0" w:color="CCCCCC"/>
+        </w:pBdr>
+        <w:shd w:val="clear" w:color="auto" w:fill="F2F2F2"/>
+        <w:spacing w:before="40" w:after="100"/>
+        <w:rPr>
+          <w:rFonts w:ascii="Consolas" w:eastAsia="Consolas" w:hAnsi="Consolas" w:cs="Consolas"/>
+          <w:sz w:val="17"/>
+          <w:szCs w:val="17"/>
+        </w:rPr>
+      </w:pPr>
+    </w:p>
+    <w:p>
+      <w:pPr>
+        <w:pBdr>
+          <w:top w:val="single" w:sz="4" w:space="0" w:color="CCCCCC"/>
+          <w:left w:val="single" w:sz="4" w:space="0" w:color="CCCCCC"/>
+          <w:bottom w:val="single" w:sz="4" w:space="0" w:color="CCCCCC"/>
+          <w:right w:val="single" w:sz="4" w:space="0" w:color="CCCCCC"/>
+        </w:pBdr>
+        <w:shd w:val="clear" w:color="auto" w:fill="F2F2F2"/>
+        <w:spacing w:before="40" w:after="100"/>
+        <w:rPr>
+          <w:rFonts w:ascii="Consolas" w:eastAsia="Consolas" w:hAnsi="Consolas" w:cs="Consolas"/>
+          <w:sz w:val="17"/>
+          <w:szCs w:val="17"/>
+        </w:rPr>
+      </w:pPr>
+      <w:proofErr w:type="spellStart"/>
+      <w:r>
+        <w:rPr>
+          <w:rFonts w:ascii="Consolas" w:eastAsia="Consolas" w:hAnsi="Consolas" w:cs="Consolas"/>
+          <w:sz w:val="17"/>
+          <w:szCs w:val="17"/>
+        </w:rPr>
+        <w:t>OrderItem</w:t>
+      </w:r>
+      <w:proofErr w:type="spellEnd"/>
+      <w:r>
+        <w:rPr>
+          <w:rFonts w:ascii="Consolas" w:eastAsia="Consolas" w:hAnsi="Consolas" w:cs="Consolas"/>
+          <w:sz w:val="17"/>
+          <w:szCs w:val="17"/>
+        </w:rPr>
+        <w:t xml:space="preserve"> (</w:t>
       </w:r>
     </w:p>
     <w:p>
@@ -1492,6 +1995,95 @@
         <w:t xml:space="preserve">    </w:t>
       </w:r>
       <w:proofErr w:type="spellStart"/>
+      <w:proofErr w:type="gramStart"/>
+      <w:r>
+        <w:rPr>
+          <w:rFonts w:ascii="Consolas" w:eastAsia="Consolas" w:hAnsi="Consolas" w:cs="Consolas"/>
+          <w:sz w:val="17"/>
+          <w:szCs w:val="17"/>
+        </w:rPr>
+        <w:t>OrderID,MedicineID</w:t>
+      </w:r>
+      <w:proofErr w:type="gramEnd"/>
+      <w:r>
+        <w:rPr>
+          <w:rFonts w:ascii="Consolas" w:eastAsia="Consolas" w:hAnsi="Consolas" w:cs="Consolas"/>
+          <w:sz w:val="17"/>
+          <w:szCs w:val="17"/>
+        </w:rPr>
+        <w:t>,Quantity</w:t>
+      </w:r>
+      <w:proofErr w:type="spellEnd"/>
+      <w:r>
+        <w:rPr>
+          <w:rFonts w:ascii="Consolas" w:eastAsia="Consolas" w:hAnsi="Consolas" w:cs="Consolas"/>
+          <w:sz w:val="17"/>
+          <w:szCs w:val="17"/>
+        </w:rPr>
+        <w:t>,</w:t>
+      </w:r>
+    </w:p>
+    <w:p>
+      <w:pPr>
+        <w:pBdr>
+          <w:top w:val="single" w:sz="4" w:space="0" w:color="CCCCCC"/>
+          <w:left w:val="single" w:sz="4" w:space="0" w:color="CCCCCC"/>
+          <w:bottom w:val="single" w:sz="4" w:space="0" w:color="CCCCCC"/>
+          <w:right w:val="single" w:sz="4" w:space="0" w:color="CCCCCC"/>
+        </w:pBdr>
+        <w:shd w:val="clear" w:color="auto" w:fill="F2F2F2"/>
+        <w:spacing w:before="40" w:after="100"/>
+        <w:rPr>
+          <w:rFonts w:ascii="Consolas" w:eastAsia="Consolas" w:hAnsi="Consolas" w:cs="Consolas"/>
+          <w:sz w:val="17"/>
+          <w:szCs w:val="17"/>
+        </w:rPr>
+      </w:pPr>
+      <w:r>
+        <w:rPr>
+          <w:rFonts w:ascii="Consolas" w:eastAsia="Consolas" w:hAnsi="Consolas" w:cs="Consolas"/>
+          <w:sz w:val="17"/>
+          <w:szCs w:val="17"/>
+        </w:rPr>
+        <w:t xml:space="preserve">    </w:t>
+      </w:r>
+      <w:proofErr w:type="gramStart"/>
+      <w:r>
+        <w:rPr>
+          <w:rFonts w:ascii="Consolas" w:eastAsia="Consolas" w:hAnsi="Consolas" w:cs="Consolas"/>
+          <w:sz w:val="17"/>
+          <w:szCs w:val="17"/>
+        </w:rPr>
+        <w:t>PK</w:t>
+      </w:r>
+      <w:r>
+        <w:rPr>
+          <w:rFonts w:ascii="Consolas" w:eastAsia="Consolas" w:hAnsi="Consolas" w:cs="Consolas"/>
+          <w:sz w:val="17"/>
+          <w:szCs w:val="17"/>
+        </w:rPr>
+        <w:t>(</w:t>
+      </w:r>
+      <w:proofErr w:type="spellStart"/>
+      <w:proofErr w:type="gramEnd"/>
+      <w:r>
+        <w:rPr>
+          <w:rFonts w:ascii="Consolas" w:eastAsia="Consolas" w:hAnsi="Consolas" w:cs="Consolas"/>
+          <w:sz w:val="17"/>
+          <w:szCs w:val="17"/>
+        </w:rPr>
+        <w:t>OrderID</w:t>
+      </w:r>
+      <w:proofErr w:type="spellEnd"/>
+      <w:r>
+        <w:rPr>
+          <w:rFonts w:ascii="Consolas" w:eastAsia="Consolas" w:hAnsi="Consolas" w:cs="Consolas"/>
+          <w:sz w:val="17"/>
+          <w:szCs w:val="17"/>
+        </w:rPr>
+        <w:t xml:space="preserve">, </w:t>
+      </w:r>
+      <w:proofErr w:type="spellStart"/>
       <w:r>
         <w:rPr>
           <w:rFonts w:ascii="Consolas" w:eastAsia="Consolas" w:hAnsi="Consolas" w:cs="Consolas"/>
@@ -1507,7 +2099,218 @@
           <w:sz w:val="17"/>
           <w:szCs w:val="17"/>
         </w:rPr>
-        <w:t xml:space="preserve"> PRIMARY </w:t>
+        <w:t>),</w:t>
+      </w:r>
+    </w:p>
+    <w:p>
+      <w:pPr>
+        <w:pBdr>
+          <w:top w:val="single" w:sz="4" w:space="0" w:color="CCCCCC"/>
+          <w:left w:val="single" w:sz="4" w:space="0" w:color="CCCCCC"/>
+          <w:bottom w:val="single" w:sz="4" w:space="0" w:color="CCCCCC"/>
+          <w:right w:val="single" w:sz="4" w:space="0" w:color="CCCCCC"/>
+        </w:pBdr>
+        <w:shd w:val="clear" w:color="auto" w:fill="F2F2F2"/>
+        <w:spacing w:before="40" w:after="100"/>
+        <w:rPr>
+          <w:rFonts w:ascii="Consolas" w:eastAsia="Consolas" w:hAnsi="Consolas" w:cs="Consolas"/>
+          <w:sz w:val="17"/>
+          <w:szCs w:val="17"/>
+        </w:rPr>
+      </w:pPr>
+      <w:r>
+        <w:rPr>
+          <w:rFonts w:ascii="Consolas" w:eastAsia="Consolas" w:hAnsi="Consolas" w:cs="Consolas"/>
+          <w:sz w:val="17"/>
+          <w:szCs w:val="17"/>
+        </w:rPr>
+        <w:t xml:space="preserve">    </w:t>
+      </w:r>
+      <w:r>
+        <w:rPr>
+          <w:rFonts w:ascii="Consolas" w:eastAsia="Consolas" w:hAnsi="Consolas" w:cs="Consolas"/>
+          <w:sz w:val="17"/>
+          <w:szCs w:val="17"/>
+        </w:rPr>
+        <w:t>FK</w:t>
+      </w:r>
+      <w:r>
+        <w:rPr>
+          <w:rFonts w:ascii="Consolas" w:eastAsia="Consolas" w:hAnsi="Consolas" w:cs="Consolas"/>
+          <w:sz w:val="17"/>
+          <w:szCs w:val="17"/>
+        </w:rPr>
+        <w:t>(</w:t>
+      </w:r>
+      <w:proofErr w:type="spellStart"/>
+      <w:r>
+        <w:rPr>
+          <w:rFonts w:ascii="Consolas" w:eastAsia="Consolas" w:hAnsi="Consolas" w:cs="Consolas"/>
+          <w:sz w:val="17"/>
+          <w:szCs w:val="17"/>
+        </w:rPr>
+        <w:t>OrderID</w:t>
+      </w:r>
+      <w:proofErr w:type="spellEnd"/>
+      <w:r>
+        <w:rPr>
+          <w:rFonts w:ascii="Consolas" w:eastAsia="Consolas" w:hAnsi="Consolas" w:cs="Consolas"/>
+          <w:sz w:val="17"/>
+          <w:szCs w:val="17"/>
+        </w:rPr>
+        <w:t>)</w:t>
+      </w:r>
+      <w:r>
+        <w:rPr>
+          <w:rFonts w:ascii="Consolas" w:eastAsia="Consolas" w:hAnsi="Consolas" w:cs="Consolas"/>
+          <w:sz w:val="17"/>
+          <w:szCs w:val="17"/>
+        </w:rPr>
+        <w:t>,</w:t>
+      </w:r>
+    </w:p>
+    <w:p>
+      <w:pPr>
+        <w:pBdr>
+          <w:top w:val="single" w:sz="4" w:space="0" w:color="CCCCCC"/>
+          <w:left w:val="single" w:sz="4" w:space="0" w:color="CCCCCC"/>
+          <w:bottom w:val="single" w:sz="4" w:space="0" w:color="CCCCCC"/>
+          <w:right w:val="single" w:sz="4" w:space="0" w:color="CCCCCC"/>
+        </w:pBdr>
+        <w:shd w:val="clear" w:color="auto" w:fill="F2F2F2"/>
+        <w:spacing w:before="40" w:after="100"/>
+        <w:rPr>
+          <w:rFonts w:ascii="Consolas" w:eastAsia="Consolas" w:hAnsi="Consolas" w:cs="Consolas"/>
+          <w:sz w:val="17"/>
+          <w:szCs w:val="17"/>
+        </w:rPr>
+      </w:pPr>
+      <w:r>
+        <w:rPr>
+          <w:rFonts w:ascii="Consolas" w:eastAsia="Consolas" w:hAnsi="Consolas" w:cs="Consolas"/>
+          <w:sz w:val="17"/>
+          <w:szCs w:val="17"/>
+        </w:rPr>
+        <w:t xml:space="preserve">    </w:t>
+      </w:r>
+      <w:r>
+        <w:rPr>
+          <w:rFonts w:ascii="Consolas" w:eastAsia="Consolas" w:hAnsi="Consolas" w:cs="Consolas"/>
+          <w:sz w:val="17"/>
+          <w:szCs w:val="17"/>
+        </w:rPr>
+        <w:t>FK</w:t>
+      </w:r>
+      <w:r>
+        <w:rPr>
+          <w:rFonts w:ascii="Consolas" w:eastAsia="Consolas" w:hAnsi="Consolas" w:cs="Consolas"/>
+          <w:sz w:val="17"/>
+          <w:szCs w:val="17"/>
+        </w:rPr>
+        <w:t>(</w:t>
+      </w:r>
+      <w:proofErr w:type="spellStart"/>
+      <w:r>
+        <w:rPr>
+          <w:rFonts w:ascii="Consolas" w:eastAsia="Consolas" w:hAnsi="Consolas" w:cs="Consolas"/>
+          <w:sz w:val="17"/>
+          <w:szCs w:val="17"/>
+        </w:rPr>
+        <w:t>MedicineID</w:t>
+      </w:r>
+      <w:proofErr w:type="spellEnd"/>
+      <w:r>
+        <w:rPr>
+          <w:rFonts w:ascii="Consolas" w:eastAsia="Consolas" w:hAnsi="Consolas" w:cs="Consolas"/>
+          <w:sz w:val="17"/>
+          <w:szCs w:val="17"/>
+        </w:rPr>
+        <w:t>)</w:t>
+      </w:r>
+    </w:p>
+    <w:p>
+      <w:pPr>
+        <w:pBdr>
+          <w:top w:val="single" w:sz="4" w:space="0" w:color="CCCCCC"/>
+          <w:left w:val="single" w:sz="4" w:space="0" w:color="CCCCCC"/>
+          <w:bottom w:val="single" w:sz="4" w:space="0" w:color="CCCCCC"/>
+          <w:right w:val="single" w:sz="4" w:space="0" w:color="CCCCCC"/>
+        </w:pBdr>
+        <w:shd w:val="clear" w:color="auto" w:fill="F2F2F2"/>
+        <w:spacing w:before="40" w:after="100"/>
+        <w:rPr>
+          <w:rFonts w:ascii="Consolas" w:eastAsia="Consolas" w:hAnsi="Consolas" w:cs="Consolas"/>
+          <w:sz w:val="17"/>
+          <w:szCs w:val="17"/>
+        </w:rPr>
+      </w:pPr>
+      <w:r>
+        <w:rPr>
+          <w:rFonts w:ascii="Consolas" w:eastAsia="Consolas" w:hAnsi="Consolas" w:cs="Consolas"/>
+          <w:sz w:val="17"/>
+          <w:szCs w:val="17"/>
+        </w:rPr>
+        <w:t>);</w:t>
+      </w:r>
+    </w:p>
+    <w:p>
+      <w:pPr>
+        <w:pBdr>
+          <w:top w:val="single" w:sz="4" w:space="0" w:color="CCCCCC"/>
+          <w:left w:val="single" w:sz="4" w:space="0" w:color="CCCCCC"/>
+          <w:bottom w:val="single" w:sz="4" w:space="0" w:color="CCCCCC"/>
+          <w:right w:val="single" w:sz="4" w:space="0" w:color="CCCCCC"/>
+        </w:pBdr>
+        <w:shd w:val="clear" w:color="auto" w:fill="F2F2F2"/>
+        <w:spacing w:before="40" w:after="100"/>
+        <w:rPr>
+          <w:rFonts w:ascii="Consolas" w:eastAsia="Consolas" w:hAnsi="Consolas" w:cs="Consolas"/>
+          <w:sz w:val="17"/>
+          <w:szCs w:val="17"/>
+        </w:rPr>
+      </w:pPr>
+      <w:proofErr w:type="spellStart"/>
+      <w:r>
+        <w:rPr>
+          <w:rFonts w:ascii="Consolas" w:eastAsia="Consolas" w:hAnsi="Consolas" w:cs="Consolas"/>
+          <w:sz w:val="17"/>
+          <w:szCs w:val="17"/>
+        </w:rPr>
+        <w:t>PrescriptionItem</w:t>
+      </w:r>
+      <w:proofErr w:type="spellEnd"/>
+      <w:r>
+        <w:rPr>
+          <w:rFonts w:ascii="Consolas" w:eastAsia="Consolas" w:hAnsi="Consolas" w:cs="Consolas"/>
+          <w:sz w:val="17"/>
+          <w:szCs w:val="17"/>
+        </w:rPr>
+        <w:t xml:space="preserve"> (</w:t>
+      </w:r>
+    </w:p>
+    <w:p>
+      <w:pPr>
+        <w:pBdr>
+          <w:top w:val="single" w:sz="4" w:space="0" w:color="CCCCCC"/>
+          <w:left w:val="single" w:sz="4" w:space="0" w:color="CCCCCC"/>
+          <w:bottom w:val="single" w:sz="4" w:space="0" w:color="CCCCCC"/>
+          <w:right w:val="single" w:sz="4" w:space="0" w:color="CCCCCC"/>
+        </w:pBdr>
+        <w:shd w:val="clear" w:color="auto" w:fill="F2F2F2"/>
+        <w:spacing w:before="40" w:after="100"/>
+        <w:rPr>
+          <w:rFonts w:ascii="Consolas" w:eastAsia="Consolas" w:hAnsi="Consolas" w:cs="Consolas"/>
+          <w:sz w:val="17"/>
+          <w:szCs w:val="17"/>
+        </w:rPr>
+      </w:pPr>
+      <w:r>
+        <w:rPr>
+          <w:rFonts w:ascii="Consolas" w:eastAsia="Consolas" w:hAnsi="Consolas" w:cs="Consolas"/>
+          <w:sz w:val="17"/>
+          <w:szCs w:val="17"/>
+        </w:rPr>
+        <w:t xml:space="preserve">    </w:t>
       </w:r>
       <w:proofErr w:type="spellStart"/>
       <w:proofErr w:type="gramStart"/>
@@ -1517,8 +2320,9 @@
           <w:sz w:val="17"/>
           <w:szCs w:val="17"/>
         </w:rPr>
-        <w:t>KEY,Name</w:t>
-      </w:r>
+        <w:t>PrescriptionID,MedicineID</w:t>
+      </w:r>
+      <w:proofErr w:type="spellEnd"/>
       <w:proofErr w:type="gramEnd"/>
       <w:r>
         <w:rPr>
@@ -1528,6 +2332,31 @@
         </w:rPr>
         <w:t>,</w:t>
       </w:r>
+    </w:p>
+    <w:p>
+      <w:pPr>
+        <w:pBdr>
+          <w:top w:val="single" w:sz="4" w:space="0" w:color="CCCCCC"/>
+          <w:left w:val="single" w:sz="4" w:space="0" w:color="CCCCCC"/>
+          <w:bottom w:val="single" w:sz="4" w:space="0" w:color="CCCCCC"/>
+          <w:right w:val="single" w:sz="4" w:space="0" w:color="CCCCCC"/>
+        </w:pBdr>
+        <w:shd w:val="clear" w:color="auto" w:fill="F2F2F2"/>
+        <w:spacing w:before="40" w:after="100"/>
+        <w:rPr>
+          <w:rFonts w:ascii="Consolas" w:eastAsia="Consolas" w:hAnsi="Consolas" w:cs="Consolas"/>
+          <w:sz w:val="17"/>
+          <w:szCs w:val="17"/>
+        </w:rPr>
+      </w:pPr>
+      <w:r>
+        <w:rPr>
+          <w:rFonts w:ascii="Consolas" w:eastAsia="Consolas" w:hAnsi="Consolas" w:cs="Consolas"/>
+          <w:sz w:val="17"/>
+          <w:szCs w:val="17"/>
+        </w:rPr>
+        <w:t xml:space="preserve">    </w:t>
+      </w:r>
       <w:proofErr w:type="gramStart"/>
       <w:r>
         <w:rPr>
@@ -1535,10 +2364,179 @@
           <w:sz w:val="17"/>
           <w:szCs w:val="17"/>
         </w:rPr>
-        <w:t>StockQty,Price</w:t>
-      </w:r>
-      <w:proofErr w:type="spellEnd"/>
+        <w:t>PK</w:t>
+      </w:r>
+      <w:r>
+        <w:rPr>
+          <w:rFonts w:ascii="Consolas" w:eastAsia="Consolas" w:hAnsi="Consolas" w:cs="Consolas"/>
+          <w:sz w:val="17"/>
+          <w:szCs w:val="17"/>
+        </w:rPr>
+        <w:t>(</w:t>
+      </w:r>
+      <w:proofErr w:type="spellStart"/>
       <w:proofErr w:type="gramEnd"/>
+      <w:r>
+        <w:rPr>
+          <w:rFonts w:ascii="Consolas" w:eastAsia="Consolas" w:hAnsi="Consolas" w:cs="Consolas"/>
+          <w:sz w:val="17"/>
+          <w:szCs w:val="17"/>
+        </w:rPr>
+        <w:t>PrescriptionID</w:t>
+      </w:r>
+      <w:proofErr w:type="spellEnd"/>
+      <w:r>
+        <w:rPr>
+          <w:rFonts w:ascii="Consolas" w:eastAsia="Consolas" w:hAnsi="Consolas" w:cs="Consolas"/>
+          <w:sz w:val="17"/>
+          <w:szCs w:val="17"/>
+        </w:rPr>
+        <w:t xml:space="preserve">, </w:t>
+      </w:r>
+      <w:proofErr w:type="spellStart"/>
+      <w:r>
+        <w:rPr>
+          <w:rFonts w:ascii="Consolas" w:eastAsia="Consolas" w:hAnsi="Consolas" w:cs="Consolas"/>
+          <w:sz w:val="17"/>
+          <w:szCs w:val="17"/>
+        </w:rPr>
+        <w:t>MedicineID</w:t>
+      </w:r>
+      <w:proofErr w:type="spellEnd"/>
+      <w:r>
+        <w:rPr>
+          <w:rFonts w:ascii="Consolas" w:eastAsia="Consolas" w:hAnsi="Consolas" w:cs="Consolas"/>
+          <w:sz w:val="17"/>
+          <w:szCs w:val="17"/>
+        </w:rPr>
+        <w:t>),</w:t>
+      </w:r>
+    </w:p>
+    <w:p>
+      <w:pPr>
+        <w:pBdr>
+          <w:top w:val="single" w:sz="4" w:space="0" w:color="CCCCCC"/>
+          <w:left w:val="single" w:sz="4" w:space="0" w:color="CCCCCC"/>
+          <w:bottom w:val="single" w:sz="4" w:space="0" w:color="CCCCCC"/>
+          <w:right w:val="single" w:sz="4" w:space="0" w:color="CCCCCC"/>
+        </w:pBdr>
+        <w:shd w:val="clear" w:color="auto" w:fill="F2F2F2"/>
+        <w:spacing w:before="40" w:after="100"/>
+        <w:rPr>
+          <w:rFonts w:ascii="Consolas" w:eastAsia="Consolas" w:hAnsi="Consolas" w:cs="Consolas"/>
+          <w:sz w:val="17"/>
+          <w:szCs w:val="17"/>
+        </w:rPr>
+      </w:pPr>
+      <w:r>
+        <w:rPr>
+          <w:rFonts w:ascii="Consolas" w:eastAsia="Consolas" w:hAnsi="Consolas" w:cs="Consolas"/>
+          <w:sz w:val="17"/>
+          <w:szCs w:val="17"/>
+        </w:rPr>
+        <w:t xml:space="preserve">    </w:t>
+      </w:r>
+      <w:r>
+        <w:rPr>
+          <w:rFonts w:ascii="Consolas" w:eastAsia="Consolas" w:hAnsi="Consolas" w:cs="Consolas"/>
+          <w:sz w:val="17"/>
+          <w:szCs w:val="17"/>
+        </w:rPr>
+        <w:t>FK</w:t>
+      </w:r>
+      <w:r>
+        <w:rPr>
+          <w:rFonts w:ascii="Consolas" w:eastAsia="Consolas" w:hAnsi="Consolas" w:cs="Consolas"/>
+          <w:sz w:val="17"/>
+          <w:szCs w:val="17"/>
+        </w:rPr>
+        <w:t>(</w:t>
+      </w:r>
+      <w:proofErr w:type="spellStart"/>
+      <w:r>
+        <w:rPr>
+          <w:rFonts w:ascii="Consolas" w:eastAsia="Consolas" w:hAnsi="Consolas" w:cs="Consolas"/>
+          <w:sz w:val="17"/>
+          <w:szCs w:val="17"/>
+        </w:rPr>
+        <w:t>PrescriptionID</w:t>
+      </w:r>
+      <w:proofErr w:type="spellEnd"/>
+      <w:r>
+        <w:rPr>
+          <w:rFonts w:ascii="Consolas" w:eastAsia="Consolas" w:hAnsi="Consolas" w:cs="Consolas"/>
+          <w:sz w:val="17"/>
+          <w:szCs w:val="17"/>
+        </w:rPr>
+        <w:t>)</w:t>
+      </w:r>
+      <w:r>
+        <w:rPr>
+          <w:rFonts w:ascii="Consolas" w:eastAsia="Consolas" w:hAnsi="Consolas" w:cs="Consolas"/>
+          <w:sz w:val="17"/>
+          <w:szCs w:val="17"/>
+        </w:rPr>
+        <w:t>,</w:t>
+      </w:r>
+    </w:p>
+    <w:p>
+      <w:pPr>
+        <w:pBdr>
+          <w:top w:val="single" w:sz="4" w:space="0" w:color="CCCCCC"/>
+          <w:left w:val="single" w:sz="4" w:space="0" w:color="CCCCCC"/>
+          <w:bottom w:val="single" w:sz="4" w:space="0" w:color="CCCCCC"/>
+          <w:right w:val="single" w:sz="4" w:space="0" w:color="CCCCCC"/>
+        </w:pBdr>
+        <w:shd w:val="clear" w:color="auto" w:fill="F2F2F2"/>
+        <w:spacing w:before="40" w:after="100"/>
+        <w:rPr>
+          <w:rFonts w:ascii="Consolas" w:eastAsia="Consolas" w:hAnsi="Consolas" w:cs="Consolas"/>
+          <w:sz w:val="17"/>
+          <w:szCs w:val="17"/>
+        </w:rPr>
+      </w:pPr>
+      <w:r>
+        <w:rPr>
+          <w:rFonts w:ascii="Consolas" w:eastAsia="Consolas" w:hAnsi="Consolas" w:cs="Consolas"/>
+          <w:sz w:val="17"/>
+          <w:szCs w:val="17"/>
+        </w:rPr>
+        <w:t xml:space="preserve">    </w:t>
+      </w:r>
+      <w:r>
+        <w:rPr>
+          <w:rFonts w:ascii="Consolas" w:eastAsia="Consolas" w:hAnsi="Consolas" w:cs="Consolas"/>
+          <w:sz w:val="17"/>
+          <w:szCs w:val="17"/>
+        </w:rPr>
+        <w:t>FK</w:t>
+      </w:r>
+      <w:r>
+        <w:rPr>
+          <w:rFonts w:ascii="Consolas" w:eastAsia="Consolas" w:hAnsi="Consolas" w:cs="Consolas"/>
+          <w:sz w:val="17"/>
+          <w:szCs w:val="17"/>
+        </w:rPr>
+        <w:t>(</w:t>
+      </w:r>
+      <w:proofErr w:type="spellStart"/>
+      <w:r>
+        <w:rPr>
+          <w:rFonts w:ascii="Consolas" w:eastAsia="Consolas" w:hAnsi="Consolas" w:cs="Consolas"/>
+          <w:sz w:val="17"/>
+          <w:szCs w:val="17"/>
+        </w:rPr>
+        <w:t>MedicineID</w:t>
+      </w:r>
+      <w:proofErr w:type="spellEnd"/>
+      <w:r>
+        <w:rPr>
+          <w:rFonts w:ascii="Consolas" w:eastAsia="Consolas" w:hAnsi="Consolas" w:cs="Consolas"/>
+          <w:sz w:val="17"/>
+          <w:szCs w:val="17"/>
+        </w:rPr>
+        <w:t>)</w:t>
+      </w:r>
     </w:p>
     <w:p>
       <w:pPr>
@@ -1587,7 +2585,7 @@
           <w:sz w:val="17"/>
           <w:szCs w:val="17"/>
         </w:rPr>
-        <w:t>CREATE TABLE Pharmacy (</w:t>
+        <w:t>Supplies (</w:t>
       </w:r>
     </w:p>
     <w:p>
@@ -1615,6 +2613,69 @@
         <w:t xml:space="preserve">    </w:t>
       </w:r>
       <w:proofErr w:type="spellStart"/>
+      <w:proofErr w:type="gramStart"/>
+      <w:r>
+        <w:rPr>
+          <w:rFonts w:ascii="Consolas" w:eastAsia="Consolas" w:hAnsi="Consolas" w:cs="Consolas"/>
+          <w:sz w:val="17"/>
+          <w:szCs w:val="17"/>
+        </w:rPr>
+        <w:t>PharmacyID,MedicineID</w:t>
+      </w:r>
+      <w:proofErr w:type="spellEnd"/>
+      <w:proofErr w:type="gramEnd"/>
+      <w:r>
+        <w:rPr>
+          <w:rFonts w:ascii="Consolas" w:eastAsia="Consolas" w:hAnsi="Consolas" w:cs="Consolas"/>
+          <w:sz w:val="17"/>
+          <w:szCs w:val="17"/>
+        </w:rPr>
+        <w:t>,</w:t>
+      </w:r>
+    </w:p>
+    <w:p>
+      <w:pPr>
+        <w:pBdr>
+          <w:top w:val="single" w:sz="4" w:space="0" w:color="CCCCCC"/>
+          <w:left w:val="single" w:sz="4" w:space="0" w:color="CCCCCC"/>
+          <w:bottom w:val="single" w:sz="4" w:space="0" w:color="CCCCCC"/>
+          <w:right w:val="single" w:sz="4" w:space="0" w:color="CCCCCC"/>
+        </w:pBdr>
+        <w:shd w:val="clear" w:color="auto" w:fill="F2F2F2"/>
+        <w:spacing w:before="40" w:after="100"/>
+        <w:rPr>
+          <w:rFonts w:ascii="Consolas" w:eastAsia="Consolas" w:hAnsi="Consolas" w:cs="Consolas"/>
+          <w:sz w:val="17"/>
+          <w:szCs w:val="17"/>
+        </w:rPr>
+      </w:pPr>
+      <w:r>
+        <w:rPr>
+          <w:rFonts w:ascii="Consolas" w:eastAsia="Consolas" w:hAnsi="Consolas" w:cs="Consolas"/>
+          <w:sz w:val="17"/>
+          <w:szCs w:val="17"/>
+        </w:rPr>
+        <w:t xml:space="preserve">    </w:t>
+      </w:r>
+      <w:proofErr w:type="gramStart"/>
+      <w:r>
+        <w:rPr>
+          <w:rFonts w:ascii="Consolas" w:eastAsia="Consolas" w:hAnsi="Consolas" w:cs="Consolas"/>
+          <w:sz w:val="17"/>
+          <w:szCs w:val="17"/>
+        </w:rPr>
+        <w:t>PK</w:t>
+      </w:r>
+      <w:r>
+        <w:rPr>
+          <w:rFonts w:ascii="Consolas" w:eastAsia="Consolas" w:hAnsi="Consolas" w:cs="Consolas"/>
+          <w:sz w:val="17"/>
+          <w:szCs w:val="17"/>
+        </w:rPr>
+        <w:t>(</w:t>
+      </w:r>
+      <w:proofErr w:type="spellStart"/>
+      <w:proofErr w:type="gramEnd"/>
       <w:r>
         <w:rPr>
           <w:rFonts w:ascii="Consolas" w:eastAsia="Consolas" w:hAnsi="Consolas" w:cs="Consolas"/>
@@ -1630,7 +2691,236 @@
           <w:sz w:val="17"/>
           <w:szCs w:val="17"/>
         </w:rPr>
-        <w:t xml:space="preserve"> PRIMARY </w:t>
+        <w:t xml:space="preserve">, </w:t>
+      </w:r>
+      <w:proofErr w:type="spellStart"/>
+      <w:r>
+        <w:rPr>
+          <w:rFonts w:ascii="Consolas" w:eastAsia="Consolas" w:hAnsi="Consolas" w:cs="Consolas"/>
+          <w:sz w:val="17"/>
+          <w:szCs w:val="17"/>
+        </w:rPr>
+        <w:t>MedicineID</w:t>
+      </w:r>
+      <w:proofErr w:type="spellEnd"/>
+      <w:r>
+        <w:rPr>
+          <w:rFonts w:ascii="Consolas" w:eastAsia="Consolas" w:hAnsi="Consolas" w:cs="Consolas"/>
+          <w:sz w:val="17"/>
+          <w:szCs w:val="17"/>
+        </w:rPr>
+        <w:t>),</w:t>
+      </w:r>
+    </w:p>
+    <w:p>
+      <w:pPr>
+        <w:pBdr>
+          <w:top w:val="single" w:sz="4" w:space="0" w:color="CCCCCC"/>
+          <w:left w:val="single" w:sz="4" w:space="0" w:color="CCCCCC"/>
+          <w:bottom w:val="single" w:sz="4" w:space="0" w:color="CCCCCC"/>
+          <w:right w:val="single" w:sz="4" w:space="0" w:color="CCCCCC"/>
+        </w:pBdr>
+        <w:shd w:val="clear" w:color="auto" w:fill="F2F2F2"/>
+        <w:spacing w:before="40" w:after="100"/>
+        <w:rPr>
+          <w:rFonts w:ascii="Consolas" w:eastAsia="Consolas" w:hAnsi="Consolas" w:cs="Consolas"/>
+          <w:sz w:val="17"/>
+          <w:szCs w:val="17"/>
+        </w:rPr>
+      </w:pPr>
+      <w:r>
+        <w:rPr>
+          <w:rFonts w:ascii="Consolas" w:eastAsia="Consolas" w:hAnsi="Consolas" w:cs="Consolas"/>
+          <w:sz w:val="17"/>
+          <w:szCs w:val="17"/>
+        </w:rPr>
+        <w:t xml:space="preserve">    </w:t>
+      </w:r>
+      <w:r>
+        <w:rPr>
+          <w:rFonts w:ascii="Consolas" w:eastAsia="Consolas" w:hAnsi="Consolas" w:cs="Consolas"/>
+          <w:sz w:val="17"/>
+          <w:szCs w:val="17"/>
+        </w:rPr>
+        <w:t>FK</w:t>
+      </w:r>
+      <w:r>
+        <w:rPr>
+          <w:rFonts w:ascii="Consolas" w:eastAsia="Consolas" w:hAnsi="Consolas" w:cs="Consolas"/>
+          <w:sz w:val="17"/>
+          <w:szCs w:val="17"/>
+        </w:rPr>
+        <w:t>(</w:t>
+      </w:r>
+      <w:proofErr w:type="spellStart"/>
+      <w:r>
+        <w:rPr>
+          <w:rFonts w:ascii="Consolas" w:eastAsia="Consolas" w:hAnsi="Consolas" w:cs="Consolas"/>
+          <w:sz w:val="17"/>
+          <w:szCs w:val="17"/>
+        </w:rPr>
+        <w:t>PharmacyID</w:t>
+      </w:r>
+      <w:proofErr w:type="spellEnd"/>
+      <w:r>
+        <w:rPr>
+          <w:rFonts w:ascii="Consolas" w:eastAsia="Consolas" w:hAnsi="Consolas" w:cs="Consolas"/>
+          <w:sz w:val="17"/>
+          <w:szCs w:val="17"/>
+        </w:rPr>
+        <w:t>)</w:t>
+      </w:r>
+      <w:r>
+        <w:rPr>
+          <w:rFonts w:ascii="Consolas" w:eastAsia="Consolas" w:hAnsi="Consolas" w:cs="Consolas"/>
+          <w:sz w:val="17"/>
+          <w:szCs w:val="17"/>
+        </w:rPr>
+        <w:t>,</w:t>
+      </w:r>
+    </w:p>
+    <w:p>
+      <w:pPr>
+        <w:pBdr>
+          <w:top w:val="single" w:sz="4" w:space="0" w:color="CCCCCC"/>
+          <w:left w:val="single" w:sz="4" w:space="0" w:color="CCCCCC"/>
+          <w:bottom w:val="single" w:sz="4" w:space="0" w:color="CCCCCC"/>
+          <w:right w:val="single" w:sz="4" w:space="0" w:color="CCCCCC"/>
+        </w:pBdr>
+        <w:shd w:val="clear" w:color="auto" w:fill="F2F2F2"/>
+        <w:spacing w:before="40" w:after="100"/>
+        <w:rPr>
+          <w:rFonts w:ascii="Consolas" w:eastAsia="Consolas" w:hAnsi="Consolas" w:cs="Consolas"/>
+          <w:sz w:val="17"/>
+          <w:szCs w:val="17"/>
+        </w:rPr>
+      </w:pPr>
+      <w:r>
+        <w:rPr>
+          <w:rFonts w:ascii="Consolas" w:eastAsia="Consolas" w:hAnsi="Consolas" w:cs="Consolas"/>
+          <w:sz w:val="17"/>
+          <w:szCs w:val="17"/>
+        </w:rPr>
+        <w:t xml:space="preserve">    </w:t>
+      </w:r>
+      <w:r>
+        <w:rPr>
+          <w:rFonts w:ascii="Consolas" w:eastAsia="Consolas" w:hAnsi="Consolas" w:cs="Consolas"/>
+          <w:sz w:val="17"/>
+          <w:szCs w:val="17"/>
+        </w:rPr>
+        <w:t>FK</w:t>
+      </w:r>
+      <w:r>
+        <w:rPr>
+          <w:rFonts w:ascii="Consolas" w:eastAsia="Consolas" w:hAnsi="Consolas" w:cs="Consolas"/>
+          <w:sz w:val="17"/>
+          <w:szCs w:val="17"/>
+        </w:rPr>
+        <w:t>(</w:t>
+      </w:r>
+      <w:proofErr w:type="spellStart"/>
+      <w:r>
+        <w:rPr>
+          <w:rFonts w:ascii="Consolas" w:eastAsia="Consolas" w:hAnsi="Consolas" w:cs="Consolas"/>
+          <w:sz w:val="17"/>
+          <w:szCs w:val="17"/>
+        </w:rPr>
+        <w:t>MedicineID</w:t>
+      </w:r>
+      <w:proofErr w:type="spellEnd"/>
+      <w:r>
+        <w:rPr>
+          <w:rFonts w:ascii="Consolas" w:eastAsia="Consolas" w:hAnsi="Consolas" w:cs="Consolas"/>
+          <w:sz w:val="17"/>
+          <w:szCs w:val="17"/>
+        </w:rPr>
+        <w:t>)</w:t>
+      </w:r>
+    </w:p>
+    <w:p>
+      <w:pPr>
+        <w:pBdr>
+          <w:top w:val="single" w:sz="4" w:space="0" w:color="CCCCCC"/>
+          <w:left w:val="single" w:sz="4" w:space="0" w:color="CCCCCC"/>
+          <w:bottom w:val="single" w:sz="4" w:space="0" w:color="CCCCCC"/>
+          <w:right w:val="single" w:sz="4" w:space="0" w:color="CCCCCC"/>
+        </w:pBdr>
+        <w:shd w:val="clear" w:color="auto" w:fill="F2F2F2"/>
+        <w:spacing w:before="40" w:after="100"/>
+        <w:rPr>
+          <w:rFonts w:ascii="Consolas" w:eastAsia="Consolas" w:hAnsi="Consolas" w:cs="Consolas"/>
+          <w:sz w:val="17"/>
+          <w:szCs w:val="17"/>
+        </w:rPr>
+      </w:pPr>
+      <w:r>
+        <w:rPr>
+          <w:rFonts w:ascii="Consolas" w:eastAsia="Consolas" w:hAnsi="Consolas" w:cs="Consolas"/>
+          <w:sz w:val="17"/>
+          <w:szCs w:val="17"/>
+        </w:rPr>
+        <w:t>);</w:t>
+      </w:r>
+    </w:p>
+    <w:p>
+      <w:pPr>
+        <w:pBdr>
+          <w:top w:val="single" w:sz="4" w:space="0" w:color="CCCCCC"/>
+          <w:left w:val="single" w:sz="4" w:space="0" w:color="CCCCCC"/>
+          <w:bottom w:val="single" w:sz="4" w:space="0" w:color="CCCCCC"/>
+          <w:right w:val="single" w:sz="4" w:space="0" w:color="CCCCCC"/>
+        </w:pBdr>
+        <w:shd w:val="clear" w:color="auto" w:fill="F2F2F2"/>
+        <w:spacing w:before="40" w:after="100"/>
+        <w:rPr>
+          <w:rFonts w:ascii="Consolas" w:eastAsia="Consolas" w:hAnsi="Consolas" w:cs="Consolas"/>
+          <w:sz w:val="17"/>
+          <w:szCs w:val="17"/>
+        </w:rPr>
+      </w:pPr>
+      <w:proofErr w:type="spellStart"/>
+      <w:r>
+        <w:rPr>
+          <w:rFonts w:ascii="Consolas" w:eastAsia="Consolas" w:hAnsi="Consolas" w:cs="Consolas"/>
+          <w:sz w:val="17"/>
+          <w:szCs w:val="17"/>
+        </w:rPr>
+        <w:t>InsuranceClaim</w:t>
+      </w:r>
+      <w:proofErr w:type="spellEnd"/>
+      <w:r>
+        <w:rPr>
+          <w:rFonts w:ascii="Consolas" w:eastAsia="Consolas" w:hAnsi="Consolas" w:cs="Consolas"/>
+          <w:sz w:val="17"/>
+          <w:szCs w:val="17"/>
+        </w:rPr>
+        <w:t xml:space="preserve"> (</w:t>
+      </w:r>
+    </w:p>
+    <w:p>
+      <w:pPr>
+        <w:pBdr>
+          <w:top w:val="single" w:sz="4" w:space="0" w:color="CCCCCC"/>
+          <w:left w:val="single" w:sz="4" w:space="0" w:color="CCCCCC"/>
+          <w:bottom w:val="single" w:sz="4" w:space="0" w:color="CCCCCC"/>
+          <w:right w:val="single" w:sz="4" w:space="0" w:color="CCCCCC"/>
+        </w:pBdr>
+        <w:shd w:val="clear" w:color="auto" w:fill="F2F2F2"/>
+        <w:spacing w:before="40" w:after="100"/>
+        <w:rPr>
+          <w:rFonts w:ascii="Consolas" w:eastAsia="Consolas" w:hAnsi="Consolas" w:cs="Consolas"/>
+          <w:sz w:val="17"/>
+          <w:szCs w:val="17"/>
+        </w:rPr>
+      </w:pPr>
+      <w:r>
+        <w:rPr>
+          <w:rFonts w:ascii="Consolas" w:eastAsia="Consolas" w:hAnsi="Consolas" w:cs="Consolas"/>
+          <w:sz w:val="17"/>
+          <w:szCs w:val="17"/>
+        </w:rPr>
+        <w:t xml:space="preserve">    </w:t>
       </w:r>
       <w:proofErr w:type="spellStart"/>
       <w:proofErr w:type="gramStart"/>
@@ -1640,7 +2930,7 @@
           <w:sz w:val="17"/>
           <w:szCs w:val="17"/>
         </w:rPr>
-        <w:t>KEY,Name</w:t>
+        <w:t>PatientID,ClaimNo</w:t>
       </w:r>
       <w:proofErr w:type="gramEnd"/>
       <w:r>
@@ -1649,66 +2939,26 @@
           <w:sz w:val="17"/>
           <w:szCs w:val="17"/>
         </w:rPr>
-        <w:t>,Location</w:t>
-      </w:r>
-      <w:proofErr w:type="spellEnd"/>
-    </w:p>
-    <w:p>
-      <w:pPr>
-        <w:pBdr>
-          <w:top w:val="single" w:sz="4" w:space="0" w:color="CCCCCC"/>
-          <w:left w:val="single" w:sz="4" w:space="0" w:color="CCCCCC"/>
-          <w:bottom w:val="single" w:sz="4" w:space="0" w:color="CCCCCC"/>
-          <w:right w:val="single" w:sz="4" w:space="0" w:color="CCCCCC"/>
-        </w:pBdr>
-        <w:shd w:val="clear" w:color="auto" w:fill="F2F2F2"/>
-        <w:spacing w:before="40" w:after="100"/>
-        <w:rPr>
-          <w:rFonts w:ascii="Consolas" w:eastAsia="Consolas" w:hAnsi="Consolas" w:cs="Consolas"/>
-          <w:sz w:val="17"/>
-          <w:szCs w:val="17"/>
-        </w:rPr>
-      </w:pPr>
-      <w:r>
-        <w:rPr>
-          <w:rFonts w:ascii="Consolas" w:eastAsia="Consolas" w:hAnsi="Consolas" w:cs="Consolas"/>
-          <w:sz w:val="17"/>
-          <w:szCs w:val="17"/>
-        </w:rPr>
-        <w:t>)</w:t>
-      </w:r>
-      <w:r>
-        <w:rPr>
-          <w:rFonts w:ascii="Consolas" w:eastAsia="Consolas" w:hAnsi="Consolas" w:cs="Consolas"/>
-          <w:sz w:val="17"/>
-          <w:szCs w:val="17"/>
-        </w:rPr>
-        <w:t>;</w:t>
-      </w:r>
-    </w:p>
-    <w:p>
-      <w:pPr>
-        <w:pBdr>
-          <w:top w:val="single" w:sz="4" w:space="0" w:color="CCCCCC"/>
-          <w:left w:val="single" w:sz="4" w:space="0" w:color="CCCCCC"/>
-          <w:bottom w:val="single" w:sz="4" w:space="0" w:color="CCCCCC"/>
-          <w:right w:val="single" w:sz="4" w:space="0" w:color="CCCCCC"/>
-        </w:pBdr>
-        <w:shd w:val="clear" w:color="auto" w:fill="F2F2F2"/>
-        <w:spacing w:before="40" w:after="100"/>
-        <w:rPr>
-          <w:rFonts w:ascii="Consolas" w:eastAsia="Consolas" w:hAnsi="Consolas" w:cs="Consolas"/>
-          <w:sz w:val="17"/>
-          <w:szCs w:val="17"/>
-        </w:rPr>
-      </w:pPr>
-      <w:r>
-        <w:rPr>
-          <w:rFonts w:ascii="Consolas" w:eastAsia="Consolas" w:hAnsi="Consolas" w:cs="Consolas"/>
-          <w:sz w:val="17"/>
-          <w:szCs w:val="17"/>
-        </w:rPr>
-        <w:t>CREATE TABLE Orders (</w:t>
+        <w:t>,</w:t>
+      </w:r>
+      <w:proofErr w:type="gramStart"/>
+      <w:r>
+        <w:rPr>
+          <w:rFonts w:ascii="Consolas" w:eastAsia="Consolas" w:hAnsi="Consolas" w:cs="Consolas"/>
+          <w:sz w:val="17"/>
+          <w:szCs w:val="17"/>
+        </w:rPr>
+        <w:t>ClaimAmount,ClaimStatus</w:t>
+      </w:r>
+      <w:proofErr w:type="spellEnd"/>
+      <w:proofErr w:type="gramEnd"/>
+      <w:r>
+        <w:rPr>
+          <w:rFonts w:ascii="Consolas" w:eastAsia="Consolas" w:hAnsi="Consolas" w:cs="Consolas"/>
+          <w:sz w:val="17"/>
+          <w:szCs w:val="17"/>
+        </w:rPr>
+        <w:t>,</w:t>
       </w:r>
     </w:p>
     <w:p>
@@ -1735,25 +2985,6 @@
         </w:rPr>
         <w:t xml:space="preserve">    </w:t>
       </w:r>
-      <w:proofErr w:type="spellStart"/>
-      <w:r>
-        <w:rPr>
-          <w:rFonts w:ascii="Consolas" w:eastAsia="Consolas" w:hAnsi="Consolas" w:cs="Consolas"/>
-          <w:sz w:val="17"/>
-          <w:szCs w:val="17"/>
-        </w:rPr>
-        <w:t>OrderID</w:t>
-      </w:r>
-      <w:proofErr w:type="spellEnd"/>
-      <w:r>
-        <w:rPr>
-          <w:rFonts w:ascii="Consolas" w:eastAsia="Consolas" w:hAnsi="Consolas" w:cs="Consolas"/>
-          <w:sz w:val="17"/>
-          <w:szCs w:val="17"/>
-        </w:rPr>
-        <w:t xml:space="preserve"> PRIMARY </w:t>
-      </w:r>
-      <w:proofErr w:type="spellStart"/>
       <w:proofErr w:type="gramStart"/>
       <w:r>
         <w:rPr>
@@ -1761,8 +2992,17 @@
           <w:sz w:val="17"/>
           <w:szCs w:val="17"/>
         </w:rPr>
-        <w:t>KEY,CustomerID</w:t>
-      </w:r>
+        <w:t>PK</w:t>
+      </w:r>
+      <w:r>
+        <w:rPr>
+          <w:rFonts w:ascii="Consolas" w:eastAsia="Consolas" w:hAnsi="Consolas" w:cs="Consolas"/>
+          <w:sz w:val="17"/>
+          <w:szCs w:val="17"/>
+        </w:rPr>
+        <w:t>(</w:t>
+      </w:r>
+      <w:proofErr w:type="spellStart"/>
       <w:proofErr w:type="gramEnd"/>
       <w:r>
         <w:rPr>
@@ -1770,182 +3010,34 @@
           <w:sz w:val="17"/>
           <w:szCs w:val="17"/>
         </w:rPr>
-        <w:t>,</w:t>
-      </w:r>
-      <w:proofErr w:type="gramStart"/>
-      <w:r>
-        <w:rPr>
-          <w:rFonts w:ascii="Consolas" w:eastAsia="Consolas" w:hAnsi="Consolas" w:cs="Consolas"/>
-          <w:sz w:val="17"/>
-          <w:szCs w:val="17"/>
-        </w:rPr>
-        <w:t>OrderDate,DeliveryStatus</w:t>
-      </w:r>
-      <w:proofErr w:type="spellEnd"/>
-      <w:proofErr w:type="gramEnd"/>
-      <w:r>
-        <w:rPr>
-          <w:rFonts w:ascii="Consolas" w:eastAsia="Consolas" w:hAnsi="Consolas" w:cs="Consolas"/>
-          <w:sz w:val="17"/>
-          <w:szCs w:val="17"/>
-        </w:rPr>
-        <w:t>,</w:t>
-      </w:r>
-    </w:p>
-    <w:p>
-      <w:pPr>
-        <w:pBdr>
-          <w:top w:val="single" w:sz="4" w:space="0" w:color="CCCCCC"/>
-          <w:left w:val="single" w:sz="4" w:space="0" w:color="CCCCCC"/>
-          <w:bottom w:val="single" w:sz="4" w:space="0" w:color="CCCCCC"/>
-          <w:right w:val="single" w:sz="4" w:space="0" w:color="CCCCCC"/>
-        </w:pBdr>
-        <w:shd w:val="clear" w:color="auto" w:fill="F2F2F2"/>
-        <w:spacing w:before="40" w:after="100"/>
-        <w:rPr>
-          <w:rFonts w:ascii="Consolas" w:eastAsia="Consolas" w:hAnsi="Consolas" w:cs="Consolas"/>
-          <w:sz w:val="17"/>
-          <w:szCs w:val="17"/>
-        </w:rPr>
-      </w:pPr>
-      <w:r>
-        <w:rPr>
-          <w:rFonts w:ascii="Consolas" w:eastAsia="Consolas" w:hAnsi="Consolas" w:cs="Consolas"/>
-          <w:sz w:val="17"/>
-          <w:szCs w:val="17"/>
-        </w:rPr>
-        <w:t xml:space="preserve">    FOREIGN KEY (</w:t>
-      </w:r>
-      <w:proofErr w:type="spellStart"/>
-      <w:r>
-        <w:rPr>
-          <w:rFonts w:ascii="Consolas" w:eastAsia="Consolas" w:hAnsi="Consolas" w:cs="Consolas"/>
-          <w:sz w:val="17"/>
-          <w:szCs w:val="17"/>
-        </w:rPr>
-        <w:t>CustomerID</w:t>
-      </w:r>
-      <w:proofErr w:type="spellEnd"/>
-      <w:r>
-        <w:rPr>
-          <w:rFonts w:ascii="Consolas" w:eastAsia="Consolas" w:hAnsi="Consolas" w:cs="Consolas"/>
-          <w:sz w:val="17"/>
-          <w:szCs w:val="17"/>
-        </w:rPr>
-        <w:t xml:space="preserve">) REFERENCES </w:t>
-      </w:r>
-      <w:proofErr w:type="gramStart"/>
-      <w:r>
-        <w:rPr>
-          <w:rFonts w:ascii="Consolas" w:eastAsia="Consolas" w:hAnsi="Consolas" w:cs="Consolas"/>
-          <w:sz w:val="17"/>
-          <w:szCs w:val="17"/>
-        </w:rPr>
-        <w:t>Customer(</w:t>
-      </w:r>
-      <w:proofErr w:type="spellStart"/>
-      <w:proofErr w:type="gramEnd"/>
-      <w:r>
-        <w:rPr>
-          <w:rFonts w:ascii="Consolas" w:eastAsia="Consolas" w:hAnsi="Consolas" w:cs="Consolas"/>
-          <w:sz w:val="17"/>
-          <w:szCs w:val="17"/>
-        </w:rPr>
-        <w:t>CustomerID</w:t>
-      </w:r>
-      <w:proofErr w:type="spellEnd"/>
-      <w:r>
-        <w:rPr>
-          <w:rFonts w:ascii="Consolas" w:eastAsia="Consolas" w:hAnsi="Consolas" w:cs="Consolas"/>
-          <w:sz w:val="17"/>
-          <w:szCs w:val="17"/>
-        </w:rPr>
-        <w:t>)</w:t>
-      </w:r>
-    </w:p>
-    <w:p>
-      <w:pPr>
-        <w:pBdr>
-          <w:top w:val="single" w:sz="4" w:space="0" w:color="CCCCCC"/>
-          <w:left w:val="single" w:sz="4" w:space="0" w:color="CCCCCC"/>
-          <w:bottom w:val="single" w:sz="4" w:space="0" w:color="CCCCCC"/>
-          <w:right w:val="single" w:sz="4" w:space="0" w:color="CCCCCC"/>
-        </w:pBdr>
-        <w:shd w:val="clear" w:color="auto" w:fill="F2F2F2"/>
-        <w:spacing w:before="40" w:after="100"/>
-        <w:rPr>
-          <w:rFonts w:ascii="Consolas" w:eastAsia="Consolas" w:hAnsi="Consolas" w:cs="Consolas"/>
-          <w:sz w:val="17"/>
-          <w:szCs w:val="17"/>
-        </w:rPr>
-      </w:pPr>
-      <w:r>
-        <w:rPr>
-          <w:rFonts w:ascii="Consolas" w:eastAsia="Consolas" w:hAnsi="Consolas" w:cs="Consolas"/>
-          <w:sz w:val="17"/>
-          <w:szCs w:val="17"/>
-        </w:rPr>
-        <w:t>);</w:t>
-      </w:r>
-    </w:p>
-    <w:p>
-      <w:pPr>
-        <w:pBdr>
-          <w:top w:val="single" w:sz="4" w:space="0" w:color="CCCCCC"/>
-          <w:left w:val="single" w:sz="4" w:space="0" w:color="CCCCCC"/>
-          <w:bottom w:val="single" w:sz="4" w:space="0" w:color="CCCCCC"/>
-          <w:right w:val="single" w:sz="4" w:space="0" w:color="CCCCCC"/>
-        </w:pBdr>
-        <w:shd w:val="clear" w:color="auto" w:fill="F2F2F2"/>
-        <w:spacing w:before="40" w:after="100"/>
-        <w:rPr>
-          <w:rFonts w:ascii="Consolas" w:eastAsia="Consolas" w:hAnsi="Consolas" w:cs="Consolas"/>
-          <w:sz w:val="17"/>
-          <w:szCs w:val="17"/>
-        </w:rPr>
-      </w:pPr>
-    </w:p>
-    <w:p>
-      <w:pPr>
-        <w:pBdr>
-          <w:top w:val="single" w:sz="4" w:space="0" w:color="CCCCCC"/>
-          <w:left w:val="single" w:sz="4" w:space="0" w:color="CCCCCC"/>
-          <w:bottom w:val="single" w:sz="4" w:space="0" w:color="CCCCCC"/>
-          <w:right w:val="single" w:sz="4" w:space="0" w:color="CCCCCC"/>
-        </w:pBdr>
-        <w:shd w:val="clear" w:color="auto" w:fill="F2F2F2"/>
-        <w:spacing w:before="40" w:after="100"/>
-        <w:rPr>
-          <w:rFonts w:ascii="Consolas" w:eastAsia="Consolas" w:hAnsi="Consolas" w:cs="Consolas"/>
-          <w:sz w:val="17"/>
-          <w:szCs w:val="17"/>
-        </w:rPr>
-      </w:pPr>
-      <w:r>
-        <w:rPr>
-          <w:rFonts w:ascii="Consolas" w:eastAsia="Consolas" w:hAnsi="Consolas" w:cs="Consolas"/>
-          <w:sz w:val="17"/>
-          <w:szCs w:val="17"/>
-        </w:rPr>
-        <w:t xml:space="preserve">CREATE TABLE </w:t>
-      </w:r>
-      <w:proofErr w:type="spellStart"/>
-      <w:r>
-        <w:rPr>
-          <w:rFonts w:ascii="Consolas" w:eastAsia="Consolas" w:hAnsi="Consolas" w:cs="Consolas"/>
-          <w:sz w:val="17"/>
-          <w:szCs w:val="17"/>
-        </w:rPr>
-        <w:t>OrderItem</w:t>
-      </w:r>
-      <w:proofErr w:type="spellEnd"/>
-      <w:r>
-        <w:rPr>
-          <w:rFonts w:ascii="Consolas" w:eastAsia="Consolas" w:hAnsi="Consolas" w:cs="Consolas"/>
-          <w:sz w:val="17"/>
-          <w:szCs w:val="17"/>
-        </w:rPr>
-        <w:t xml:space="preserve"> (</w:t>
+        <w:t>PatientID</w:t>
+      </w:r>
+      <w:proofErr w:type="spellEnd"/>
+      <w:r>
+        <w:rPr>
+          <w:rFonts w:ascii="Consolas" w:eastAsia="Consolas" w:hAnsi="Consolas" w:cs="Consolas"/>
+          <w:sz w:val="17"/>
+          <w:szCs w:val="17"/>
+        </w:rPr>
+        <w:t xml:space="preserve">, </w:t>
+      </w:r>
+      <w:proofErr w:type="spellStart"/>
+      <w:r>
+        <w:rPr>
+          <w:rFonts w:ascii="Consolas" w:eastAsia="Consolas" w:hAnsi="Consolas" w:cs="Consolas"/>
+          <w:sz w:val="17"/>
+          <w:szCs w:val="17"/>
+        </w:rPr>
+        <w:t>ClaimNo</w:t>
+      </w:r>
+      <w:proofErr w:type="spellEnd"/>
+      <w:r>
+        <w:rPr>
+          <w:rFonts w:ascii="Consolas" w:eastAsia="Consolas" w:hAnsi="Consolas" w:cs="Consolas"/>
+          <w:sz w:val="17"/>
+          <w:szCs w:val="17"/>
+        </w:rPr>
+        <w:t>),</w:t>
       </w:r>
     </w:p>
     <w:p>
@@ -1972,1097 +3064,23 @@
         </w:rPr>
         <w:t xml:space="preserve">    </w:t>
       </w:r>
-      <w:proofErr w:type="spellStart"/>
-      <w:proofErr w:type="gramStart"/>
-      <w:r>
-        <w:rPr>
-          <w:rFonts w:ascii="Consolas" w:eastAsia="Consolas" w:hAnsi="Consolas" w:cs="Consolas"/>
-          <w:sz w:val="17"/>
-          <w:szCs w:val="17"/>
-        </w:rPr>
-        <w:t>OrderID,MedicineID</w:t>
-      </w:r>
-      <w:proofErr w:type="gramEnd"/>
-      <w:r>
-        <w:rPr>
-          <w:rFonts w:ascii="Consolas" w:eastAsia="Consolas" w:hAnsi="Consolas" w:cs="Consolas"/>
-          <w:sz w:val="17"/>
-          <w:szCs w:val="17"/>
-        </w:rPr>
-        <w:t>,Quantity</w:t>
-      </w:r>
-      <w:proofErr w:type="spellEnd"/>
-      <w:r>
-        <w:rPr>
-          <w:rFonts w:ascii="Consolas" w:eastAsia="Consolas" w:hAnsi="Consolas" w:cs="Consolas"/>
-          <w:sz w:val="17"/>
-          <w:szCs w:val="17"/>
-        </w:rPr>
-        <w:t>,</w:t>
-      </w:r>
-    </w:p>
-    <w:p>
-      <w:pPr>
-        <w:pBdr>
-          <w:top w:val="single" w:sz="4" w:space="0" w:color="CCCCCC"/>
-          <w:left w:val="single" w:sz="4" w:space="0" w:color="CCCCCC"/>
-          <w:bottom w:val="single" w:sz="4" w:space="0" w:color="CCCCCC"/>
-          <w:right w:val="single" w:sz="4" w:space="0" w:color="CCCCCC"/>
-        </w:pBdr>
-        <w:shd w:val="clear" w:color="auto" w:fill="F2F2F2"/>
-        <w:spacing w:before="40" w:after="100"/>
-        <w:rPr>
-          <w:rFonts w:ascii="Consolas" w:eastAsia="Consolas" w:hAnsi="Consolas" w:cs="Consolas"/>
-          <w:sz w:val="17"/>
-          <w:szCs w:val="17"/>
-        </w:rPr>
-      </w:pPr>
-      <w:r>
-        <w:rPr>
-          <w:rFonts w:ascii="Consolas" w:eastAsia="Consolas" w:hAnsi="Consolas" w:cs="Consolas"/>
-          <w:sz w:val="17"/>
-          <w:szCs w:val="17"/>
-        </w:rPr>
-        <w:t xml:space="preserve">    PRIMARY KEY (</w:t>
-      </w:r>
-      <w:proofErr w:type="spellStart"/>
-      <w:r>
-        <w:rPr>
-          <w:rFonts w:ascii="Consolas" w:eastAsia="Consolas" w:hAnsi="Consolas" w:cs="Consolas"/>
-          <w:sz w:val="17"/>
-          <w:szCs w:val="17"/>
-        </w:rPr>
-        <w:t>OrderID</w:t>
-      </w:r>
-      <w:proofErr w:type="spellEnd"/>
-      <w:r>
-        <w:rPr>
-          <w:rFonts w:ascii="Consolas" w:eastAsia="Consolas" w:hAnsi="Consolas" w:cs="Consolas"/>
-          <w:sz w:val="17"/>
-          <w:szCs w:val="17"/>
-        </w:rPr>
-        <w:t xml:space="preserve">, </w:t>
-      </w:r>
-      <w:proofErr w:type="spellStart"/>
-      <w:r>
-        <w:rPr>
-          <w:rFonts w:ascii="Consolas" w:eastAsia="Consolas" w:hAnsi="Consolas" w:cs="Consolas"/>
-          <w:sz w:val="17"/>
-          <w:szCs w:val="17"/>
-        </w:rPr>
-        <w:t>MedicineID</w:t>
-      </w:r>
-      <w:proofErr w:type="spellEnd"/>
-      <w:r>
-        <w:rPr>
-          <w:rFonts w:ascii="Consolas" w:eastAsia="Consolas" w:hAnsi="Consolas" w:cs="Consolas"/>
-          <w:sz w:val="17"/>
-          <w:szCs w:val="17"/>
-        </w:rPr>
-        <w:t>),</w:t>
-      </w:r>
-    </w:p>
-    <w:p>
-      <w:pPr>
-        <w:pBdr>
-          <w:top w:val="single" w:sz="4" w:space="0" w:color="CCCCCC"/>
-          <w:left w:val="single" w:sz="4" w:space="0" w:color="CCCCCC"/>
-          <w:bottom w:val="single" w:sz="4" w:space="0" w:color="CCCCCC"/>
-          <w:right w:val="single" w:sz="4" w:space="0" w:color="CCCCCC"/>
-        </w:pBdr>
-        <w:shd w:val="clear" w:color="auto" w:fill="F2F2F2"/>
-        <w:spacing w:before="40" w:after="100"/>
-        <w:rPr>
-          <w:rFonts w:ascii="Consolas" w:eastAsia="Consolas" w:hAnsi="Consolas" w:cs="Consolas"/>
-          <w:sz w:val="17"/>
-          <w:szCs w:val="17"/>
-        </w:rPr>
-      </w:pPr>
-      <w:r>
-        <w:rPr>
-          <w:rFonts w:ascii="Consolas" w:eastAsia="Consolas" w:hAnsi="Consolas" w:cs="Consolas"/>
-          <w:sz w:val="17"/>
-          <w:szCs w:val="17"/>
-        </w:rPr>
-        <w:t xml:space="preserve">    FOREIGN KEY (</w:t>
-      </w:r>
-      <w:proofErr w:type="spellStart"/>
-      <w:r>
-        <w:rPr>
-          <w:rFonts w:ascii="Consolas" w:eastAsia="Consolas" w:hAnsi="Consolas" w:cs="Consolas"/>
-          <w:sz w:val="17"/>
-          <w:szCs w:val="17"/>
-        </w:rPr>
-        <w:t>OrderID</w:t>
-      </w:r>
-      <w:proofErr w:type="spellEnd"/>
-      <w:r>
-        <w:rPr>
-          <w:rFonts w:ascii="Consolas" w:eastAsia="Consolas" w:hAnsi="Consolas" w:cs="Consolas"/>
-          <w:sz w:val="17"/>
-          <w:szCs w:val="17"/>
-        </w:rPr>
-        <w:t xml:space="preserve">) REFERENCES </w:t>
-      </w:r>
-      <w:proofErr w:type="gramStart"/>
-      <w:r>
-        <w:rPr>
-          <w:rFonts w:ascii="Consolas" w:eastAsia="Consolas" w:hAnsi="Consolas" w:cs="Consolas"/>
-          <w:sz w:val="17"/>
-          <w:szCs w:val="17"/>
-        </w:rPr>
-        <w:t>Orders(</w:t>
-      </w:r>
-      <w:proofErr w:type="spellStart"/>
-      <w:proofErr w:type="gramEnd"/>
-      <w:r>
-        <w:rPr>
-          <w:rFonts w:ascii="Consolas" w:eastAsia="Consolas" w:hAnsi="Consolas" w:cs="Consolas"/>
-          <w:sz w:val="17"/>
-          <w:szCs w:val="17"/>
-        </w:rPr>
-        <w:t>OrderID</w:t>
-      </w:r>
-      <w:proofErr w:type="spellEnd"/>
-      <w:r>
-        <w:rPr>
-          <w:rFonts w:ascii="Consolas" w:eastAsia="Consolas" w:hAnsi="Consolas" w:cs="Consolas"/>
-          <w:sz w:val="17"/>
-          <w:szCs w:val="17"/>
-        </w:rPr>
-        <w:t>),</w:t>
-      </w:r>
-    </w:p>
-    <w:p>
-      <w:pPr>
-        <w:pBdr>
-          <w:top w:val="single" w:sz="4" w:space="0" w:color="CCCCCC"/>
-          <w:left w:val="single" w:sz="4" w:space="0" w:color="CCCCCC"/>
-          <w:bottom w:val="single" w:sz="4" w:space="0" w:color="CCCCCC"/>
-          <w:right w:val="single" w:sz="4" w:space="0" w:color="CCCCCC"/>
-        </w:pBdr>
-        <w:shd w:val="clear" w:color="auto" w:fill="F2F2F2"/>
-        <w:spacing w:before="40" w:after="100"/>
-        <w:rPr>
-          <w:rFonts w:ascii="Consolas" w:eastAsia="Consolas" w:hAnsi="Consolas" w:cs="Consolas"/>
-          <w:sz w:val="17"/>
-          <w:szCs w:val="17"/>
-        </w:rPr>
-      </w:pPr>
-      <w:r>
-        <w:rPr>
-          <w:rFonts w:ascii="Consolas" w:eastAsia="Consolas" w:hAnsi="Consolas" w:cs="Consolas"/>
-          <w:sz w:val="17"/>
-          <w:szCs w:val="17"/>
-        </w:rPr>
-        <w:t xml:space="preserve">    FOREIGN KEY (</w:t>
-      </w:r>
-      <w:proofErr w:type="spellStart"/>
-      <w:r>
-        <w:rPr>
-          <w:rFonts w:ascii="Consolas" w:eastAsia="Consolas" w:hAnsi="Consolas" w:cs="Consolas"/>
-          <w:sz w:val="17"/>
-          <w:szCs w:val="17"/>
-        </w:rPr>
-        <w:t>MedicineID</w:t>
-      </w:r>
-      <w:proofErr w:type="spellEnd"/>
-      <w:r>
-        <w:rPr>
-          <w:rFonts w:ascii="Consolas" w:eastAsia="Consolas" w:hAnsi="Consolas" w:cs="Consolas"/>
-          <w:sz w:val="17"/>
-          <w:szCs w:val="17"/>
-        </w:rPr>
-        <w:t xml:space="preserve">) REFERENCES </w:t>
-      </w:r>
-      <w:proofErr w:type="gramStart"/>
-      <w:r>
-        <w:rPr>
-          <w:rFonts w:ascii="Consolas" w:eastAsia="Consolas" w:hAnsi="Consolas" w:cs="Consolas"/>
-          <w:sz w:val="17"/>
-          <w:szCs w:val="17"/>
-        </w:rPr>
-        <w:t>Medicine(</w:t>
-      </w:r>
-      <w:proofErr w:type="spellStart"/>
-      <w:proofErr w:type="gramEnd"/>
-      <w:r>
-        <w:rPr>
-          <w:rFonts w:ascii="Consolas" w:eastAsia="Consolas" w:hAnsi="Consolas" w:cs="Consolas"/>
-          <w:sz w:val="17"/>
-          <w:szCs w:val="17"/>
-        </w:rPr>
-        <w:t>MedicineID</w:t>
-      </w:r>
-      <w:proofErr w:type="spellEnd"/>
-      <w:r>
-        <w:rPr>
-          <w:rFonts w:ascii="Consolas" w:eastAsia="Consolas" w:hAnsi="Consolas" w:cs="Consolas"/>
-          <w:sz w:val="17"/>
-          <w:szCs w:val="17"/>
-        </w:rPr>
-        <w:t>)</w:t>
-      </w:r>
-    </w:p>
-    <w:p>
-      <w:pPr>
-        <w:pBdr>
-          <w:top w:val="single" w:sz="4" w:space="0" w:color="CCCCCC"/>
-          <w:left w:val="single" w:sz="4" w:space="0" w:color="CCCCCC"/>
-          <w:bottom w:val="single" w:sz="4" w:space="0" w:color="CCCCCC"/>
-          <w:right w:val="single" w:sz="4" w:space="0" w:color="CCCCCC"/>
-        </w:pBdr>
-        <w:shd w:val="clear" w:color="auto" w:fill="F2F2F2"/>
-        <w:spacing w:before="40" w:after="100"/>
-        <w:rPr>
-          <w:rFonts w:ascii="Consolas" w:eastAsia="Consolas" w:hAnsi="Consolas" w:cs="Consolas"/>
-          <w:sz w:val="17"/>
-          <w:szCs w:val="17"/>
-        </w:rPr>
-      </w:pPr>
-      <w:r>
-        <w:rPr>
-          <w:rFonts w:ascii="Consolas" w:eastAsia="Consolas" w:hAnsi="Consolas" w:cs="Consolas"/>
-          <w:sz w:val="17"/>
-          <w:szCs w:val="17"/>
-        </w:rPr>
-        <w:t>);</w:t>
-      </w:r>
-    </w:p>
-    <w:p>
-      <w:pPr>
-        <w:pBdr>
-          <w:top w:val="single" w:sz="4" w:space="0" w:color="CCCCCC"/>
-          <w:left w:val="single" w:sz="4" w:space="0" w:color="CCCCCC"/>
-          <w:bottom w:val="single" w:sz="4" w:space="0" w:color="CCCCCC"/>
-          <w:right w:val="single" w:sz="4" w:space="0" w:color="CCCCCC"/>
-        </w:pBdr>
-        <w:shd w:val="clear" w:color="auto" w:fill="F2F2F2"/>
-        <w:spacing w:before="40" w:after="100"/>
-        <w:rPr>
-          <w:rFonts w:ascii="Consolas" w:eastAsia="Consolas" w:hAnsi="Consolas" w:cs="Consolas"/>
-          <w:sz w:val="17"/>
-          <w:szCs w:val="17"/>
-        </w:rPr>
-      </w:pPr>
-      <w:r>
-        <w:rPr>
-          <w:rFonts w:ascii="Consolas" w:eastAsia="Consolas" w:hAnsi="Consolas" w:cs="Consolas"/>
-          <w:sz w:val="17"/>
-          <w:szCs w:val="17"/>
-        </w:rPr>
-        <w:t xml:space="preserve">CREATE TABLE </w:t>
-      </w:r>
-      <w:proofErr w:type="spellStart"/>
-      <w:r>
-        <w:rPr>
-          <w:rFonts w:ascii="Consolas" w:eastAsia="Consolas" w:hAnsi="Consolas" w:cs="Consolas"/>
-          <w:sz w:val="17"/>
-          <w:szCs w:val="17"/>
-        </w:rPr>
-        <w:t>PrescriptionItem</w:t>
-      </w:r>
-      <w:proofErr w:type="spellEnd"/>
-      <w:r>
-        <w:rPr>
-          <w:rFonts w:ascii="Consolas" w:eastAsia="Consolas" w:hAnsi="Consolas" w:cs="Consolas"/>
-          <w:sz w:val="17"/>
-          <w:szCs w:val="17"/>
-        </w:rPr>
-        <w:t xml:space="preserve"> (</w:t>
-      </w:r>
-    </w:p>
-    <w:p>
-      <w:pPr>
-        <w:pBdr>
-          <w:top w:val="single" w:sz="4" w:space="0" w:color="CCCCCC"/>
-          <w:left w:val="single" w:sz="4" w:space="0" w:color="CCCCCC"/>
-          <w:bottom w:val="single" w:sz="4" w:space="0" w:color="CCCCCC"/>
-          <w:right w:val="single" w:sz="4" w:space="0" w:color="CCCCCC"/>
-        </w:pBdr>
-        <w:shd w:val="clear" w:color="auto" w:fill="F2F2F2"/>
-        <w:spacing w:before="40" w:after="100"/>
-        <w:rPr>
-          <w:rFonts w:ascii="Consolas" w:eastAsia="Consolas" w:hAnsi="Consolas" w:cs="Consolas"/>
-          <w:sz w:val="17"/>
-          <w:szCs w:val="17"/>
-        </w:rPr>
-      </w:pPr>
-      <w:r>
-        <w:rPr>
-          <w:rFonts w:ascii="Consolas" w:eastAsia="Consolas" w:hAnsi="Consolas" w:cs="Consolas"/>
-          <w:sz w:val="17"/>
-          <w:szCs w:val="17"/>
-        </w:rPr>
-        <w:t xml:space="preserve">    </w:t>
-      </w:r>
-      <w:proofErr w:type="spellStart"/>
-      <w:proofErr w:type="gramStart"/>
-      <w:r>
-        <w:rPr>
-          <w:rFonts w:ascii="Consolas" w:eastAsia="Consolas" w:hAnsi="Consolas" w:cs="Consolas"/>
-          <w:sz w:val="17"/>
-          <w:szCs w:val="17"/>
-        </w:rPr>
-        <w:t>PrescriptionID,MedicineID</w:t>
-      </w:r>
-      <w:proofErr w:type="spellEnd"/>
-      <w:proofErr w:type="gramEnd"/>
-      <w:r>
-        <w:rPr>
-          <w:rFonts w:ascii="Consolas" w:eastAsia="Consolas" w:hAnsi="Consolas" w:cs="Consolas"/>
-          <w:sz w:val="17"/>
-          <w:szCs w:val="17"/>
-        </w:rPr>
-        <w:t>,</w:t>
-      </w:r>
-    </w:p>
-    <w:p>
-      <w:pPr>
-        <w:pBdr>
-          <w:top w:val="single" w:sz="4" w:space="0" w:color="CCCCCC"/>
-          <w:left w:val="single" w:sz="4" w:space="0" w:color="CCCCCC"/>
-          <w:bottom w:val="single" w:sz="4" w:space="0" w:color="CCCCCC"/>
-          <w:right w:val="single" w:sz="4" w:space="0" w:color="CCCCCC"/>
-        </w:pBdr>
-        <w:shd w:val="clear" w:color="auto" w:fill="F2F2F2"/>
-        <w:spacing w:before="40" w:after="100"/>
-        <w:rPr>
-          <w:rFonts w:ascii="Consolas" w:eastAsia="Consolas" w:hAnsi="Consolas" w:cs="Consolas"/>
-          <w:sz w:val="17"/>
-          <w:szCs w:val="17"/>
-        </w:rPr>
-      </w:pPr>
-      <w:r>
-        <w:rPr>
-          <w:rFonts w:ascii="Consolas" w:eastAsia="Consolas" w:hAnsi="Consolas" w:cs="Consolas"/>
-          <w:sz w:val="17"/>
-          <w:szCs w:val="17"/>
-        </w:rPr>
-        <w:t xml:space="preserve">    PRIMARY KEY (</w:t>
-      </w:r>
-      <w:proofErr w:type="spellStart"/>
-      <w:r>
-        <w:rPr>
-          <w:rFonts w:ascii="Consolas" w:eastAsia="Consolas" w:hAnsi="Consolas" w:cs="Consolas"/>
-          <w:sz w:val="17"/>
-          <w:szCs w:val="17"/>
-        </w:rPr>
-        <w:t>PrescriptionID</w:t>
-      </w:r>
-      <w:proofErr w:type="spellEnd"/>
-      <w:r>
-        <w:rPr>
-          <w:rFonts w:ascii="Consolas" w:eastAsia="Consolas" w:hAnsi="Consolas" w:cs="Consolas"/>
-          <w:sz w:val="17"/>
-          <w:szCs w:val="17"/>
-        </w:rPr>
-        <w:t xml:space="preserve">, </w:t>
-      </w:r>
-      <w:proofErr w:type="spellStart"/>
-      <w:r>
-        <w:rPr>
-          <w:rFonts w:ascii="Consolas" w:eastAsia="Consolas" w:hAnsi="Consolas" w:cs="Consolas"/>
-          <w:sz w:val="17"/>
-          <w:szCs w:val="17"/>
-        </w:rPr>
-        <w:t>MedicineID</w:t>
-      </w:r>
-      <w:proofErr w:type="spellEnd"/>
-      <w:r>
-        <w:rPr>
-          <w:rFonts w:ascii="Consolas" w:eastAsia="Consolas" w:hAnsi="Consolas" w:cs="Consolas"/>
-          <w:sz w:val="17"/>
-          <w:szCs w:val="17"/>
-        </w:rPr>
-        <w:t>),</w:t>
-      </w:r>
-    </w:p>
-    <w:p>
-      <w:pPr>
-        <w:pBdr>
-          <w:top w:val="single" w:sz="4" w:space="0" w:color="CCCCCC"/>
-          <w:left w:val="single" w:sz="4" w:space="0" w:color="CCCCCC"/>
-          <w:bottom w:val="single" w:sz="4" w:space="0" w:color="CCCCCC"/>
-          <w:right w:val="single" w:sz="4" w:space="0" w:color="CCCCCC"/>
-        </w:pBdr>
-        <w:shd w:val="clear" w:color="auto" w:fill="F2F2F2"/>
-        <w:spacing w:before="40" w:after="100"/>
-        <w:rPr>
-          <w:rFonts w:ascii="Consolas" w:eastAsia="Consolas" w:hAnsi="Consolas" w:cs="Consolas"/>
-          <w:sz w:val="17"/>
-          <w:szCs w:val="17"/>
-        </w:rPr>
-      </w:pPr>
-      <w:r>
-        <w:rPr>
-          <w:rFonts w:ascii="Consolas" w:eastAsia="Consolas" w:hAnsi="Consolas" w:cs="Consolas"/>
-          <w:sz w:val="17"/>
-          <w:szCs w:val="17"/>
-        </w:rPr>
-        <w:t xml:space="preserve">    FOREIGN KEY (</w:t>
-      </w:r>
-      <w:proofErr w:type="spellStart"/>
-      <w:r>
-        <w:rPr>
-          <w:rFonts w:ascii="Consolas" w:eastAsia="Consolas" w:hAnsi="Consolas" w:cs="Consolas"/>
-          <w:sz w:val="17"/>
-          <w:szCs w:val="17"/>
-        </w:rPr>
-        <w:t>PrescriptionID</w:t>
-      </w:r>
-      <w:proofErr w:type="spellEnd"/>
-      <w:r>
-        <w:rPr>
-          <w:rFonts w:ascii="Consolas" w:eastAsia="Consolas" w:hAnsi="Consolas" w:cs="Consolas"/>
-          <w:sz w:val="17"/>
-          <w:szCs w:val="17"/>
-        </w:rPr>
-        <w:t xml:space="preserve">) REFERENCES </w:t>
-      </w:r>
-      <w:proofErr w:type="gramStart"/>
-      <w:r>
-        <w:rPr>
-          <w:rFonts w:ascii="Consolas" w:eastAsia="Consolas" w:hAnsi="Consolas" w:cs="Consolas"/>
-          <w:sz w:val="17"/>
-          <w:szCs w:val="17"/>
-        </w:rPr>
-        <w:t>Prescription(</w:t>
-      </w:r>
-      <w:proofErr w:type="spellStart"/>
-      <w:proofErr w:type="gramEnd"/>
-      <w:r>
-        <w:rPr>
-          <w:rFonts w:ascii="Consolas" w:eastAsia="Consolas" w:hAnsi="Consolas" w:cs="Consolas"/>
-          <w:sz w:val="17"/>
-          <w:szCs w:val="17"/>
-        </w:rPr>
-        <w:t>PrescriptionID</w:t>
-      </w:r>
-      <w:proofErr w:type="spellEnd"/>
-      <w:r>
-        <w:rPr>
-          <w:rFonts w:ascii="Consolas" w:eastAsia="Consolas" w:hAnsi="Consolas" w:cs="Consolas"/>
-          <w:sz w:val="17"/>
-          <w:szCs w:val="17"/>
-        </w:rPr>
-        <w:t>),</w:t>
-      </w:r>
-    </w:p>
-    <w:p>
-      <w:pPr>
-        <w:pBdr>
-          <w:top w:val="single" w:sz="4" w:space="0" w:color="CCCCCC"/>
-          <w:left w:val="single" w:sz="4" w:space="0" w:color="CCCCCC"/>
-          <w:bottom w:val="single" w:sz="4" w:space="0" w:color="CCCCCC"/>
-          <w:right w:val="single" w:sz="4" w:space="0" w:color="CCCCCC"/>
-        </w:pBdr>
-        <w:shd w:val="clear" w:color="auto" w:fill="F2F2F2"/>
-        <w:spacing w:before="40" w:after="100"/>
-        <w:rPr>
-          <w:rFonts w:ascii="Consolas" w:eastAsia="Consolas" w:hAnsi="Consolas" w:cs="Consolas"/>
-          <w:sz w:val="17"/>
-          <w:szCs w:val="17"/>
-        </w:rPr>
-      </w:pPr>
-      <w:r>
-        <w:rPr>
-          <w:rFonts w:ascii="Consolas" w:eastAsia="Consolas" w:hAnsi="Consolas" w:cs="Consolas"/>
-          <w:sz w:val="17"/>
-          <w:szCs w:val="17"/>
-        </w:rPr>
-        <w:t xml:space="preserve">    FOREIGN KEY (</w:t>
-      </w:r>
-      <w:proofErr w:type="spellStart"/>
-      <w:r>
-        <w:rPr>
-          <w:rFonts w:ascii="Consolas" w:eastAsia="Consolas" w:hAnsi="Consolas" w:cs="Consolas"/>
-          <w:sz w:val="17"/>
-          <w:szCs w:val="17"/>
-        </w:rPr>
-        <w:t>MedicineID</w:t>
-      </w:r>
-      <w:proofErr w:type="spellEnd"/>
-      <w:r>
-        <w:rPr>
-          <w:rFonts w:ascii="Consolas" w:eastAsia="Consolas" w:hAnsi="Consolas" w:cs="Consolas"/>
-          <w:sz w:val="17"/>
-          <w:szCs w:val="17"/>
-        </w:rPr>
-        <w:t xml:space="preserve">) REFERENCES </w:t>
-      </w:r>
-      <w:proofErr w:type="gramStart"/>
-      <w:r>
-        <w:rPr>
-          <w:rFonts w:ascii="Consolas" w:eastAsia="Consolas" w:hAnsi="Consolas" w:cs="Consolas"/>
-          <w:sz w:val="17"/>
-          <w:szCs w:val="17"/>
-        </w:rPr>
-        <w:t>Medicine(</w:t>
-      </w:r>
-      <w:proofErr w:type="spellStart"/>
-      <w:proofErr w:type="gramEnd"/>
-      <w:r>
-        <w:rPr>
-          <w:rFonts w:ascii="Consolas" w:eastAsia="Consolas" w:hAnsi="Consolas" w:cs="Consolas"/>
-          <w:sz w:val="17"/>
-          <w:szCs w:val="17"/>
-        </w:rPr>
-        <w:t>MedicineID</w:t>
-      </w:r>
-      <w:proofErr w:type="spellEnd"/>
-      <w:r>
-        <w:rPr>
-          <w:rFonts w:ascii="Consolas" w:eastAsia="Consolas" w:hAnsi="Consolas" w:cs="Consolas"/>
-          <w:sz w:val="17"/>
-          <w:szCs w:val="17"/>
-        </w:rPr>
-        <w:t>)</w:t>
-      </w:r>
-    </w:p>
-    <w:p>
-      <w:pPr>
-        <w:pBdr>
-          <w:top w:val="single" w:sz="4" w:space="0" w:color="CCCCCC"/>
-          <w:left w:val="single" w:sz="4" w:space="0" w:color="CCCCCC"/>
-          <w:bottom w:val="single" w:sz="4" w:space="0" w:color="CCCCCC"/>
-          <w:right w:val="single" w:sz="4" w:space="0" w:color="CCCCCC"/>
-        </w:pBdr>
-        <w:shd w:val="clear" w:color="auto" w:fill="F2F2F2"/>
-        <w:spacing w:before="40" w:after="100"/>
-        <w:rPr>
-          <w:rFonts w:ascii="Consolas" w:eastAsia="Consolas" w:hAnsi="Consolas" w:cs="Consolas"/>
-          <w:sz w:val="17"/>
-          <w:szCs w:val="17"/>
-        </w:rPr>
-      </w:pPr>
-      <w:r>
-        <w:rPr>
-          <w:rFonts w:ascii="Consolas" w:eastAsia="Consolas" w:hAnsi="Consolas" w:cs="Consolas"/>
-          <w:sz w:val="17"/>
-          <w:szCs w:val="17"/>
-        </w:rPr>
-        <w:t>);</w:t>
-      </w:r>
-    </w:p>
-    <w:p>
-      <w:pPr>
-        <w:pBdr>
-          <w:top w:val="single" w:sz="4" w:space="0" w:color="CCCCCC"/>
-          <w:left w:val="single" w:sz="4" w:space="0" w:color="CCCCCC"/>
-          <w:bottom w:val="single" w:sz="4" w:space="0" w:color="CCCCCC"/>
-          <w:right w:val="single" w:sz="4" w:space="0" w:color="CCCCCC"/>
-        </w:pBdr>
-        <w:shd w:val="clear" w:color="auto" w:fill="F2F2F2"/>
-        <w:spacing w:before="40" w:after="100"/>
-        <w:rPr>
-          <w:rFonts w:ascii="Consolas" w:eastAsia="Consolas" w:hAnsi="Consolas" w:cs="Consolas"/>
-          <w:sz w:val="17"/>
-          <w:szCs w:val="17"/>
-        </w:rPr>
-      </w:pPr>
-      <w:r>
-        <w:rPr>
-          <w:rFonts w:ascii="Consolas" w:eastAsia="Consolas" w:hAnsi="Consolas" w:cs="Consolas"/>
-          <w:sz w:val="17"/>
-          <w:szCs w:val="17"/>
-        </w:rPr>
-        <w:t>CREATE TABLE Supplies (</w:t>
-      </w:r>
-    </w:p>
-    <w:p>
-      <w:pPr>
-        <w:pBdr>
-          <w:top w:val="single" w:sz="4" w:space="0" w:color="CCCCCC"/>
-          <w:left w:val="single" w:sz="4" w:space="0" w:color="CCCCCC"/>
-          <w:bottom w:val="single" w:sz="4" w:space="0" w:color="CCCCCC"/>
-          <w:right w:val="single" w:sz="4" w:space="0" w:color="CCCCCC"/>
-        </w:pBdr>
-        <w:shd w:val="clear" w:color="auto" w:fill="F2F2F2"/>
-        <w:spacing w:before="40" w:after="100"/>
-        <w:rPr>
-          <w:rFonts w:ascii="Consolas" w:eastAsia="Consolas" w:hAnsi="Consolas" w:cs="Consolas"/>
-          <w:sz w:val="17"/>
-          <w:szCs w:val="17"/>
-        </w:rPr>
-      </w:pPr>
-      <w:r>
-        <w:rPr>
-          <w:rFonts w:ascii="Consolas" w:eastAsia="Consolas" w:hAnsi="Consolas" w:cs="Consolas"/>
-          <w:sz w:val="17"/>
-          <w:szCs w:val="17"/>
-        </w:rPr>
-        <w:t xml:space="preserve">    </w:t>
-      </w:r>
-      <w:proofErr w:type="spellStart"/>
-      <w:proofErr w:type="gramStart"/>
-      <w:r>
-        <w:rPr>
-          <w:rFonts w:ascii="Consolas" w:eastAsia="Consolas" w:hAnsi="Consolas" w:cs="Consolas"/>
-          <w:sz w:val="17"/>
-          <w:szCs w:val="17"/>
-        </w:rPr>
-        <w:t>PharmacyID,MedicineID</w:t>
-      </w:r>
-      <w:proofErr w:type="spellEnd"/>
-      <w:proofErr w:type="gramEnd"/>
-      <w:r>
-        <w:rPr>
-          <w:rFonts w:ascii="Consolas" w:eastAsia="Consolas" w:hAnsi="Consolas" w:cs="Consolas"/>
-          <w:sz w:val="17"/>
-          <w:szCs w:val="17"/>
-        </w:rPr>
-        <w:t>,</w:t>
-      </w:r>
-    </w:p>
-    <w:p>
-      <w:pPr>
-        <w:pBdr>
-          <w:top w:val="single" w:sz="4" w:space="0" w:color="CCCCCC"/>
-          <w:left w:val="single" w:sz="4" w:space="0" w:color="CCCCCC"/>
-          <w:bottom w:val="single" w:sz="4" w:space="0" w:color="CCCCCC"/>
-          <w:right w:val="single" w:sz="4" w:space="0" w:color="CCCCCC"/>
-        </w:pBdr>
-        <w:shd w:val="clear" w:color="auto" w:fill="F2F2F2"/>
-        <w:spacing w:before="40" w:after="100"/>
-        <w:rPr>
-          <w:rFonts w:ascii="Consolas" w:eastAsia="Consolas" w:hAnsi="Consolas" w:cs="Consolas"/>
-          <w:sz w:val="17"/>
-          <w:szCs w:val="17"/>
-        </w:rPr>
-      </w:pPr>
-      <w:r>
-        <w:rPr>
-          <w:rFonts w:ascii="Consolas" w:eastAsia="Consolas" w:hAnsi="Consolas" w:cs="Consolas"/>
-          <w:sz w:val="17"/>
-          <w:szCs w:val="17"/>
-        </w:rPr>
-        <w:t xml:space="preserve">    PRIMARY KEY (</w:t>
-      </w:r>
-      <w:proofErr w:type="spellStart"/>
-      <w:r>
-        <w:rPr>
-          <w:rFonts w:ascii="Consolas" w:eastAsia="Consolas" w:hAnsi="Consolas" w:cs="Consolas"/>
-          <w:sz w:val="17"/>
-          <w:szCs w:val="17"/>
-        </w:rPr>
-        <w:t>PharmacyID</w:t>
-      </w:r>
-      <w:proofErr w:type="spellEnd"/>
-      <w:r>
-        <w:rPr>
-          <w:rFonts w:ascii="Consolas" w:eastAsia="Consolas" w:hAnsi="Consolas" w:cs="Consolas"/>
-          <w:sz w:val="17"/>
-          <w:szCs w:val="17"/>
-        </w:rPr>
-        <w:t xml:space="preserve">, </w:t>
-      </w:r>
-      <w:proofErr w:type="spellStart"/>
-      <w:r>
-        <w:rPr>
-          <w:rFonts w:ascii="Consolas" w:eastAsia="Consolas" w:hAnsi="Consolas" w:cs="Consolas"/>
-          <w:sz w:val="17"/>
-          <w:szCs w:val="17"/>
-        </w:rPr>
-        <w:t>MedicineID</w:t>
-      </w:r>
-      <w:proofErr w:type="spellEnd"/>
-      <w:r>
-        <w:rPr>
-          <w:rFonts w:ascii="Consolas" w:eastAsia="Consolas" w:hAnsi="Consolas" w:cs="Consolas"/>
-          <w:sz w:val="17"/>
-          <w:szCs w:val="17"/>
-        </w:rPr>
-        <w:t>),</w:t>
-      </w:r>
-    </w:p>
-    <w:p>
-      <w:pPr>
-        <w:pBdr>
-          <w:top w:val="single" w:sz="4" w:space="0" w:color="CCCCCC"/>
-          <w:left w:val="single" w:sz="4" w:space="0" w:color="CCCCCC"/>
-          <w:bottom w:val="single" w:sz="4" w:space="0" w:color="CCCCCC"/>
-          <w:right w:val="single" w:sz="4" w:space="0" w:color="CCCCCC"/>
-        </w:pBdr>
-        <w:shd w:val="clear" w:color="auto" w:fill="F2F2F2"/>
-        <w:spacing w:before="40" w:after="100"/>
-        <w:rPr>
-          <w:rFonts w:ascii="Consolas" w:eastAsia="Consolas" w:hAnsi="Consolas" w:cs="Consolas"/>
-          <w:sz w:val="17"/>
-          <w:szCs w:val="17"/>
-        </w:rPr>
-      </w:pPr>
-      <w:r>
-        <w:rPr>
-          <w:rFonts w:ascii="Consolas" w:eastAsia="Consolas" w:hAnsi="Consolas" w:cs="Consolas"/>
-          <w:sz w:val="17"/>
-          <w:szCs w:val="17"/>
-        </w:rPr>
-        <w:t xml:space="preserve">    FOREIGN KEY (</w:t>
-      </w:r>
-      <w:proofErr w:type="spellStart"/>
-      <w:r>
-        <w:rPr>
-          <w:rFonts w:ascii="Consolas" w:eastAsia="Consolas" w:hAnsi="Consolas" w:cs="Consolas"/>
-          <w:sz w:val="17"/>
-          <w:szCs w:val="17"/>
-        </w:rPr>
-        <w:t>PharmacyID</w:t>
-      </w:r>
-      <w:proofErr w:type="spellEnd"/>
-      <w:r>
-        <w:rPr>
-          <w:rFonts w:ascii="Consolas" w:eastAsia="Consolas" w:hAnsi="Consolas" w:cs="Consolas"/>
-          <w:sz w:val="17"/>
-          <w:szCs w:val="17"/>
-        </w:rPr>
-        <w:t xml:space="preserve">) REFERENCES </w:t>
-      </w:r>
-      <w:proofErr w:type="gramStart"/>
-      <w:r>
-        <w:rPr>
-          <w:rFonts w:ascii="Consolas" w:eastAsia="Consolas" w:hAnsi="Consolas" w:cs="Consolas"/>
-          <w:sz w:val="17"/>
-          <w:szCs w:val="17"/>
-        </w:rPr>
-        <w:t>Pharmacy(</w:t>
-      </w:r>
-      <w:proofErr w:type="spellStart"/>
-      <w:proofErr w:type="gramEnd"/>
-      <w:r>
-        <w:rPr>
-          <w:rFonts w:ascii="Consolas" w:eastAsia="Consolas" w:hAnsi="Consolas" w:cs="Consolas"/>
-          <w:sz w:val="17"/>
-          <w:szCs w:val="17"/>
-        </w:rPr>
-        <w:t>PharmacyID</w:t>
-      </w:r>
-      <w:proofErr w:type="spellEnd"/>
-      <w:r>
-        <w:rPr>
-          <w:rFonts w:ascii="Consolas" w:eastAsia="Consolas" w:hAnsi="Consolas" w:cs="Consolas"/>
-          <w:sz w:val="17"/>
-          <w:szCs w:val="17"/>
-        </w:rPr>
-        <w:t>),</w:t>
-      </w:r>
-    </w:p>
-    <w:p>
-      <w:pPr>
-        <w:pBdr>
-          <w:top w:val="single" w:sz="4" w:space="0" w:color="CCCCCC"/>
-          <w:left w:val="single" w:sz="4" w:space="0" w:color="CCCCCC"/>
-          <w:bottom w:val="single" w:sz="4" w:space="0" w:color="CCCCCC"/>
-          <w:right w:val="single" w:sz="4" w:space="0" w:color="CCCCCC"/>
-        </w:pBdr>
-        <w:shd w:val="clear" w:color="auto" w:fill="F2F2F2"/>
-        <w:spacing w:before="40" w:after="100"/>
-        <w:rPr>
-          <w:rFonts w:ascii="Consolas" w:eastAsia="Consolas" w:hAnsi="Consolas" w:cs="Consolas"/>
-          <w:sz w:val="17"/>
-          <w:szCs w:val="17"/>
-        </w:rPr>
-      </w:pPr>
-      <w:r>
-        <w:rPr>
-          <w:rFonts w:ascii="Consolas" w:eastAsia="Consolas" w:hAnsi="Consolas" w:cs="Consolas"/>
-          <w:sz w:val="17"/>
-          <w:szCs w:val="17"/>
-        </w:rPr>
-        <w:t xml:space="preserve">    FOREIGN KEY (</w:t>
-      </w:r>
-      <w:proofErr w:type="spellStart"/>
-      <w:r>
-        <w:rPr>
-          <w:rFonts w:ascii="Consolas" w:eastAsia="Consolas" w:hAnsi="Consolas" w:cs="Consolas"/>
-          <w:sz w:val="17"/>
-          <w:szCs w:val="17"/>
-        </w:rPr>
-        <w:t>MedicineID</w:t>
-      </w:r>
-      <w:proofErr w:type="spellEnd"/>
-      <w:r>
-        <w:rPr>
-          <w:rFonts w:ascii="Consolas" w:eastAsia="Consolas" w:hAnsi="Consolas" w:cs="Consolas"/>
-          <w:sz w:val="17"/>
-          <w:szCs w:val="17"/>
-        </w:rPr>
-        <w:t xml:space="preserve">) REFERENCES </w:t>
-      </w:r>
-      <w:proofErr w:type="gramStart"/>
-      <w:r>
-        <w:rPr>
-          <w:rFonts w:ascii="Consolas" w:eastAsia="Consolas" w:hAnsi="Consolas" w:cs="Consolas"/>
-          <w:sz w:val="17"/>
-          <w:szCs w:val="17"/>
-        </w:rPr>
-        <w:t>Medicine(</w:t>
-      </w:r>
-      <w:proofErr w:type="spellStart"/>
-      <w:proofErr w:type="gramEnd"/>
-      <w:r>
-        <w:rPr>
-          <w:rFonts w:ascii="Consolas" w:eastAsia="Consolas" w:hAnsi="Consolas" w:cs="Consolas"/>
-          <w:sz w:val="17"/>
-          <w:szCs w:val="17"/>
-        </w:rPr>
-        <w:t>MedicineID</w:t>
-      </w:r>
-      <w:proofErr w:type="spellEnd"/>
-      <w:r>
-        <w:rPr>
-          <w:rFonts w:ascii="Consolas" w:eastAsia="Consolas" w:hAnsi="Consolas" w:cs="Consolas"/>
-          <w:sz w:val="17"/>
-          <w:szCs w:val="17"/>
-        </w:rPr>
-        <w:t>)</w:t>
-      </w:r>
-    </w:p>
-    <w:p>
-      <w:pPr>
-        <w:pBdr>
-          <w:top w:val="single" w:sz="4" w:space="0" w:color="CCCCCC"/>
-          <w:left w:val="single" w:sz="4" w:space="0" w:color="CCCCCC"/>
-          <w:bottom w:val="single" w:sz="4" w:space="0" w:color="CCCCCC"/>
-          <w:right w:val="single" w:sz="4" w:space="0" w:color="CCCCCC"/>
-        </w:pBdr>
-        <w:shd w:val="clear" w:color="auto" w:fill="F2F2F2"/>
-        <w:spacing w:before="40" w:after="100"/>
-        <w:rPr>
-          <w:rFonts w:ascii="Consolas" w:eastAsia="Consolas" w:hAnsi="Consolas" w:cs="Consolas"/>
-          <w:sz w:val="17"/>
-          <w:szCs w:val="17"/>
-        </w:rPr>
-      </w:pPr>
-      <w:r>
-        <w:rPr>
-          <w:rFonts w:ascii="Consolas" w:eastAsia="Consolas" w:hAnsi="Consolas" w:cs="Consolas"/>
-          <w:sz w:val="17"/>
-          <w:szCs w:val="17"/>
-        </w:rPr>
-        <w:t>);</w:t>
-      </w:r>
-    </w:p>
-    <w:p>
-      <w:pPr>
-        <w:pBdr>
-          <w:top w:val="single" w:sz="4" w:space="0" w:color="CCCCCC"/>
-          <w:left w:val="single" w:sz="4" w:space="0" w:color="CCCCCC"/>
-          <w:bottom w:val="single" w:sz="4" w:space="0" w:color="CCCCCC"/>
-          <w:right w:val="single" w:sz="4" w:space="0" w:color="CCCCCC"/>
-        </w:pBdr>
-        <w:shd w:val="clear" w:color="auto" w:fill="F2F2F2"/>
-        <w:spacing w:before="40" w:after="100"/>
-        <w:rPr>
-          <w:rFonts w:ascii="Consolas" w:eastAsia="Consolas" w:hAnsi="Consolas" w:cs="Consolas"/>
-          <w:sz w:val="17"/>
-          <w:szCs w:val="17"/>
-        </w:rPr>
-      </w:pPr>
-      <w:r>
-        <w:rPr>
-          <w:rFonts w:ascii="Consolas" w:eastAsia="Consolas" w:hAnsi="Consolas" w:cs="Consolas"/>
-          <w:sz w:val="17"/>
-          <w:szCs w:val="17"/>
-        </w:rPr>
-        <w:t xml:space="preserve">CREATE TABLE </w:t>
-      </w:r>
-      <w:proofErr w:type="spellStart"/>
-      <w:r>
-        <w:rPr>
-          <w:rFonts w:ascii="Consolas" w:eastAsia="Consolas" w:hAnsi="Consolas" w:cs="Consolas"/>
-          <w:sz w:val="17"/>
-          <w:szCs w:val="17"/>
-        </w:rPr>
-        <w:t>InsuranceClaim</w:t>
-      </w:r>
-      <w:proofErr w:type="spellEnd"/>
-      <w:r>
-        <w:rPr>
-          <w:rFonts w:ascii="Consolas" w:eastAsia="Consolas" w:hAnsi="Consolas" w:cs="Consolas"/>
-          <w:sz w:val="17"/>
-          <w:szCs w:val="17"/>
-        </w:rPr>
-        <w:t xml:space="preserve"> (</w:t>
-      </w:r>
-    </w:p>
-    <w:p>
-      <w:pPr>
-        <w:pBdr>
-          <w:top w:val="single" w:sz="4" w:space="0" w:color="CCCCCC"/>
-          <w:left w:val="single" w:sz="4" w:space="0" w:color="CCCCCC"/>
-          <w:bottom w:val="single" w:sz="4" w:space="0" w:color="CCCCCC"/>
-          <w:right w:val="single" w:sz="4" w:space="0" w:color="CCCCCC"/>
-        </w:pBdr>
-        <w:shd w:val="clear" w:color="auto" w:fill="F2F2F2"/>
-        <w:spacing w:before="40" w:after="100"/>
-        <w:rPr>
-          <w:rFonts w:ascii="Consolas" w:eastAsia="Consolas" w:hAnsi="Consolas" w:cs="Consolas"/>
-          <w:sz w:val="17"/>
-          <w:szCs w:val="17"/>
-        </w:rPr>
-      </w:pPr>
-      <w:r>
-        <w:rPr>
-          <w:rFonts w:ascii="Consolas" w:eastAsia="Consolas" w:hAnsi="Consolas" w:cs="Consolas"/>
-          <w:sz w:val="17"/>
-          <w:szCs w:val="17"/>
-        </w:rPr>
-        <w:t xml:space="preserve">    </w:t>
-      </w:r>
-      <w:proofErr w:type="spellStart"/>
-      <w:proofErr w:type="gramStart"/>
-      <w:r>
-        <w:rPr>
-          <w:rFonts w:ascii="Consolas" w:eastAsia="Consolas" w:hAnsi="Consolas" w:cs="Consolas"/>
-          <w:sz w:val="17"/>
-          <w:szCs w:val="17"/>
-        </w:rPr>
-        <w:t>PatientID,ClaimNo</w:t>
-      </w:r>
-      <w:proofErr w:type="gramEnd"/>
-      <w:r>
-        <w:rPr>
-          <w:rFonts w:ascii="Consolas" w:eastAsia="Consolas" w:hAnsi="Consolas" w:cs="Consolas"/>
-          <w:sz w:val="17"/>
-          <w:szCs w:val="17"/>
-        </w:rPr>
-        <w:t>,</w:t>
-      </w:r>
-      <w:proofErr w:type="gramStart"/>
-      <w:r>
-        <w:rPr>
-          <w:rFonts w:ascii="Consolas" w:eastAsia="Consolas" w:hAnsi="Consolas" w:cs="Consolas"/>
-          <w:sz w:val="17"/>
-          <w:szCs w:val="17"/>
-        </w:rPr>
-        <w:t>ClaimAmount,ClaimStatus</w:t>
-      </w:r>
-      <w:proofErr w:type="spellEnd"/>
-      <w:proofErr w:type="gramEnd"/>
-      <w:r>
-        <w:rPr>
-          <w:rFonts w:ascii="Consolas" w:eastAsia="Consolas" w:hAnsi="Consolas" w:cs="Consolas"/>
-          <w:sz w:val="17"/>
-          <w:szCs w:val="17"/>
-        </w:rPr>
-        <w:t>,</w:t>
-      </w:r>
-    </w:p>
-    <w:p>
-      <w:pPr>
-        <w:pBdr>
-          <w:top w:val="single" w:sz="4" w:space="0" w:color="CCCCCC"/>
-          <w:left w:val="single" w:sz="4" w:space="0" w:color="CCCCCC"/>
-          <w:bottom w:val="single" w:sz="4" w:space="0" w:color="CCCCCC"/>
-          <w:right w:val="single" w:sz="4" w:space="0" w:color="CCCCCC"/>
-        </w:pBdr>
-        <w:shd w:val="clear" w:color="auto" w:fill="F2F2F2"/>
-        <w:spacing w:before="40" w:after="100"/>
-        <w:rPr>
-          <w:rFonts w:ascii="Consolas" w:eastAsia="Consolas" w:hAnsi="Consolas" w:cs="Consolas"/>
-          <w:sz w:val="17"/>
-          <w:szCs w:val="17"/>
-        </w:rPr>
-      </w:pPr>
-      <w:r>
-        <w:rPr>
-          <w:rFonts w:ascii="Consolas" w:eastAsia="Consolas" w:hAnsi="Consolas" w:cs="Consolas"/>
-          <w:sz w:val="17"/>
-          <w:szCs w:val="17"/>
-        </w:rPr>
-        <w:t xml:space="preserve">    PRIMARY KEY (</w:t>
-      </w:r>
-      <w:proofErr w:type="spellStart"/>
-      <w:r>
-        <w:rPr>
-          <w:rFonts w:ascii="Consolas" w:eastAsia="Consolas" w:hAnsi="Consolas" w:cs="Consolas"/>
-          <w:sz w:val="17"/>
-          <w:szCs w:val="17"/>
-        </w:rPr>
-        <w:t>PatientID</w:t>
-      </w:r>
-      <w:proofErr w:type="spellEnd"/>
-      <w:r>
-        <w:rPr>
-          <w:rFonts w:ascii="Consolas" w:eastAsia="Consolas" w:hAnsi="Consolas" w:cs="Consolas"/>
-          <w:sz w:val="17"/>
-          <w:szCs w:val="17"/>
-        </w:rPr>
-        <w:t xml:space="preserve">, </w:t>
-      </w:r>
-      <w:proofErr w:type="spellStart"/>
-      <w:r>
-        <w:rPr>
-          <w:rFonts w:ascii="Consolas" w:eastAsia="Consolas" w:hAnsi="Consolas" w:cs="Consolas"/>
-          <w:sz w:val="17"/>
-          <w:szCs w:val="17"/>
-        </w:rPr>
-        <w:t>ClaimNo</w:t>
-      </w:r>
-      <w:proofErr w:type="spellEnd"/>
-      <w:r>
-        <w:rPr>
-          <w:rFonts w:ascii="Consolas" w:eastAsia="Consolas" w:hAnsi="Consolas" w:cs="Consolas"/>
-          <w:sz w:val="17"/>
-          <w:szCs w:val="17"/>
-        </w:rPr>
-        <w:t>),</w:t>
-      </w:r>
-    </w:p>
-    <w:p>
-      <w:pPr>
-        <w:pBdr>
-          <w:top w:val="single" w:sz="4" w:space="0" w:color="CCCCCC"/>
-          <w:left w:val="single" w:sz="4" w:space="0" w:color="CCCCCC"/>
-          <w:bottom w:val="single" w:sz="4" w:space="0" w:color="CCCCCC"/>
-          <w:right w:val="single" w:sz="4" w:space="0" w:color="CCCCCC"/>
-        </w:pBdr>
-        <w:shd w:val="clear" w:color="auto" w:fill="F2F2F2"/>
-        <w:spacing w:before="40" w:after="100"/>
-        <w:rPr>
-          <w:rFonts w:ascii="Consolas" w:eastAsia="Consolas" w:hAnsi="Consolas" w:cs="Consolas"/>
-          <w:sz w:val="17"/>
-          <w:szCs w:val="17"/>
-        </w:rPr>
-      </w:pPr>
-      <w:r>
-        <w:rPr>
-          <w:rFonts w:ascii="Consolas" w:eastAsia="Consolas" w:hAnsi="Consolas" w:cs="Consolas"/>
-          <w:sz w:val="17"/>
-          <w:szCs w:val="17"/>
-        </w:rPr>
-        <w:t xml:space="preserve">    FOREIGN KEY (</w:t>
-      </w:r>
-      <w:proofErr w:type="spellStart"/>
-      <w:r>
-        <w:rPr>
-          <w:rFonts w:ascii="Consolas" w:eastAsia="Consolas" w:hAnsi="Consolas" w:cs="Consolas"/>
-          <w:sz w:val="17"/>
-          <w:szCs w:val="17"/>
-        </w:rPr>
-        <w:t>PatientID</w:t>
-      </w:r>
-      <w:proofErr w:type="spellEnd"/>
-      <w:r>
-        <w:rPr>
-          <w:rFonts w:ascii="Consolas" w:eastAsia="Consolas" w:hAnsi="Consolas" w:cs="Consolas"/>
-          <w:sz w:val="17"/>
-          <w:szCs w:val="17"/>
-        </w:rPr>
-        <w:t xml:space="preserve">) REFERENCES </w:t>
-      </w:r>
-      <w:proofErr w:type="gramStart"/>
-      <w:r>
-        <w:rPr>
-          <w:rFonts w:ascii="Consolas" w:eastAsia="Consolas" w:hAnsi="Consolas" w:cs="Consolas"/>
-          <w:sz w:val="17"/>
-          <w:szCs w:val="17"/>
-        </w:rPr>
-        <w:t>Patient(</w:t>
-      </w:r>
-      <w:proofErr w:type="spellStart"/>
-      <w:proofErr w:type="gramEnd"/>
+      <w:r>
+        <w:rPr>
+          <w:rFonts w:ascii="Consolas" w:eastAsia="Consolas" w:hAnsi="Consolas" w:cs="Consolas"/>
+          <w:sz w:val="17"/>
+          <w:szCs w:val="17"/>
+        </w:rPr>
+        <w:t>FK</w:t>
+      </w:r>
+      <w:r>
+        <w:rPr>
+          <w:rFonts w:ascii="Consolas" w:eastAsia="Consolas" w:hAnsi="Consolas" w:cs="Consolas"/>
+          <w:sz w:val="17"/>
+          <w:szCs w:val="17"/>
+        </w:rPr>
+        <w:t>(</w:t>
+      </w:r>
+      <w:proofErr w:type="spellStart"/>
       <w:r>
         <w:rPr>
           <w:rFonts w:ascii="Consolas" w:eastAsia="Consolas" w:hAnsi="Consolas" w:cs="Consolas"/>
@@ -5242,6 +5260,7 @@
   <w:style w:type="character" w:default="1" w:styleId="DefaultParagraphFont">
     <w:name w:val="Default Paragraph Font"/>
     <w:uiPriority w:val="1"/>
+    <w:semiHidden/>
     <w:unhideWhenUsed/>
   </w:style>
   <w:style w:type="table" w:default="1" w:styleId="TableNormal">
